--- a/Qué es React JS.docx
+++ b/Qué es React JS.docx
@@ -4458,6 +4458,2615 @@
       <w:proofErr w:type="gramEnd"/>
       <w:r>
         <w:t>;</w:t>
+      </w:r>
+    </w:p>
+    <w:p/>
+    <w:p>
+      <w:pPr>
+        <w:rPr>
+          <w:lang w:val="es-AR"/>
+        </w:rPr>
+      </w:pPr>
+      <w:r>
+        <w:rPr>
+          <w:lang w:val="es-AR"/>
+        </w:rPr>
+        <w:t xml:space="preserve">Este botón recibe un texto y una función de clic a través de </w:t>
+      </w:r>
+      <w:proofErr w:type="spellStart"/>
+      <w:r>
+        <w:rPr>
+          <w:lang w:val="es-AR"/>
+        </w:rPr>
+        <w:t>props</w:t>
+      </w:r>
+      <w:proofErr w:type="spellEnd"/>
+      <w:r>
+        <w:rPr>
+          <w:lang w:val="es-AR"/>
+        </w:rPr>
+        <w:t>, sin gestionar datos propios.</w:t>
+      </w:r>
+    </w:p>
+    <w:p>
+      <w:pPr>
+        <w:rPr>
+          <w:b/>
+          <w:bCs/>
+          <w:lang w:val="es-AR"/>
+        </w:rPr>
+      </w:pPr>
+      <w:r>
+        <w:rPr>
+          <w:b/>
+          <w:bCs/>
+          <w:lang w:val="es-AR"/>
+        </w:rPr>
+        <w:t>Componentes contenedores</w:t>
+      </w:r>
+    </w:p>
+    <w:p>
+      <w:pPr>
+        <w:rPr>
+          <w:lang w:val="es-AR"/>
+        </w:rPr>
+      </w:pPr>
+      <w:r>
+        <w:rPr>
+          <w:lang w:val="es-AR"/>
+        </w:rPr>
+        <w:t>Los componentes contenedores, también llamados </w:t>
+      </w:r>
+      <w:proofErr w:type="spellStart"/>
+      <w:r>
+        <w:rPr>
+          <w:b/>
+          <w:bCs/>
+          <w:lang w:val="es-AR"/>
+        </w:rPr>
+        <w:t>Stateful</w:t>
+      </w:r>
+      <w:proofErr w:type="spellEnd"/>
+      <w:r>
+        <w:rPr>
+          <w:b/>
+          <w:bCs/>
+          <w:lang w:val="es-AR"/>
+        </w:rPr>
+        <w:t xml:space="preserve"> </w:t>
+      </w:r>
+      <w:proofErr w:type="spellStart"/>
+      <w:r>
+        <w:rPr>
+          <w:b/>
+          <w:bCs/>
+          <w:lang w:val="es-AR"/>
+        </w:rPr>
+        <w:t>Components</w:t>
+      </w:r>
+      <w:proofErr w:type="spellEnd"/>
+      <w:r>
+        <w:rPr>
+          <w:lang w:val="es-AR"/>
+        </w:rPr>
+        <w:t>, se encargan de gestionar el estado de la aplicación y la lógica de negocio. Estos componentes encapsulan a otros componentes y les proveen de las propiedades que necesitan para funcionar.</w:t>
+      </w:r>
+    </w:p>
+    <w:p>
+      <w:pPr>
+        <w:rPr>
+          <w:lang w:val="es-AR"/>
+        </w:rPr>
+      </w:pPr>
+      <w:r>
+        <w:rPr>
+          <w:b/>
+          <w:bCs/>
+          <w:lang w:val="es-AR"/>
+        </w:rPr>
+        <w:t>Características de los componentes contenedores:</w:t>
+      </w:r>
+    </w:p>
+    <w:p>
+      <w:pPr>
+        <w:numPr>
+          <w:ilvl w:val="0"/>
+          <w:numId w:val="6"/>
+        </w:numPr>
+        <w:rPr>
+          <w:lang w:val="es-AR"/>
+        </w:rPr>
+      </w:pPr>
+      <w:r>
+        <w:rPr>
+          <w:b/>
+          <w:bCs/>
+          <w:lang w:val="es-AR"/>
+        </w:rPr>
+        <w:t>Gestión de Datos:</w:t>
+      </w:r>
+      <w:r>
+        <w:rPr>
+          <w:lang w:val="es-AR"/>
+        </w:rPr>
+        <w:t xml:space="preserve"> Interactúan con </w:t>
+      </w:r>
+      <w:proofErr w:type="spellStart"/>
+      <w:r>
+        <w:rPr>
+          <w:lang w:val="es-AR"/>
+        </w:rPr>
+        <w:t>APIs</w:t>
+      </w:r>
+      <w:proofErr w:type="spellEnd"/>
+      <w:r>
+        <w:rPr>
+          <w:lang w:val="es-AR"/>
+        </w:rPr>
+        <w:t>, manejan el estado y gestionan los flujos de datos.</w:t>
+      </w:r>
+    </w:p>
+    <w:p>
+      <w:pPr>
+        <w:numPr>
+          <w:ilvl w:val="0"/>
+          <w:numId w:val="6"/>
+        </w:numPr>
+        <w:rPr>
+          <w:lang w:val="es-AR"/>
+        </w:rPr>
+      </w:pPr>
+      <w:r>
+        <w:rPr>
+          <w:b/>
+          <w:bCs/>
+          <w:lang w:val="es-AR"/>
+        </w:rPr>
+        <w:t>Encapsulan la Lógica:</w:t>
+      </w:r>
+      <w:r>
+        <w:rPr>
+          <w:lang w:val="es-AR"/>
+        </w:rPr>
+        <w:t> Contienen la lógica que define cómo se comporta la aplicación y transmiten esta lógica a los componentes de presentación.</w:t>
+      </w:r>
+    </w:p>
+    <w:p>
+      <w:pPr>
+        <w:numPr>
+          <w:ilvl w:val="0"/>
+          <w:numId w:val="6"/>
+        </w:numPr>
+        <w:rPr>
+          <w:lang w:val="es-AR"/>
+        </w:rPr>
+      </w:pPr>
+      <w:r>
+        <w:rPr>
+          <w:b/>
+          <w:bCs/>
+          <w:lang w:val="es-AR"/>
+        </w:rPr>
+        <w:t>Comunicación entre Componentes:</w:t>
+      </w:r>
+      <w:r>
+        <w:rPr>
+          <w:lang w:val="es-AR"/>
+        </w:rPr>
+        <w:t> Gestionan cómo los componentes hijos interactúan entre sí y con la fuente de datos.</w:t>
+      </w:r>
+    </w:p>
+    <w:p>
+      <w:pPr>
+        <w:rPr>
+          <w:lang w:val="es-AR"/>
+        </w:rPr>
+      </w:pPr>
+      <w:r>
+        <w:rPr>
+          <w:b/>
+          <w:bCs/>
+          <w:lang w:val="es-AR"/>
+        </w:rPr>
+        <w:t>Ejemplo de un componente contenedor:</w:t>
+      </w:r>
+    </w:p>
+    <w:p>
+      <w:proofErr w:type="spellStart"/>
+      <w:r>
+        <w:t>import</w:t>
+      </w:r>
+      <w:proofErr w:type="spellEnd"/>
+      <w:r>
+        <w:t xml:space="preserve"> </w:t>
+      </w:r>
+      <w:proofErr w:type="gramStart"/>
+      <w:r>
+        <w:t xml:space="preserve">{ </w:t>
+      </w:r>
+      <w:proofErr w:type="spellStart"/>
+      <w:r>
+        <w:t>useState</w:t>
+      </w:r>
+      <w:proofErr w:type="spellEnd"/>
+      <w:proofErr w:type="gramEnd"/>
+      <w:r>
+        <w:t xml:space="preserve"> } </w:t>
+      </w:r>
+      <w:proofErr w:type="spellStart"/>
+      <w:r>
+        <w:t>from</w:t>
+      </w:r>
+      <w:proofErr w:type="spellEnd"/>
+      <w:r>
+        <w:t xml:space="preserve"> '</w:t>
+      </w:r>
+      <w:proofErr w:type="spellStart"/>
+      <w:r>
+        <w:t>react</w:t>
+      </w:r>
+      <w:proofErr w:type="spellEnd"/>
+      <w:r>
+        <w:t>';</w:t>
+      </w:r>
+    </w:p>
+    <w:p>
+      <w:proofErr w:type="spellStart"/>
+      <w:r>
+        <w:t>const</w:t>
+      </w:r>
+      <w:proofErr w:type="spellEnd"/>
+      <w:r>
+        <w:t xml:space="preserve"> </w:t>
+      </w:r>
+      <w:proofErr w:type="spellStart"/>
+      <w:r>
+        <w:t>FormContainer</w:t>
+      </w:r>
+      <w:proofErr w:type="spellEnd"/>
+      <w:r>
+        <w:t xml:space="preserve"> = () =&gt; {</w:t>
+      </w:r>
+    </w:p>
+    <w:p>
+      <w:r>
+        <w:t xml:space="preserve">  </w:t>
+      </w:r>
+      <w:proofErr w:type="spellStart"/>
+      <w:r>
+        <w:t>const</w:t>
+      </w:r>
+      <w:proofErr w:type="spellEnd"/>
+      <w:r>
+        <w:t xml:space="preserve"> [</w:t>
+      </w:r>
+      <w:proofErr w:type="spellStart"/>
+      <w:r>
+        <w:t>inputValue</w:t>
+      </w:r>
+      <w:proofErr w:type="spellEnd"/>
+      <w:r>
+        <w:t xml:space="preserve">, </w:t>
+      </w:r>
+      <w:proofErr w:type="spellStart"/>
+      <w:r>
+        <w:t>setInputValue</w:t>
+      </w:r>
+      <w:proofErr w:type="spellEnd"/>
+      <w:r>
+        <w:t xml:space="preserve">] = </w:t>
+      </w:r>
+      <w:proofErr w:type="spellStart"/>
+      <w:proofErr w:type="gramStart"/>
+      <w:r>
+        <w:t>useState</w:t>
+      </w:r>
+      <w:proofErr w:type="spellEnd"/>
+      <w:r>
+        <w:t>(</w:t>
+      </w:r>
+      <w:proofErr w:type="gramEnd"/>
+      <w:r>
+        <w:t>'');</w:t>
+      </w:r>
+    </w:p>
+    <w:p>
+      <w:r>
+        <w:t xml:space="preserve">  </w:t>
+      </w:r>
+      <w:proofErr w:type="spellStart"/>
+      <w:r>
+        <w:t>const</w:t>
+      </w:r>
+      <w:proofErr w:type="spellEnd"/>
+      <w:r>
+        <w:t xml:space="preserve"> </w:t>
+      </w:r>
+      <w:proofErr w:type="spellStart"/>
+      <w:r>
+        <w:t>handleChange</w:t>
+      </w:r>
+      <w:proofErr w:type="spellEnd"/>
+      <w:r>
+        <w:t xml:space="preserve"> = (</w:t>
+      </w:r>
+      <w:proofErr w:type="spellStart"/>
+      <w:r>
+        <w:t>event</w:t>
+      </w:r>
+      <w:proofErr w:type="spellEnd"/>
+      <w:r>
+        <w:t>) =&gt; {</w:t>
+      </w:r>
+    </w:p>
+    <w:p>
+      <w:r>
+        <w:t xml:space="preserve">    </w:t>
+      </w:r>
+      <w:proofErr w:type="spellStart"/>
+      <w:r>
+        <w:t>setInputValue</w:t>
+      </w:r>
+      <w:proofErr w:type="spellEnd"/>
+      <w:r>
+        <w:t>(</w:t>
+      </w:r>
+      <w:proofErr w:type="spellStart"/>
+      <w:proofErr w:type="gramStart"/>
+      <w:r>
+        <w:t>event.target</w:t>
+      </w:r>
+      <w:proofErr w:type="gramEnd"/>
+      <w:r>
+        <w:t>.value</w:t>
+      </w:r>
+      <w:proofErr w:type="spellEnd"/>
+      <w:r>
+        <w:t>);</w:t>
+      </w:r>
+    </w:p>
+    <w:p>
+      <w:r>
+        <w:t xml:space="preserve">  };</w:t>
+      </w:r>
+    </w:p>
+    <w:p>
+      <w:r>
+        <w:t xml:space="preserve">  </w:t>
+      </w:r>
+      <w:proofErr w:type="spellStart"/>
+      <w:r>
+        <w:t>return</w:t>
+      </w:r>
+      <w:proofErr w:type="spellEnd"/>
+      <w:r>
+        <w:t xml:space="preserve"> &lt;</w:t>
+      </w:r>
+      <w:proofErr w:type="spellStart"/>
+      <w:r>
+        <w:t>InputComponent</w:t>
+      </w:r>
+      <w:proofErr w:type="spellEnd"/>
+      <w:r>
+        <w:t xml:space="preserve"> </w:t>
+      </w:r>
+      <w:proofErr w:type="spellStart"/>
+      <w:r>
+        <w:t>value</w:t>
+      </w:r>
+      <w:proofErr w:type="spellEnd"/>
+      <w:r>
+        <w:t>={</w:t>
+      </w:r>
+      <w:proofErr w:type="spellStart"/>
+      <w:r>
+        <w:t>inputValue</w:t>
+      </w:r>
+      <w:proofErr w:type="spellEnd"/>
+      <w:r>
+        <w:t xml:space="preserve">} </w:t>
+      </w:r>
+      <w:proofErr w:type="spellStart"/>
+      <w:r>
+        <w:t>onChange</w:t>
+      </w:r>
+      <w:proofErr w:type="spellEnd"/>
+      <w:r>
+        <w:t>={</w:t>
+      </w:r>
+      <w:proofErr w:type="spellStart"/>
+      <w:r>
+        <w:t>handleChange</w:t>
+      </w:r>
+      <w:proofErr w:type="spellEnd"/>
+      <w:r>
+        <w:t>} /&gt;;</w:t>
+      </w:r>
+    </w:p>
+    <w:p>
+      <w:r>
+        <w:t>};</w:t>
+      </w:r>
+    </w:p>
+    <w:p>
+      <w:proofErr w:type="spellStart"/>
+      <w:r>
+        <w:t>const</w:t>
+      </w:r>
+      <w:proofErr w:type="spellEnd"/>
+      <w:r>
+        <w:t xml:space="preserve"> </w:t>
+      </w:r>
+      <w:proofErr w:type="spellStart"/>
+      <w:r>
+        <w:t>InputComponent</w:t>
+      </w:r>
+      <w:proofErr w:type="spellEnd"/>
+      <w:r>
+        <w:t xml:space="preserve"> = </w:t>
+      </w:r>
+      <w:proofErr w:type="gramStart"/>
+      <w:r>
+        <w:t xml:space="preserve">({ </w:t>
+      </w:r>
+      <w:proofErr w:type="spellStart"/>
+      <w:r>
+        <w:t>value</w:t>
+      </w:r>
+      <w:proofErr w:type="spellEnd"/>
+      <w:proofErr w:type="gramEnd"/>
+      <w:r>
+        <w:t xml:space="preserve">, </w:t>
+      </w:r>
+      <w:proofErr w:type="spellStart"/>
+      <w:proofErr w:type="gramStart"/>
+      <w:r>
+        <w:t>onChange</w:t>
+      </w:r>
+      <w:proofErr w:type="spellEnd"/>
+      <w:r>
+        <w:t xml:space="preserve"> }</w:t>
+      </w:r>
+      <w:proofErr w:type="gramEnd"/>
+      <w:r>
+        <w:t>) =&gt; {</w:t>
+      </w:r>
+    </w:p>
+    <w:p>
+      <w:r>
+        <w:t xml:space="preserve">  </w:t>
+      </w:r>
+      <w:proofErr w:type="spellStart"/>
+      <w:r>
+        <w:t>return</w:t>
+      </w:r>
+      <w:proofErr w:type="spellEnd"/>
+      <w:r>
+        <w:t xml:space="preserve"> &lt;input </w:t>
+      </w:r>
+      <w:proofErr w:type="spellStart"/>
+      <w:r>
+        <w:t>type</w:t>
+      </w:r>
+      <w:proofErr w:type="spellEnd"/>
+      <w:r>
+        <w:t>="</w:t>
+      </w:r>
+      <w:proofErr w:type="spellStart"/>
+      <w:r>
+        <w:t>text</w:t>
+      </w:r>
+      <w:proofErr w:type="spellEnd"/>
+      <w:r>
+        <w:t xml:space="preserve">" </w:t>
+      </w:r>
+      <w:proofErr w:type="spellStart"/>
+      <w:r>
+        <w:t>value</w:t>
+      </w:r>
+      <w:proofErr w:type="spellEnd"/>
+      <w:r>
+        <w:t>={</w:t>
+      </w:r>
+      <w:proofErr w:type="spellStart"/>
+      <w:r>
+        <w:t>value</w:t>
+      </w:r>
+      <w:proofErr w:type="spellEnd"/>
+      <w:r>
+        <w:t xml:space="preserve">} </w:t>
+      </w:r>
+      <w:proofErr w:type="spellStart"/>
+      <w:r>
+        <w:t>onChange</w:t>
+      </w:r>
+      <w:proofErr w:type="spellEnd"/>
+      <w:r>
+        <w:t>={</w:t>
+      </w:r>
+      <w:proofErr w:type="spellStart"/>
+      <w:r>
+        <w:t>onChange</w:t>
+      </w:r>
+      <w:proofErr w:type="spellEnd"/>
+      <w:r>
+        <w:t>} /&gt;;</w:t>
+      </w:r>
+    </w:p>
+    <w:p>
+      <w:r>
+        <w:t>};</w:t>
+      </w:r>
+    </w:p>
+    <w:p>
+      <w:pPr>
+        <w:rPr>
+          <w:lang w:val="es-AR"/>
+        </w:rPr>
+      </w:pPr>
+      <w:r>
+        <w:rPr>
+          <w:lang w:val="es-AR"/>
+        </w:rPr>
+        <w:t>En este ejemplo, </w:t>
+      </w:r>
+    </w:p>
+    <w:p>
+      <w:pPr>
+        <w:rPr>
+          <w:lang w:val="es-AR"/>
+        </w:rPr>
+      </w:pPr>
+      <w:proofErr w:type="spellStart"/>
+      <w:r>
+        <w:rPr>
+          <w:lang w:val="es-AR"/>
+        </w:rPr>
+        <w:t>FormContainer</w:t>
+      </w:r>
+      <w:proofErr w:type="spellEnd"/>
+    </w:p>
+    <w:p>
+      <w:pPr>
+        <w:rPr>
+          <w:lang w:val="es-AR"/>
+        </w:rPr>
+      </w:pPr>
+      <w:r>
+        <w:rPr>
+          <w:lang w:val="es-AR"/>
+        </w:rPr>
+        <w:t> gestiona el estado del input y transmite los datos al </w:t>
+      </w:r>
+    </w:p>
+    <w:p>
+      <w:pPr>
+        <w:rPr>
+          <w:lang w:val="es-AR"/>
+        </w:rPr>
+      </w:pPr>
+      <w:proofErr w:type="spellStart"/>
+      <w:r>
+        <w:rPr>
+          <w:lang w:val="es-AR"/>
+        </w:rPr>
+        <w:lastRenderedPageBreak/>
+        <w:t>InputComponent</w:t>
+      </w:r>
+      <w:proofErr w:type="spellEnd"/>
+    </w:p>
+    <w:p>
+      <w:pPr>
+        <w:rPr>
+          <w:lang w:val="es-AR"/>
+        </w:rPr>
+      </w:pPr>
+      <w:r>
+        <w:rPr>
+          <w:lang w:val="es-AR"/>
+        </w:rPr>
+        <w:t>, que solo se encarga de mostrar el campo de texto.</w:t>
+      </w:r>
+    </w:p>
+    <w:p>
+      <w:pPr>
+        <w:rPr>
+          <w:lang w:val="es-AR"/>
+        </w:rPr>
+      </w:pPr>
+      <w:r>
+        <w:rPr>
+          <w:b/>
+          <w:bCs/>
+          <w:lang w:val="es-AR"/>
+        </w:rPr>
+        <w:t>Beneficios de esta clasificación</w:t>
+      </w:r>
+    </w:p>
+    <w:p>
+      <w:pPr>
+        <w:numPr>
+          <w:ilvl w:val="0"/>
+          <w:numId w:val="7"/>
+        </w:numPr>
+        <w:rPr>
+          <w:lang w:val="es-AR"/>
+        </w:rPr>
+      </w:pPr>
+      <w:r>
+        <w:rPr>
+          <w:b/>
+          <w:bCs/>
+          <w:lang w:val="es-AR"/>
+        </w:rPr>
+        <w:t>Separación Clara de Lógica y Presentación:</w:t>
+      </w:r>
+      <w:r>
+        <w:rPr>
+          <w:lang w:val="es-AR"/>
+        </w:rPr>
+        <w:t> Facilita la comprensión del código y permite a los desarrolladores enfocarse en tareas específicas sin mezclar lógica de negocio con aspectos visuales.</w:t>
+      </w:r>
+    </w:p>
+    <w:p>
+      <w:pPr>
+        <w:numPr>
+          <w:ilvl w:val="0"/>
+          <w:numId w:val="7"/>
+        </w:numPr>
+        <w:rPr>
+          <w:lang w:val="es-AR"/>
+        </w:rPr>
+      </w:pPr>
+      <w:r>
+        <w:rPr>
+          <w:b/>
+          <w:bCs/>
+          <w:lang w:val="es-AR"/>
+        </w:rPr>
+        <w:t>Mantenimiento Sencillo:</w:t>
+      </w:r>
+      <w:r>
+        <w:rPr>
+          <w:lang w:val="es-AR"/>
+        </w:rPr>
+        <w:t> Al tener responsabilidades bien definidas, actualizar o modificar componentes es más fácil y menos propenso a errores.</w:t>
+      </w:r>
+    </w:p>
+    <w:p>
+      <w:pPr>
+        <w:numPr>
+          <w:ilvl w:val="0"/>
+          <w:numId w:val="7"/>
+        </w:numPr>
+        <w:rPr>
+          <w:lang w:val="es-AR"/>
+        </w:rPr>
+      </w:pPr>
+      <w:r>
+        <w:rPr>
+          <w:b/>
+          <w:bCs/>
+          <w:lang w:val="es-AR"/>
+        </w:rPr>
+        <w:t>Facilita la Escalabilidad:</w:t>
+      </w:r>
+      <w:r>
+        <w:rPr>
+          <w:lang w:val="es-AR"/>
+        </w:rPr>
+        <w:t> Esta estructura modular permite que aplicaciones complejas se construyan de manera más ordenada y que nuevos componentes se integren sin dificultad.</w:t>
+      </w:r>
+    </w:p>
+    <w:p>
+      <w:pPr>
+        <w:rPr>
+          <w:lang w:val="es-AR"/>
+        </w:rPr>
+      </w:pPr>
+      <w:r>
+        <w:rPr>
+          <w:lang w:val="es-AR"/>
+        </w:rPr>
+        <w:t xml:space="preserve">Entender la clasificación de componentes en </w:t>
+      </w:r>
+      <w:proofErr w:type="spellStart"/>
+      <w:r>
+        <w:rPr>
+          <w:lang w:val="es-AR"/>
+        </w:rPr>
+        <w:t>React</w:t>
+      </w:r>
+      <w:proofErr w:type="spellEnd"/>
+      <w:r>
+        <w:rPr>
+          <w:lang w:val="es-AR"/>
+        </w:rPr>
+        <w:t xml:space="preserve"> y aplicar este enfoque en tus proyectos mejorará la calidad de tu código, hará tu aplicación más mantenible y reducirá el esfuerzo necesario para implementar nuevas funcionalidades.</w:t>
+      </w:r>
+    </w:p>
+    <w:p>
+      <w:pPr>
+        <w:rPr>
+          <w:b/>
+          <w:bCs/>
+          <w:lang w:val="es-AR"/>
+        </w:rPr>
+      </w:pPr>
+      <w:r>
+        <w:rPr>
+          <w:b/>
+          <w:bCs/>
+          <w:lang w:val="es-AR"/>
+        </w:rPr>
+        <w:t xml:space="preserve">La Importancia de los estados en la dinámica de las interfaces </w:t>
+      </w:r>
+      <w:proofErr w:type="spellStart"/>
+      <w:r>
+        <w:rPr>
+          <w:b/>
+          <w:bCs/>
+          <w:lang w:val="es-AR"/>
+        </w:rPr>
+        <w:t>React</w:t>
+      </w:r>
+      <w:proofErr w:type="spellEnd"/>
+    </w:p>
+    <w:p>
+      <w:pPr>
+        <w:rPr>
+          <w:lang w:val="es-AR"/>
+        </w:rPr>
+      </w:pPr>
+      <w:r>
+        <w:rPr>
+          <w:lang w:val="es-AR"/>
+        </w:rPr>
+        <w:t xml:space="preserve">En el desarrollo de aplicaciones web, uno de los desafíos más importantes es gestionar y actualizar la información que se muestra al usuario de manera eficiente y reactiva. </w:t>
+      </w:r>
+      <w:proofErr w:type="spellStart"/>
+      <w:r>
+        <w:rPr>
+          <w:lang w:val="es-AR"/>
+        </w:rPr>
+        <w:t>React</w:t>
+      </w:r>
+      <w:proofErr w:type="spellEnd"/>
+      <w:r>
+        <w:rPr>
+          <w:lang w:val="es-AR"/>
+        </w:rPr>
+        <w:t xml:space="preserve">, una de las bibliotecas más populares para construir interfaces de usuario, resuelve este desafío a través del concepto de estados. Los estados permiten que un componente "recuerde" información entre renderizados, lo que es esencial para crear aplicaciones dinámicas donde la información puede cambiar en respuesta a las interacciones del usuario. Imagina una aplicación de carrito de compras. En este contexto, el estado podría almacenar los productos seleccionados por el usuario, el número de artículos en el carrito o el total a pagar. Cada vez que el usuario agrega o elimina un producto, el estado se actualiza, y </w:t>
+      </w:r>
+      <w:proofErr w:type="spellStart"/>
+      <w:r>
+        <w:rPr>
+          <w:lang w:val="es-AR"/>
+        </w:rPr>
+        <w:t>React</w:t>
+      </w:r>
+      <w:proofErr w:type="spellEnd"/>
+      <w:r>
+        <w:rPr>
+          <w:lang w:val="es-AR"/>
+        </w:rPr>
+        <w:t xml:space="preserve"> se encarga de renderizar nuevamente solo las partes de la interfaz que han cambiado, mostrando la información actualizada al instante. Para manejar estos estados en los componentes funcionales de </w:t>
+      </w:r>
+      <w:proofErr w:type="spellStart"/>
+      <w:r>
+        <w:rPr>
+          <w:lang w:val="es-AR"/>
+        </w:rPr>
+        <w:t>React</w:t>
+      </w:r>
+      <w:proofErr w:type="spellEnd"/>
+      <w:r>
+        <w:rPr>
+          <w:lang w:val="es-AR"/>
+        </w:rPr>
+        <w:t>, existe un concepto clave conocido como "</w:t>
+      </w:r>
+      <w:proofErr w:type="spellStart"/>
+      <w:r>
+        <w:rPr>
+          <w:lang w:val="es-AR"/>
+        </w:rPr>
+        <w:t>hooks</w:t>
+      </w:r>
+      <w:proofErr w:type="spellEnd"/>
+      <w:r>
+        <w:rPr>
+          <w:lang w:val="es-AR"/>
+        </w:rPr>
+        <w:t xml:space="preserve">". Los </w:t>
+      </w:r>
+      <w:proofErr w:type="spellStart"/>
+      <w:r>
+        <w:rPr>
+          <w:lang w:val="es-AR"/>
+        </w:rPr>
+        <w:t>hooks</w:t>
+      </w:r>
+      <w:proofErr w:type="spellEnd"/>
+      <w:r>
+        <w:rPr>
+          <w:lang w:val="es-AR"/>
+        </w:rPr>
+        <w:t xml:space="preserve"> son funciones especiales que permiten acceder a características avanzadas de </w:t>
+      </w:r>
+      <w:proofErr w:type="spellStart"/>
+      <w:r>
+        <w:rPr>
+          <w:lang w:val="es-AR"/>
+        </w:rPr>
+        <w:t>React</w:t>
+      </w:r>
+      <w:proofErr w:type="spellEnd"/>
+      <w:r>
+        <w:rPr>
+          <w:lang w:val="es-AR"/>
+        </w:rPr>
+        <w:t xml:space="preserve">, como el estado o el ciclo de vida del componente, sin la necesidad de escribir componentes basados en clases. Uno de los </w:t>
+      </w:r>
+      <w:proofErr w:type="spellStart"/>
+      <w:r>
+        <w:rPr>
+          <w:lang w:val="es-AR"/>
+        </w:rPr>
+        <w:t>hooks</w:t>
+      </w:r>
+      <w:proofErr w:type="spellEnd"/>
+      <w:r>
+        <w:rPr>
+          <w:lang w:val="es-AR"/>
+        </w:rPr>
+        <w:t xml:space="preserve"> más fundamentales y ampliamente utilizados es </w:t>
+      </w:r>
+      <w:proofErr w:type="spellStart"/>
+      <w:r>
+        <w:rPr>
+          <w:lang w:val="es-AR"/>
+        </w:rPr>
+        <w:t>useState</w:t>
+      </w:r>
+      <w:proofErr w:type="spellEnd"/>
+      <w:r>
+        <w:rPr>
+          <w:lang w:val="es-AR"/>
+        </w:rPr>
+        <w:t xml:space="preserve">. </w:t>
+      </w:r>
+      <w:proofErr w:type="spellStart"/>
+      <w:r>
+        <w:rPr>
+          <w:lang w:val="es-AR"/>
+        </w:rPr>
+        <w:t>useState</w:t>
+      </w:r>
+      <w:proofErr w:type="spellEnd"/>
+      <w:r>
+        <w:rPr>
+          <w:lang w:val="es-AR"/>
+        </w:rPr>
+        <w:t xml:space="preserve"> es la herramienta que permite definir y gestionar estados en los componentes funcionales. Con él, puedes inicializar un estado, modificarlo, y hacer que </w:t>
+      </w:r>
+      <w:proofErr w:type="spellStart"/>
+      <w:r>
+        <w:rPr>
+          <w:lang w:val="es-AR"/>
+        </w:rPr>
+        <w:t>React</w:t>
+      </w:r>
+      <w:proofErr w:type="spellEnd"/>
+      <w:r>
+        <w:rPr>
+          <w:lang w:val="es-AR"/>
+        </w:rPr>
+        <w:t xml:space="preserve"> vuelva a renderizar el componente cada vez que el estado cambia, lo que hace que tu aplicación sea interactiva y reactiva a las acciones del usuario.</w:t>
+      </w:r>
+    </w:p>
+    <w:p>
+      <w:pPr>
+        <w:rPr>
+          <w:lang w:val="es-AR"/>
+        </w:rPr>
+      </w:pPr>
+      <w:r>
+        <w:rPr>
+          <w:lang w:val="es-AR"/>
+        </w:rPr>
+        <w:t xml:space="preserve">Comprender cómo funcionan los estados y cómo se gestionan es esencial para aprovechar al máximo las capacidades de </w:t>
+      </w:r>
+      <w:proofErr w:type="spellStart"/>
+      <w:r>
+        <w:rPr>
+          <w:lang w:val="es-AR"/>
+        </w:rPr>
+        <w:t>React</w:t>
+      </w:r>
+      <w:proofErr w:type="spellEnd"/>
+      <w:r>
+        <w:rPr>
+          <w:lang w:val="es-AR"/>
+        </w:rPr>
+        <w:t xml:space="preserve"> y construir interfaces de usuario que respondan de manera fluida y eficiente a las necesidades de los usuarios. Este conocimiento es un paso fundamental para dominar el desarrollo moderno de aplicaciones web con </w:t>
+      </w:r>
+      <w:proofErr w:type="spellStart"/>
+      <w:r>
+        <w:rPr>
+          <w:lang w:val="es-AR"/>
+        </w:rPr>
+        <w:t>React</w:t>
+      </w:r>
+      <w:proofErr w:type="spellEnd"/>
+      <w:r>
+        <w:rPr>
+          <w:lang w:val="es-AR"/>
+        </w:rPr>
+        <w:t>.</w:t>
+      </w:r>
+    </w:p>
+    <w:p>
+      <w:pPr>
+        <w:rPr>
+          <w:b/>
+          <w:bCs/>
+          <w:lang w:val="es-AR"/>
+        </w:rPr>
+      </w:pPr>
+      <w:r>
+        <w:rPr>
+          <w:b/>
+          <w:bCs/>
+          <w:lang w:val="es-AR"/>
+        </w:rPr>
+        <w:t>Recursos complementarios</w:t>
+      </w:r>
+    </w:p>
+    <w:p>
+      <w:pPr>
+        <w:rPr>
+          <w:lang w:val="es-AR"/>
+        </w:rPr>
+      </w:pPr>
+      <w:r>
+        <w:rPr>
+          <w:lang w:val="es-AR"/>
+        </w:rPr>
+        <w:t xml:space="preserve">- React.js Essentials (1 ed.). </w:t>
+      </w:r>
+      <w:proofErr w:type="gramStart"/>
+      <w:r>
+        <w:rPr>
+          <w:lang w:val="es-AR"/>
+        </w:rPr>
+        <w:t>EEUU</w:t>
+      </w:r>
+      <w:proofErr w:type="gramEnd"/>
+      <w:r>
+        <w:rPr>
+          <w:lang w:val="es-AR"/>
+        </w:rPr>
+        <w:t xml:space="preserve">, </w:t>
+      </w:r>
+      <w:proofErr w:type="spellStart"/>
+      <w:r>
+        <w:rPr>
+          <w:lang w:val="es-AR"/>
+        </w:rPr>
+        <w:t>Packt</w:t>
+      </w:r>
+      <w:proofErr w:type="spellEnd"/>
+      <w:r>
+        <w:rPr>
+          <w:lang w:val="es-AR"/>
+        </w:rPr>
+        <w:t>. | </w:t>
+      </w:r>
+      <w:proofErr w:type="spellStart"/>
+      <w:r>
+        <w:rPr>
+          <w:b/>
+          <w:bCs/>
+          <w:lang w:val="es-AR"/>
+        </w:rPr>
+        <w:t>Fedosejev</w:t>
+      </w:r>
+      <w:proofErr w:type="spellEnd"/>
+      <w:r>
+        <w:rPr>
+          <w:b/>
+          <w:bCs/>
+          <w:lang w:val="es-AR"/>
+        </w:rPr>
+        <w:t>, A. (2015)</w:t>
+      </w:r>
+    </w:p>
+    <w:p>
+      <w:pPr>
+        <w:rPr>
+          <w:lang w:val="es-AR"/>
+        </w:rPr>
+      </w:pPr>
+      <w:r>
+        <w:rPr>
+          <w:lang w:val="es-AR"/>
+        </w:rPr>
+        <w:t xml:space="preserve">- </w:t>
+      </w:r>
+      <w:proofErr w:type="spellStart"/>
+      <w:r>
+        <w:rPr>
+          <w:lang w:val="es-AR"/>
+        </w:rPr>
+        <w:t>ReactJS</w:t>
+      </w:r>
+      <w:proofErr w:type="spellEnd"/>
+      <w:r>
+        <w:rPr>
+          <w:lang w:val="es-AR"/>
+        </w:rPr>
+        <w:t xml:space="preserve"> </w:t>
+      </w:r>
+      <w:proofErr w:type="spellStart"/>
+      <w:r>
+        <w:rPr>
+          <w:lang w:val="es-AR"/>
+        </w:rPr>
+        <w:t>by</w:t>
+      </w:r>
+      <w:proofErr w:type="spellEnd"/>
+      <w:r>
+        <w:rPr>
+          <w:lang w:val="es-AR"/>
+        </w:rPr>
+        <w:t xml:space="preserve"> </w:t>
+      </w:r>
+      <w:proofErr w:type="spellStart"/>
+      <w:r>
+        <w:rPr>
+          <w:lang w:val="es-AR"/>
+        </w:rPr>
+        <w:t>Example</w:t>
+      </w:r>
+      <w:proofErr w:type="spellEnd"/>
+      <w:r>
+        <w:rPr>
+          <w:lang w:val="es-AR"/>
+        </w:rPr>
+        <w:t xml:space="preserve"> (1 ed.). </w:t>
+      </w:r>
+      <w:proofErr w:type="gramStart"/>
+      <w:r>
+        <w:rPr>
+          <w:lang w:val="es-AR"/>
+        </w:rPr>
+        <w:t>EEUU</w:t>
+      </w:r>
+      <w:proofErr w:type="gramEnd"/>
+      <w:r>
+        <w:rPr>
+          <w:lang w:val="es-AR"/>
+        </w:rPr>
+        <w:t xml:space="preserve">, </w:t>
+      </w:r>
+      <w:proofErr w:type="spellStart"/>
+      <w:r>
+        <w:rPr>
+          <w:lang w:val="es-AR"/>
+        </w:rPr>
+        <w:t>Packt</w:t>
+      </w:r>
+      <w:proofErr w:type="spellEnd"/>
+      <w:r>
+        <w:rPr>
+          <w:lang w:val="es-AR"/>
+        </w:rPr>
+        <w:t>. | </w:t>
+      </w:r>
+      <w:proofErr w:type="spellStart"/>
+      <w:r>
+        <w:rPr>
+          <w:b/>
+          <w:bCs/>
+          <w:lang w:val="es-AR"/>
+        </w:rPr>
+        <w:t>Amler</w:t>
+      </w:r>
+      <w:proofErr w:type="spellEnd"/>
+      <w:r>
+        <w:rPr>
+          <w:b/>
+          <w:bCs/>
+          <w:lang w:val="es-AR"/>
+        </w:rPr>
+        <w:t xml:space="preserve"> (2016)</w:t>
+      </w:r>
+    </w:p>
+    <w:p>
+      <w:pPr>
+        <w:rPr>
+          <w:lang w:val="es-AR"/>
+        </w:rPr>
+      </w:pPr>
+      <w:r>
+        <w:rPr>
+          <w:lang w:val="es-AR"/>
+        </w:rPr>
+        <w:lastRenderedPageBreak/>
+        <w:t xml:space="preserve">- </w:t>
+      </w:r>
+      <w:proofErr w:type="spellStart"/>
+      <w:r>
+        <w:rPr>
+          <w:lang w:val="es-AR"/>
+        </w:rPr>
+        <w:t>ReactJS</w:t>
+      </w:r>
+      <w:proofErr w:type="spellEnd"/>
+      <w:r>
+        <w:rPr>
+          <w:lang w:val="es-AR"/>
+        </w:rPr>
+        <w:t xml:space="preserve"> </w:t>
+      </w:r>
+      <w:proofErr w:type="spellStart"/>
+      <w:r>
+        <w:rPr>
+          <w:lang w:val="es-AR"/>
+        </w:rPr>
+        <w:t>Cookbook</w:t>
+      </w:r>
+      <w:proofErr w:type="spellEnd"/>
+      <w:r>
+        <w:rPr>
+          <w:lang w:val="es-AR"/>
+        </w:rPr>
+        <w:t xml:space="preserve"> (1 ed.). </w:t>
+      </w:r>
+      <w:proofErr w:type="gramStart"/>
+      <w:r>
+        <w:rPr>
+          <w:lang w:val="es-AR"/>
+        </w:rPr>
+        <w:t>EEUU</w:t>
+      </w:r>
+      <w:proofErr w:type="gramEnd"/>
+      <w:r>
+        <w:rPr>
+          <w:lang w:val="es-AR"/>
+        </w:rPr>
+        <w:t xml:space="preserve">, </w:t>
+      </w:r>
+      <w:proofErr w:type="spellStart"/>
+      <w:proofErr w:type="gramStart"/>
+      <w:r>
+        <w:rPr>
+          <w:lang w:val="es-AR"/>
+        </w:rPr>
+        <w:t>Packt</w:t>
+      </w:r>
+      <w:proofErr w:type="spellEnd"/>
+      <w:r>
+        <w:rPr>
+          <w:lang w:val="es-AR"/>
+        </w:rPr>
+        <w:t>.|</w:t>
+      </w:r>
+      <w:proofErr w:type="gramEnd"/>
+      <w:r>
+        <w:rPr>
+          <w:lang w:val="es-AR"/>
+        </w:rPr>
+        <w:t> </w:t>
+      </w:r>
+      <w:r>
+        <w:rPr>
+          <w:b/>
+          <w:bCs/>
+          <w:lang w:val="es-AR"/>
+        </w:rPr>
+        <w:t>Stein, J. (2016)</w:t>
+      </w:r>
+    </w:p>
+    <w:p>
+      <w:pPr>
+        <w:rPr>
+          <w:lang w:val="es-AR"/>
+        </w:rPr>
+      </w:pPr>
+      <w:r>
+        <w:rPr>
+          <w:lang w:val="es-AR"/>
+        </w:rPr>
+        <w:t>- </w:t>
+      </w:r>
+      <w:hyperlink r:id="rId10" w:tgtFrame="_blank" w:history="1">
+        <w:r>
+          <w:rPr>
+            <w:rStyle w:val="Hipervnculo"/>
+            <w:lang w:val="es-AR"/>
+          </w:rPr>
+          <w:t>https://caniuse.com</w:t>
+        </w:r>
+      </w:hyperlink>
+      <w:r>
+        <w:rPr>
+          <w:lang w:val="es-AR"/>
+        </w:rPr>
+        <w:t> | </w:t>
+      </w:r>
+      <w:r>
+        <w:rPr>
+          <w:b/>
+          <w:bCs/>
+          <w:lang w:val="es-AR"/>
+        </w:rPr>
+        <w:t>Can I use</w:t>
+      </w:r>
+    </w:p>
+    <w:p>
+      <w:pPr>
+        <w:rPr>
+          <w:b/>
+          <w:bCs/>
+          <w:lang w:val="es-AR"/>
+        </w:rPr>
+      </w:pPr>
+      <w:r>
+        <w:rPr>
+          <w:b/>
+          <w:bCs/>
+          <w:lang w:val="es-AR"/>
+        </w:rPr>
+        <w:t>Scripts</w:t>
+      </w:r>
+    </w:p>
+    <w:p>
+      <w:pPr>
+        <w:numPr>
+          <w:ilvl w:val="0"/>
+          <w:numId w:val="8"/>
+        </w:numPr>
+        <w:rPr>
+          <w:lang w:val="es-AR"/>
+        </w:rPr>
+      </w:pPr>
+      <w:hyperlink r:id="rId11" w:tgtFrame="_blank" w:history="1">
+        <w:r>
+          <w:rPr>
+            <w:rStyle w:val="Hipervnculo"/>
+            <w:lang w:val="es-AR"/>
+          </w:rPr>
+          <w:t>JSX</w:t>
+        </w:r>
+      </w:hyperlink>
+    </w:p>
+    <w:p>
+      <w:pPr>
+        <w:numPr>
+          <w:ilvl w:val="0"/>
+          <w:numId w:val="8"/>
+        </w:numPr>
+        <w:rPr>
+          <w:lang w:val="es-AR"/>
+        </w:rPr>
+      </w:pPr>
+      <w:hyperlink r:id="rId12" w:tgtFrame="_blank" w:history="1">
+        <w:r>
+          <w:rPr>
+            <w:rStyle w:val="Hipervnculo"/>
+            <w:lang w:val="es-AR"/>
+          </w:rPr>
+          <w:t xml:space="preserve">Componentes y </w:t>
+        </w:r>
+        <w:proofErr w:type="spellStart"/>
+        <w:r>
+          <w:rPr>
+            <w:rStyle w:val="Hipervnculo"/>
+            <w:lang w:val="es-AR"/>
+          </w:rPr>
+          <w:t>props</w:t>
+        </w:r>
+        <w:proofErr w:type="spellEnd"/>
+      </w:hyperlink>
+    </w:p>
+    <w:p>
+      <w:pPr>
+        <w:numPr>
+          <w:ilvl w:val="0"/>
+          <w:numId w:val="8"/>
+        </w:numPr>
+        <w:rPr>
+          <w:lang w:val="es-AR"/>
+        </w:rPr>
+      </w:pPr>
+      <w:hyperlink r:id="rId13" w:tgtFrame="_blank" w:history="1">
+        <w:proofErr w:type="spellStart"/>
+        <w:r>
+          <w:rPr>
+            <w:rStyle w:val="Hipervnculo"/>
+            <w:lang w:val="es-AR"/>
+          </w:rPr>
+          <w:t>useS</w:t>
+        </w:r>
+        <w:r>
+          <w:rPr>
+            <w:rStyle w:val="Hipervnculo"/>
+            <w:lang w:val="es-AR"/>
+          </w:rPr>
+          <w:t>t</w:t>
+        </w:r>
+        <w:r>
+          <w:rPr>
+            <w:rStyle w:val="Hipervnculo"/>
+            <w:lang w:val="es-AR"/>
+          </w:rPr>
+          <w:t>ate</w:t>
+        </w:r>
+        <w:proofErr w:type="spellEnd"/>
+      </w:hyperlink>
+    </w:p>
+    <w:p>
+      <w:pPr>
+        <w:numPr>
+          <w:ilvl w:val="0"/>
+          <w:numId w:val="8"/>
+        </w:numPr>
+        <w:rPr>
+          <w:lang w:val="es-AR"/>
+        </w:rPr>
+      </w:pPr>
+      <w:hyperlink r:id="rId14" w:tgtFrame="_blank" w:history="1">
+        <w:proofErr w:type="spellStart"/>
+        <w:r>
+          <w:rPr>
+            <w:rStyle w:val="Hipervnculo"/>
+            <w:lang w:val="es-AR"/>
+          </w:rPr>
+          <w:t>Pratón</w:t>
+        </w:r>
+        <w:proofErr w:type="spellEnd"/>
+        <w:r>
+          <w:rPr>
+            <w:rStyle w:val="Hipervnculo"/>
+            <w:lang w:val="es-AR"/>
+          </w:rPr>
+          <w:t xml:space="preserve"> contenedor/presentación</w:t>
+        </w:r>
+      </w:hyperlink>
+    </w:p>
+    <w:p>
+      <w:pPr>
+        <w:pStyle w:val="Prrafodelista"/>
+        <w:numPr>
+          <w:ilvl w:val="0"/>
+          <w:numId w:val="8"/>
+        </w:numPr>
+        <w:pBdr>
+          <w:top w:val="single" w:sz="2" w:space="12" w:color="auto"/>
+          <w:left w:val="single" w:sz="2" w:space="0" w:color="auto"/>
+          <w:bottom w:val="single" w:sz="2" w:space="0" w:color="auto"/>
+          <w:right w:val="single" w:sz="2" w:space="0" w:color="auto"/>
+        </w:pBdr>
+        <w:shd w:val="clear" w:color="auto" w:fill="1F2233"/>
+        <w:spacing w:after="240" w:line="420" w:lineRule="atLeast"/>
+        <w:outlineLvl w:val="0"/>
+        <w:rPr>
+          <w:rFonts w:ascii="Inter" w:eastAsia="Times New Roman" w:hAnsi="Inter" w:cs="Times New Roman"/>
+          <w:b/>
+          <w:bCs/>
+          <w:color w:val="FFFFFF"/>
+          <w:kern w:val="36"/>
+          <w:sz w:val="36"/>
+          <w:szCs w:val="36"/>
+          <w:lang w:val="es-AR" w:eastAsia="es-AR"/>
+          <w14:ligatures w14:val="none"/>
+        </w:rPr>
+      </w:pPr>
+      <w:r>
+        <w:rPr>
+          <w:rFonts w:ascii="Inter" w:eastAsia="Times New Roman" w:hAnsi="Inter" w:cs="Times New Roman"/>
+          <w:b/>
+          <w:bCs/>
+          <w:color w:val="FFFFFF"/>
+          <w:kern w:val="36"/>
+          <w:sz w:val="36"/>
+          <w:szCs w:val="36"/>
+          <w:lang w:val="es-AR" w:eastAsia="es-AR"/>
+          <w14:ligatures w14:val="none"/>
+        </w:rPr>
+        <w:t>Actividades prácticas</w:t>
+      </w:r>
+    </w:p>
+    <w:p>
+      <w:pPr>
+        <w:pStyle w:val="Prrafodelista"/>
+        <w:numPr>
+          <w:ilvl w:val="0"/>
+          <w:numId w:val="8"/>
+        </w:numPr>
+        <w:pBdr>
+          <w:top w:val="single" w:sz="2" w:space="12" w:color="auto"/>
+          <w:left w:val="single" w:sz="2" w:space="0" w:color="auto"/>
+          <w:bottom w:val="single" w:sz="2" w:space="0" w:color="auto"/>
+          <w:right w:val="single" w:sz="2" w:space="0" w:color="auto"/>
+        </w:pBdr>
+        <w:shd w:val="clear" w:color="auto" w:fill="1F2233"/>
+        <w:spacing w:after="240" w:line="240" w:lineRule="auto"/>
+        <w:outlineLvl w:val="1"/>
+        <w:rPr>
+          <w:rFonts w:ascii="Segoe UI" w:eastAsia="Times New Roman" w:hAnsi="Segoe UI" w:cs="Segoe UI"/>
+          <w:b/>
+          <w:bCs/>
+          <w:color w:val="FFFFFF"/>
+          <w:kern w:val="0"/>
+          <w:sz w:val="36"/>
+          <w:szCs w:val="36"/>
+          <w:lang w:val="es-AR" w:eastAsia="es-AR"/>
+          <w14:ligatures w14:val="none"/>
+        </w:rPr>
+      </w:pPr>
+      <w:r>
+        <w:rPr>
+          <w:rFonts w:ascii="Segoe UI" w:eastAsia="Times New Roman" w:hAnsi="Segoe UI" w:cs="Segoe UI"/>
+          <w:b/>
+          <w:bCs/>
+          <w:color w:val="FFFFFF"/>
+          <w:kern w:val="0"/>
+          <w:sz w:val="36"/>
+          <w:szCs w:val="36"/>
+          <w:bdr w:val="single" w:sz="2" w:space="0" w:color="auto" w:frame="1"/>
+          <w:lang w:val="es-AR" w:eastAsia="es-AR"/>
+          <w14:ligatures w14:val="none"/>
+        </w:rPr>
+        <w:t xml:space="preserve">Actividad 1: Transformando </w:t>
+      </w:r>
+      <w:proofErr w:type="spellStart"/>
+      <w:r>
+        <w:rPr>
+          <w:rFonts w:ascii="Segoe UI" w:eastAsia="Times New Roman" w:hAnsi="Segoe UI" w:cs="Segoe UI"/>
+          <w:b/>
+          <w:bCs/>
+          <w:color w:val="FFFFFF"/>
+          <w:kern w:val="0"/>
+          <w:sz w:val="36"/>
+          <w:szCs w:val="36"/>
+          <w:bdr w:val="single" w:sz="2" w:space="0" w:color="auto" w:frame="1"/>
+          <w:lang w:val="es-AR" w:eastAsia="es-AR"/>
+          <w14:ligatures w14:val="none"/>
+        </w:rPr>
+        <w:t>Arrays</w:t>
+      </w:r>
+      <w:proofErr w:type="spellEnd"/>
+    </w:p>
+    <w:p>
+      <w:pPr>
+        <w:pStyle w:val="Prrafodelista"/>
+        <w:numPr>
+          <w:ilvl w:val="0"/>
+          <w:numId w:val="8"/>
+        </w:numPr>
+        <w:pBdr>
+          <w:top w:val="single" w:sz="2" w:space="0" w:color="auto"/>
+          <w:left w:val="single" w:sz="2" w:space="0" w:color="auto"/>
+          <w:bottom w:val="single" w:sz="2" w:space="0" w:color="auto"/>
+          <w:right w:val="single" w:sz="2" w:space="0" w:color="auto"/>
+        </w:pBdr>
+        <w:shd w:val="clear" w:color="auto" w:fill="1F2233"/>
+        <w:spacing w:after="240" w:line="300" w:lineRule="atLeast"/>
+        <w:rPr>
+          <w:rFonts w:ascii="Inter" w:eastAsia="Times New Roman" w:hAnsi="Inter" w:cs="Times New Roman"/>
+          <w:color w:val="FFFFFF"/>
+          <w:kern w:val="0"/>
+          <w:sz w:val="21"/>
+          <w:szCs w:val="21"/>
+          <w:lang w:val="es-AR" w:eastAsia="es-AR"/>
+          <w14:ligatures w14:val="none"/>
+        </w:rPr>
+      </w:pPr>
+      <w:r>
+        <w:rPr>
+          <w:rFonts w:ascii="Inter" w:eastAsia="Times New Roman" w:hAnsi="Inter" w:cs="Times New Roman"/>
+          <w:color w:val="FFFFFF"/>
+          <w:kern w:val="0"/>
+          <w:sz w:val="21"/>
+          <w:szCs w:val="21"/>
+          <w:lang w:val="es-AR" w:eastAsia="es-AR"/>
+          <w14:ligatures w14:val="none"/>
+        </w:rPr>
+        <w:t xml:space="preserve">Implementar un </w:t>
+      </w:r>
+      <w:proofErr w:type="spellStart"/>
+      <w:r>
+        <w:rPr>
+          <w:rFonts w:ascii="Inter" w:eastAsia="Times New Roman" w:hAnsi="Inter" w:cs="Times New Roman"/>
+          <w:color w:val="FFFFFF"/>
+          <w:kern w:val="0"/>
+          <w:sz w:val="21"/>
+          <w:szCs w:val="21"/>
+          <w:lang w:val="es-AR" w:eastAsia="es-AR"/>
+          <w14:ligatures w14:val="none"/>
+        </w:rPr>
+        <w:t>polyfills</w:t>
+      </w:r>
+      <w:proofErr w:type="spellEnd"/>
+      <w:r>
+        <w:rPr>
+          <w:rFonts w:ascii="Inter" w:eastAsia="Times New Roman" w:hAnsi="Inter" w:cs="Times New Roman"/>
+          <w:color w:val="FFFFFF"/>
+          <w:kern w:val="0"/>
+          <w:sz w:val="21"/>
+          <w:szCs w:val="21"/>
+          <w:lang w:val="es-AR" w:eastAsia="es-AR"/>
+          <w14:ligatures w14:val="none"/>
+        </w:rPr>
+        <w:t xml:space="preserve"> del método </w:t>
+      </w:r>
+      <w:proofErr w:type="spellStart"/>
+      <w:r>
+        <w:rPr>
+          <w:rFonts w:ascii="Inter" w:eastAsia="Times New Roman" w:hAnsi="Inter" w:cs="Times New Roman"/>
+          <w:color w:val="FFFFFF"/>
+          <w:kern w:val="0"/>
+          <w:sz w:val="21"/>
+          <w:szCs w:val="21"/>
+          <w:lang w:val="es-AR" w:eastAsia="es-AR"/>
+          <w14:ligatures w14:val="none"/>
+        </w:rPr>
+        <w:t>map</w:t>
+      </w:r>
+      <w:proofErr w:type="spellEnd"/>
+      <w:r>
+        <w:rPr>
+          <w:rFonts w:ascii="Inter" w:eastAsia="Times New Roman" w:hAnsi="Inter" w:cs="Times New Roman"/>
+          <w:color w:val="FFFFFF"/>
+          <w:kern w:val="0"/>
+          <w:sz w:val="21"/>
+          <w:szCs w:val="21"/>
+          <w:lang w:val="es-AR" w:eastAsia="es-AR"/>
+          <w14:ligatures w14:val="none"/>
+        </w:rPr>
+        <w:t xml:space="preserve"> de los </w:t>
+      </w:r>
+      <w:proofErr w:type="spellStart"/>
+      <w:r>
+        <w:rPr>
+          <w:rFonts w:ascii="Inter" w:eastAsia="Times New Roman" w:hAnsi="Inter" w:cs="Times New Roman"/>
+          <w:color w:val="FFFFFF"/>
+          <w:kern w:val="0"/>
+          <w:sz w:val="21"/>
+          <w:szCs w:val="21"/>
+          <w:lang w:val="es-AR" w:eastAsia="es-AR"/>
+          <w14:ligatures w14:val="none"/>
+        </w:rPr>
+        <w:t>arrays</w:t>
+      </w:r>
+      <w:proofErr w:type="spellEnd"/>
+      <w:r>
+        <w:rPr>
+          <w:rFonts w:ascii="Inter" w:eastAsia="Times New Roman" w:hAnsi="Inter" w:cs="Times New Roman"/>
+          <w:color w:val="FFFFFF"/>
+          <w:kern w:val="0"/>
+          <w:sz w:val="21"/>
+          <w:szCs w:val="21"/>
+          <w:lang w:val="es-AR" w:eastAsia="es-AR"/>
+          <w14:ligatures w14:val="none"/>
+        </w:rPr>
+        <w:t>. Debemos suponer que los navegadores no son compatibles con este método y debemos implementarlo para que todos puedan usarlo en nuestra aplicación.</w:t>
+      </w:r>
+    </w:p>
+    <w:p>
+      <w:pPr>
+        <w:pStyle w:val="Prrafodelista"/>
+        <w:numPr>
+          <w:ilvl w:val="0"/>
+          <w:numId w:val="8"/>
+        </w:numPr>
+        <w:pBdr>
+          <w:top w:val="single" w:sz="2" w:space="0" w:color="auto"/>
+          <w:left w:val="single" w:sz="2" w:space="0" w:color="auto"/>
+          <w:bottom w:val="single" w:sz="2" w:space="0" w:color="auto"/>
+          <w:right w:val="single" w:sz="2" w:space="0" w:color="auto"/>
+        </w:pBdr>
+        <w:shd w:val="clear" w:color="auto" w:fill="1F2233"/>
+        <w:spacing w:after="240" w:line="300" w:lineRule="atLeast"/>
+        <w:rPr>
+          <w:rFonts w:ascii="Inter" w:eastAsia="Times New Roman" w:hAnsi="Inter" w:cs="Times New Roman"/>
+          <w:color w:val="FFFFFF"/>
+          <w:kern w:val="0"/>
+          <w:sz w:val="21"/>
+          <w:szCs w:val="21"/>
+          <w:lang w:val="es-AR" w:eastAsia="es-AR"/>
+          <w14:ligatures w14:val="none"/>
+        </w:rPr>
+      </w:pPr>
+      <w:r>
+        <w:rPr>
+          <w:rFonts w:ascii="Segoe UI Emoji" w:eastAsia="Times New Roman" w:hAnsi="Segoe UI Emoji" w:cs="Segoe UI Emoji"/>
+          <w:color w:val="FFFFFF"/>
+          <w:kern w:val="0"/>
+          <w:sz w:val="21"/>
+          <w:szCs w:val="21"/>
+          <w:lang w:val="es-AR" w:eastAsia="es-AR"/>
+          <w14:ligatures w14:val="none"/>
+        </w:rPr>
+        <w:t>💡</w:t>
+      </w:r>
+      <w:proofErr w:type="spellStart"/>
+      <w:r>
+        <w:rPr>
+          <w:rFonts w:ascii="Inter" w:eastAsia="Times New Roman" w:hAnsi="Inter" w:cs="Times New Roman"/>
+          <w:b/>
+          <w:bCs/>
+          <w:color w:val="FFFFFF"/>
+          <w:kern w:val="0"/>
+          <w:sz w:val="21"/>
+          <w:szCs w:val="21"/>
+          <w:bdr w:val="single" w:sz="2" w:space="0" w:color="auto" w:frame="1"/>
+          <w:lang w:val="es-AR" w:eastAsia="es-AR"/>
+          <w14:ligatures w14:val="none"/>
+        </w:rPr>
+        <w:t>Tips</w:t>
+      </w:r>
+      <w:proofErr w:type="spellEnd"/>
+    </w:p>
+    <w:p>
+      <w:pPr>
+        <w:pStyle w:val="Prrafodelista"/>
+        <w:numPr>
+          <w:ilvl w:val="0"/>
+          <w:numId w:val="8"/>
+        </w:numPr>
+        <w:pBdr>
+          <w:top w:val="single" w:sz="2" w:space="0" w:color="auto"/>
+          <w:left w:val="single" w:sz="2" w:space="0" w:color="auto"/>
+          <w:bottom w:val="single" w:sz="2" w:space="0" w:color="auto"/>
+          <w:right w:val="single" w:sz="2" w:space="0" w:color="auto"/>
+        </w:pBdr>
+        <w:shd w:val="clear" w:color="auto" w:fill="1F2233"/>
+        <w:spacing w:after="240" w:line="300" w:lineRule="atLeast"/>
+        <w:rPr>
+          <w:rFonts w:ascii="Inter" w:eastAsia="Times New Roman" w:hAnsi="Inter" w:cs="Times New Roman"/>
+          <w:color w:val="FFFFFF"/>
+          <w:kern w:val="0"/>
+          <w:sz w:val="21"/>
+          <w:szCs w:val="21"/>
+          <w:lang w:val="es-AR" w:eastAsia="es-AR"/>
+          <w14:ligatures w14:val="none"/>
+        </w:rPr>
+      </w:pPr>
+      <w:r>
+        <w:rPr>
+          <w:rFonts w:ascii="Inter" w:eastAsia="Times New Roman" w:hAnsi="Inter" w:cs="Times New Roman"/>
+          <w:color w:val="FFFFFF"/>
+          <w:kern w:val="0"/>
+          <w:sz w:val="21"/>
+          <w:szCs w:val="21"/>
+          <w:lang w:val="es-AR" w:eastAsia="es-AR"/>
+          <w14:ligatures w14:val="none"/>
+        </w:rPr>
+        <w:t xml:space="preserve">Es necesario utilizar </w:t>
+      </w:r>
+      <w:proofErr w:type="gramStart"/>
+      <w:r>
+        <w:rPr>
+          <w:rFonts w:ascii="Inter" w:eastAsia="Times New Roman" w:hAnsi="Inter" w:cs="Times New Roman"/>
+          <w:color w:val="FFFFFF"/>
+          <w:kern w:val="0"/>
+          <w:sz w:val="21"/>
+          <w:szCs w:val="21"/>
+          <w:lang w:val="es-AR" w:eastAsia="es-AR"/>
+          <w14:ligatures w14:val="none"/>
+        </w:rPr>
+        <w:t>el objetos</w:t>
+      </w:r>
+      <w:proofErr w:type="gramEnd"/>
+      <w:r>
+        <w:rPr>
+          <w:rFonts w:ascii="Inter" w:eastAsia="Times New Roman" w:hAnsi="Inter" w:cs="Times New Roman"/>
+          <w:color w:val="FFFFFF"/>
+          <w:kern w:val="0"/>
+          <w:sz w:val="21"/>
+          <w:szCs w:val="21"/>
+          <w:lang w:val="es-AR" w:eastAsia="es-AR"/>
+          <w14:ligatures w14:val="none"/>
+        </w:rPr>
+        <w:t xml:space="preserve"> </w:t>
+      </w:r>
+      <w:proofErr w:type="spellStart"/>
+      <w:r>
+        <w:rPr>
+          <w:rFonts w:ascii="Inter" w:eastAsia="Times New Roman" w:hAnsi="Inter" w:cs="Times New Roman"/>
+          <w:color w:val="FFFFFF"/>
+          <w:kern w:val="0"/>
+          <w:sz w:val="21"/>
+          <w:szCs w:val="21"/>
+          <w:lang w:val="es-AR" w:eastAsia="es-AR"/>
+          <w14:ligatures w14:val="none"/>
+        </w:rPr>
+        <w:t>this</w:t>
+      </w:r>
+      <w:proofErr w:type="spellEnd"/>
+      <w:r>
+        <w:rPr>
+          <w:rFonts w:ascii="Inter" w:eastAsia="Times New Roman" w:hAnsi="Inter" w:cs="Times New Roman"/>
+          <w:color w:val="FFFFFF"/>
+          <w:kern w:val="0"/>
+          <w:sz w:val="21"/>
+          <w:szCs w:val="21"/>
+          <w:lang w:val="es-AR" w:eastAsia="es-AR"/>
+          <w14:ligatures w14:val="none"/>
+        </w:rPr>
+        <w:t xml:space="preserve">, que en este caso va a hacer referencia al dueño de la función </w:t>
+      </w:r>
+      <w:proofErr w:type="spellStart"/>
+      <w:r>
+        <w:rPr>
+          <w:rFonts w:ascii="Inter" w:eastAsia="Times New Roman" w:hAnsi="Inter" w:cs="Times New Roman"/>
+          <w:color w:val="FFFFFF"/>
+          <w:kern w:val="0"/>
+          <w:sz w:val="21"/>
+          <w:szCs w:val="21"/>
+          <w:lang w:val="es-AR" w:eastAsia="es-AR"/>
+          <w14:ligatures w14:val="none"/>
+        </w:rPr>
+        <w:t>map</w:t>
+      </w:r>
+      <w:proofErr w:type="spellEnd"/>
+      <w:r>
+        <w:rPr>
+          <w:rFonts w:ascii="Inter" w:eastAsia="Times New Roman" w:hAnsi="Inter" w:cs="Times New Roman"/>
+          <w:color w:val="FFFFFF"/>
+          <w:kern w:val="0"/>
+          <w:sz w:val="21"/>
+          <w:szCs w:val="21"/>
+          <w:lang w:val="es-AR" w:eastAsia="es-AR"/>
+          <w14:ligatures w14:val="none"/>
+        </w:rPr>
+        <w:t xml:space="preserve"> que es ejecutada. Por eso mismo, necesitaremos de una función regular y no una </w:t>
+      </w:r>
+      <w:proofErr w:type="spellStart"/>
+      <w:r>
+        <w:rPr>
+          <w:rFonts w:ascii="Inter" w:eastAsia="Times New Roman" w:hAnsi="Inter" w:cs="Times New Roman"/>
+          <w:color w:val="FFFFFF"/>
+          <w:kern w:val="0"/>
+          <w:sz w:val="21"/>
+          <w:szCs w:val="21"/>
+          <w:lang w:val="es-AR" w:eastAsia="es-AR"/>
+          <w14:ligatures w14:val="none"/>
+        </w:rPr>
+        <w:t>arrow</w:t>
+      </w:r>
+      <w:proofErr w:type="spellEnd"/>
+      <w:r>
+        <w:rPr>
+          <w:rFonts w:ascii="Inter" w:eastAsia="Times New Roman" w:hAnsi="Inter" w:cs="Times New Roman"/>
+          <w:color w:val="FFFFFF"/>
+          <w:kern w:val="0"/>
+          <w:sz w:val="21"/>
+          <w:szCs w:val="21"/>
+          <w:lang w:val="es-AR" w:eastAsia="es-AR"/>
+          <w14:ligatures w14:val="none"/>
+        </w:rPr>
+        <w:t xml:space="preserve"> </w:t>
+      </w:r>
+      <w:proofErr w:type="spellStart"/>
+      <w:r>
+        <w:rPr>
+          <w:rFonts w:ascii="Inter" w:eastAsia="Times New Roman" w:hAnsi="Inter" w:cs="Times New Roman"/>
+          <w:color w:val="FFFFFF"/>
+          <w:kern w:val="0"/>
+          <w:sz w:val="21"/>
+          <w:szCs w:val="21"/>
+          <w:lang w:val="es-AR" w:eastAsia="es-AR"/>
+          <w14:ligatures w14:val="none"/>
+        </w:rPr>
+        <w:t>function</w:t>
+      </w:r>
+      <w:proofErr w:type="spellEnd"/>
+      <w:r>
+        <w:rPr>
+          <w:rFonts w:ascii="Inter" w:eastAsia="Times New Roman" w:hAnsi="Inter" w:cs="Times New Roman"/>
+          <w:color w:val="FFFFFF"/>
+          <w:kern w:val="0"/>
+          <w:sz w:val="21"/>
+          <w:szCs w:val="21"/>
+          <w:lang w:val="es-AR" w:eastAsia="es-AR"/>
+          <w14:ligatures w14:val="none"/>
+        </w:rPr>
+        <w:t xml:space="preserve">. </w:t>
+      </w:r>
+      <w:proofErr w:type="gramStart"/>
+      <w:r>
+        <w:rPr>
+          <w:rFonts w:ascii="Inter" w:eastAsia="Times New Roman" w:hAnsi="Inter" w:cs="Times New Roman"/>
+          <w:color w:val="FFFFFF"/>
+          <w:kern w:val="0"/>
+          <w:sz w:val="21"/>
+          <w:szCs w:val="21"/>
+          <w:lang w:val="es-AR" w:eastAsia="es-AR"/>
+          <w14:ligatures w14:val="none"/>
+        </w:rPr>
+        <w:t>Recordar</w:t>
+      </w:r>
+      <w:proofErr w:type="gramEnd"/>
+      <w:r>
+        <w:rPr>
+          <w:rFonts w:ascii="Inter" w:eastAsia="Times New Roman" w:hAnsi="Inter" w:cs="Times New Roman"/>
+          <w:color w:val="FFFFFF"/>
+          <w:kern w:val="0"/>
+          <w:sz w:val="21"/>
+          <w:szCs w:val="21"/>
+          <w:lang w:val="es-AR" w:eastAsia="es-AR"/>
+          <w14:ligatures w14:val="none"/>
+        </w:rPr>
+        <w:t xml:space="preserve"> que necesitamos RETORNAR el array transformado.</w:t>
+      </w:r>
+    </w:p>
+    <w:p>
+      <w:pPr>
+        <w:pStyle w:val="Prrafodelista"/>
+        <w:numPr>
+          <w:ilvl w:val="0"/>
+          <w:numId w:val="8"/>
+        </w:numPr>
+        <w:pBdr>
+          <w:top w:val="single" w:sz="2" w:space="12" w:color="auto"/>
+          <w:left w:val="single" w:sz="2" w:space="0" w:color="auto"/>
+          <w:bottom w:val="single" w:sz="2" w:space="0" w:color="auto"/>
+          <w:right w:val="single" w:sz="2" w:space="0" w:color="auto"/>
+        </w:pBdr>
+        <w:shd w:val="clear" w:color="auto" w:fill="1F2233"/>
+        <w:spacing w:after="240" w:line="240" w:lineRule="auto"/>
+        <w:outlineLvl w:val="1"/>
+        <w:rPr>
+          <w:rFonts w:ascii="Segoe UI" w:eastAsia="Times New Roman" w:hAnsi="Segoe UI" w:cs="Segoe UI"/>
+          <w:b/>
+          <w:bCs/>
+          <w:color w:val="FFFFFF"/>
+          <w:kern w:val="0"/>
+          <w:sz w:val="36"/>
+          <w:szCs w:val="36"/>
+          <w:lang w:val="es-AR" w:eastAsia="es-AR"/>
+          <w14:ligatures w14:val="none"/>
+        </w:rPr>
+      </w:pPr>
+      <w:r>
+        <w:rPr>
+          <w:rFonts w:ascii="Segoe UI" w:eastAsia="Times New Roman" w:hAnsi="Segoe UI" w:cs="Segoe UI"/>
+          <w:b/>
+          <w:bCs/>
+          <w:color w:val="FFFFFF"/>
+          <w:kern w:val="0"/>
+          <w:sz w:val="36"/>
+          <w:szCs w:val="36"/>
+          <w:bdr w:val="single" w:sz="2" w:space="0" w:color="auto" w:frame="1"/>
+          <w:lang w:val="es-AR" w:eastAsia="es-AR"/>
+          <w14:ligatures w14:val="none"/>
+        </w:rPr>
+        <w:t xml:space="preserve">Actividad 2: Filtrando </w:t>
+      </w:r>
+      <w:proofErr w:type="spellStart"/>
+      <w:r>
+        <w:rPr>
+          <w:rFonts w:ascii="Segoe UI" w:eastAsia="Times New Roman" w:hAnsi="Segoe UI" w:cs="Segoe UI"/>
+          <w:b/>
+          <w:bCs/>
+          <w:color w:val="FFFFFF"/>
+          <w:kern w:val="0"/>
+          <w:sz w:val="36"/>
+          <w:szCs w:val="36"/>
+          <w:bdr w:val="single" w:sz="2" w:space="0" w:color="auto" w:frame="1"/>
+          <w:lang w:val="es-AR" w:eastAsia="es-AR"/>
+          <w14:ligatures w14:val="none"/>
+        </w:rPr>
+        <w:t>Arrays</w:t>
+      </w:r>
+      <w:proofErr w:type="spellEnd"/>
+    </w:p>
+    <w:p>
+      <w:pPr>
+        <w:pStyle w:val="Prrafodelista"/>
+        <w:numPr>
+          <w:ilvl w:val="0"/>
+          <w:numId w:val="8"/>
+        </w:numPr>
+        <w:pBdr>
+          <w:top w:val="single" w:sz="2" w:space="0" w:color="auto"/>
+          <w:left w:val="single" w:sz="2" w:space="0" w:color="auto"/>
+          <w:bottom w:val="single" w:sz="2" w:space="0" w:color="auto"/>
+          <w:right w:val="single" w:sz="2" w:space="0" w:color="auto"/>
+        </w:pBdr>
+        <w:shd w:val="clear" w:color="auto" w:fill="1F2233"/>
+        <w:spacing w:after="240" w:line="300" w:lineRule="atLeast"/>
+        <w:rPr>
+          <w:rFonts w:ascii="Inter" w:eastAsia="Times New Roman" w:hAnsi="Inter" w:cs="Times New Roman"/>
+          <w:color w:val="FFFFFF"/>
+          <w:kern w:val="0"/>
+          <w:sz w:val="21"/>
+          <w:szCs w:val="21"/>
+          <w:lang w:val="es-AR" w:eastAsia="es-AR"/>
+          <w14:ligatures w14:val="none"/>
+        </w:rPr>
+      </w:pPr>
+      <w:r>
+        <w:rPr>
+          <w:rFonts w:ascii="Inter" w:eastAsia="Times New Roman" w:hAnsi="Inter" w:cs="Times New Roman"/>
+          <w:color w:val="FFFFFF"/>
+          <w:kern w:val="0"/>
+          <w:sz w:val="21"/>
+          <w:szCs w:val="21"/>
+          <w:lang w:val="es-AR" w:eastAsia="es-AR"/>
+          <w14:ligatures w14:val="none"/>
+        </w:rPr>
+        <w:t xml:space="preserve">Del mismo modo podemos implementar un </w:t>
+      </w:r>
+      <w:proofErr w:type="spellStart"/>
+      <w:r>
+        <w:rPr>
+          <w:rFonts w:ascii="Inter" w:eastAsia="Times New Roman" w:hAnsi="Inter" w:cs="Times New Roman"/>
+          <w:color w:val="FFFFFF"/>
+          <w:kern w:val="0"/>
+          <w:sz w:val="21"/>
+          <w:szCs w:val="21"/>
+          <w:lang w:val="es-AR" w:eastAsia="es-AR"/>
+          <w14:ligatures w14:val="none"/>
+        </w:rPr>
+        <w:t>polyfill</w:t>
+      </w:r>
+      <w:proofErr w:type="spellEnd"/>
+      <w:r>
+        <w:rPr>
+          <w:rFonts w:ascii="Inter" w:eastAsia="Times New Roman" w:hAnsi="Inter" w:cs="Times New Roman"/>
+          <w:color w:val="FFFFFF"/>
+          <w:kern w:val="0"/>
+          <w:sz w:val="21"/>
+          <w:szCs w:val="21"/>
+          <w:lang w:val="es-AR" w:eastAsia="es-AR"/>
+          <w14:ligatures w14:val="none"/>
+        </w:rPr>
+        <w:t xml:space="preserve"> para el método </w:t>
+      </w:r>
+      <w:proofErr w:type="spellStart"/>
+      <w:r>
+        <w:rPr>
+          <w:rFonts w:ascii="Inter" w:eastAsia="Times New Roman" w:hAnsi="Inter" w:cs="Times New Roman"/>
+          <w:color w:val="FFFFFF"/>
+          <w:kern w:val="0"/>
+          <w:sz w:val="21"/>
+          <w:szCs w:val="21"/>
+          <w:lang w:val="es-AR" w:eastAsia="es-AR"/>
+          <w14:ligatures w14:val="none"/>
+        </w:rPr>
+        <w:t>filter</w:t>
+      </w:r>
+      <w:proofErr w:type="spellEnd"/>
+      <w:r>
+        <w:rPr>
+          <w:rFonts w:ascii="Inter" w:eastAsia="Times New Roman" w:hAnsi="Inter" w:cs="Times New Roman"/>
+          <w:color w:val="FFFFFF"/>
+          <w:kern w:val="0"/>
+          <w:sz w:val="21"/>
+          <w:szCs w:val="21"/>
+          <w:lang w:val="es-AR" w:eastAsia="es-AR"/>
+          <w14:ligatures w14:val="none"/>
+        </w:rPr>
+        <w:t xml:space="preserve"> de los </w:t>
+      </w:r>
+      <w:proofErr w:type="spellStart"/>
+      <w:r>
+        <w:rPr>
+          <w:rFonts w:ascii="Inter" w:eastAsia="Times New Roman" w:hAnsi="Inter" w:cs="Times New Roman"/>
+          <w:color w:val="FFFFFF"/>
+          <w:kern w:val="0"/>
+          <w:sz w:val="21"/>
+          <w:szCs w:val="21"/>
+          <w:lang w:val="es-AR" w:eastAsia="es-AR"/>
+          <w14:ligatures w14:val="none"/>
+        </w:rPr>
+        <w:t>Arrays</w:t>
+      </w:r>
+      <w:proofErr w:type="spellEnd"/>
+      <w:r>
+        <w:rPr>
+          <w:rFonts w:ascii="Inter" w:eastAsia="Times New Roman" w:hAnsi="Inter" w:cs="Times New Roman"/>
+          <w:color w:val="FFFFFF"/>
+          <w:kern w:val="0"/>
+          <w:sz w:val="21"/>
+          <w:szCs w:val="21"/>
+          <w:lang w:val="es-AR" w:eastAsia="es-AR"/>
+          <w14:ligatures w14:val="none"/>
+        </w:rPr>
+        <w:t>.</w:t>
+      </w:r>
+    </w:p>
+    <w:p>
+      <w:pPr>
+        <w:pStyle w:val="Prrafodelista"/>
+        <w:numPr>
+          <w:ilvl w:val="0"/>
+          <w:numId w:val="8"/>
+        </w:numPr>
+        <w:pBdr>
+          <w:top w:val="single" w:sz="2" w:space="0" w:color="auto"/>
+          <w:left w:val="single" w:sz="2" w:space="0" w:color="auto"/>
+          <w:bottom w:val="single" w:sz="2" w:space="0" w:color="auto"/>
+          <w:right w:val="single" w:sz="2" w:space="0" w:color="auto"/>
+        </w:pBdr>
+        <w:shd w:val="clear" w:color="auto" w:fill="1F2233"/>
+        <w:spacing w:after="240" w:line="300" w:lineRule="atLeast"/>
+        <w:rPr>
+          <w:rFonts w:ascii="Inter" w:eastAsia="Times New Roman" w:hAnsi="Inter" w:cs="Times New Roman"/>
+          <w:color w:val="FFFFFF"/>
+          <w:kern w:val="0"/>
+          <w:sz w:val="21"/>
+          <w:szCs w:val="21"/>
+          <w:lang w:val="es-AR" w:eastAsia="es-AR"/>
+          <w14:ligatures w14:val="none"/>
+        </w:rPr>
+      </w:pPr>
+      <w:r>
+        <w:rPr>
+          <w:rFonts w:ascii="Segoe UI Emoji" w:eastAsia="Times New Roman" w:hAnsi="Segoe UI Emoji" w:cs="Segoe UI Emoji"/>
+          <w:color w:val="FFFFFF"/>
+          <w:kern w:val="0"/>
+          <w:sz w:val="21"/>
+          <w:szCs w:val="21"/>
+          <w:lang w:val="es-AR" w:eastAsia="es-AR"/>
+          <w14:ligatures w14:val="none"/>
+        </w:rPr>
+        <w:t>💡</w:t>
+      </w:r>
+      <w:proofErr w:type="spellStart"/>
+      <w:r>
+        <w:rPr>
+          <w:rFonts w:ascii="Inter" w:eastAsia="Times New Roman" w:hAnsi="Inter" w:cs="Times New Roman"/>
+          <w:b/>
+          <w:bCs/>
+          <w:color w:val="FFFFFF"/>
+          <w:kern w:val="0"/>
+          <w:sz w:val="21"/>
+          <w:szCs w:val="21"/>
+          <w:bdr w:val="single" w:sz="2" w:space="0" w:color="auto" w:frame="1"/>
+          <w:lang w:val="es-AR" w:eastAsia="es-AR"/>
+          <w14:ligatures w14:val="none"/>
+        </w:rPr>
+        <w:t>Tips</w:t>
+      </w:r>
+      <w:proofErr w:type="spellEnd"/>
+    </w:p>
+    <w:p>
+      <w:pPr>
+        <w:pStyle w:val="Prrafodelista"/>
+        <w:numPr>
+          <w:ilvl w:val="0"/>
+          <w:numId w:val="8"/>
+        </w:numPr>
+        <w:pBdr>
+          <w:top w:val="single" w:sz="2" w:space="0" w:color="auto"/>
+          <w:left w:val="single" w:sz="2" w:space="0" w:color="auto"/>
+          <w:bottom w:val="single" w:sz="2" w:space="0" w:color="auto"/>
+          <w:right w:val="single" w:sz="2" w:space="0" w:color="auto"/>
+        </w:pBdr>
+        <w:shd w:val="clear" w:color="auto" w:fill="1F2233"/>
+        <w:spacing w:after="240" w:line="300" w:lineRule="atLeast"/>
+        <w:rPr>
+          <w:rFonts w:ascii="Inter" w:eastAsia="Times New Roman" w:hAnsi="Inter" w:cs="Times New Roman"/>
+          <w:color w:val="FFFFFF"/>
+          <w:kern w:val="0"/>
+          <w:sz w:val="21"/>
+          <w:szCs w:val="21"/>
+          <w:lang w:val="es-AR" w:eastAsia="es-AR"/>
+          <w14:ligatures w14:val="none"/>
+        </w:rPr>
+      </w:pPr>
+      <w:r>
+        <w:rPr>
+          <w:rFonts w:ascii="Inter" w:eastAsia="Times New Roman" w:hAnsi="Inter" w:cs="Times New Roman"/>
+          <w:color w:val="FFFFFF"/>
+          <w:kern w:val="0"/>
+          <w:sz w:val="21"/>
+          <w:szCs w:val="21"/>
+          <w:lang w:val="es-AR" w:eastAsia="es-AR"/>
+          <w14:ligatures w14:val="none"/>
+        </w:rPr>
+        <w:t xml:space="preserve">Entender el funcionamiento de estos métodos nos ayudará a comprender los principios de inmutabilidad de la programación funcional. Esto utiliza </w:t>
+      </w:r>
+      <w:proofErr w:type="spellStart"/>
+      <w:r>
+        <w:rPr>
+          <w:rFonts w:ascii="Inter" w:eastAsia="Times New Roman" w:hAnsi="Inter" w:cs="Times New Roman"/>
+          <w:color w:val="FFFFFF"/>
+          <w:kern w:val="0"/>
+          <w:sz w:val="21"/>
+          <w:szCs w:val="21"/>
+          <w:lang w:val="es-AR" w:eastAsia="es-AR"/>
+          <w14:ligatures w14:val="none"/>
+        </w:rPr>
+        <w:t>React</w:t>
+      </w:r>
+      <w:proofErr w:type="spellEnd"/>
+      <w:r>
+        <w:rPr>
+          <w:rFonts w:ascii="Inter" w:eastAsia="Times New Roman" w:hAnsi="Inter" w:cs="Times New Roman"/>
+          <w:color w:val="FFFFFF"/>
+          <w:kern w:val="0"/>
+          <w:sz w:val="21"/>
+          <w:szCs w:val="21"/>
+          <w:lang w:val="es-AR" w:eastAsia="es-AR"/>
+          <w14:ligatures w14:val="none"/>
+        </w:rPr>
+        <w:t xml:space="preserve"> para poder hacer la manipulación del DOM de forma </w:t>
+      </w:r>
+      <w:proofErr w:type="spellStart"/>
+      <w:r>
+        <w:rPr>
+          <w:rFonts w:ascii="Inter" w:eastAsia="Times New Roman" w:hAnsi="Inter" w:cs="Times New Roman"/>
+          <w:color w:val="FFFFFF"/>
+          <w:kern w:val="0"/>
+          <w:sz w:val="21"/>
+          <w:szCs w:val="21"/>
+          <w:lang w:val="es-AR" w:eastAsia="es-AR"/>
+          <w14:ligatures w14:val="none"/>
+        </w:rPr>
+        <w:t>performante</w:t>
+      </w:r>
+      <w:proofErr w:type="spellEnd"/>
+      <w:r>
+        <w:rPr>
+          <w:rFonts w:ascii="Inter" w:eastAsia="Times New Roman" w:hAnsi="Inter" w:cs="Times New Roman"/>
+          <w:color w:val="FFFFFF"/>
+          <w:kern w:val="0"/>
+          <w:sz w:val="21"/>
+          <w:szCs w:val="21"/>
+          <w:lang w:val="es-AR" w:eastAsia="es-AR"/>
+          <w14:ligatures w14:val="none"/>
+        </w:rPr>
+        <w:t>. No olvidar que necesitamos RETORNAR un array con los elementos que cumplen con la condición del filtro, por lo que dentro necesitaremos de un IF.</w:t>
+      </w:r>
+    </w:p>
+    <w:p>
+      <w:pPr>
+        <w:pStyle w:val="Prrafodelista"/>
+        <w:numPr>
+          <w:ilvl w:val="0"/>
+          <w:numId w:val="8"/>
+        </w:numPr>
+        <w:pBdr>
+          <w:top w:val="single" w:sz="2" w:space="12" w:color="auto"/>
+          <w:left w:val="single" w:sz="2" w:space="0" w:color="auto"/>
+          <w:bottom w:val="single" w:sz="2" w:space="0" w:color="auto"/>
+          <w:right w:val="single" w:sz="2" w:space="0" w:color="auto"/>
+        </w:pBdr>
+        <w:shd w:val="clear" w:color="auto" w:fill="1F2233"/>
+        <w:spacing w:after="240" w:line="240" w:lineRule="auto"/>
+        <w:outlineLvl w:val="1"/>
+        <w:rPr>
+          <w:rFonts w:ascii="Segoe UI" w:eastAsia="Times New Roman" w:hAnsi="Segoe UI" w:cs="Segoe UI"/>
+          <w:b/>
+          <w:bCs/>
+          <w:color w:val="FFFFFF"/>
+          <w:kern w:val="0"/>
+          <w:sz w:val="36"/>
+          <w:szCs w:val="36"/>
+          <w:lang w:val="es-AR" w:eastAsia="es-AR"/>
+          <w14:ligatures w14:val="none"/>
+        </w:rPr>
+      </w:pPr>
+      <w:r>
+        <w:rPr>
+          <w:rFonts w:ascii="Segoe UI" w:eastAsia="Times New Roman" w:hAnsi="Segoe UI" w:cs="Segoe UI"/>
+          <w:b/>
+          <w:bCs/>
+          <w:color w:val="FFFFFF"/>
+          <w:kern w:val="0"/>
+          <w:sz w:val="36"/>
+          <w:szCs w:val="36"/>
+          <w:lang w:val="es-AR" w:eastAsia="es-AR"/>
+          <w14:ligatures w14:val="none"/>
+        </w:rPr>
+        <w:t>Actividad 3: </w:t>
+      </w:r>
+      <w:r>
+        <w:rPr>
+          <w:rFonts w:ascii="Segoe UI" w:eastAsia="Times New Roman" w:hAnsi="Segoe UI" w:cs="Segoe UI"/>
+          <w:b/>
+          <w:bCs/>
+          <w:color w:val="FFFFFF"/>
+          <w:kern w:val="0"/>
+          <w:sz w:val="36"/>
+          <w:szCs w:val="36"/>
+          <w:bdr w:val="single" w:sz="2" w:space="0" w:color="auto" w:frame="1"/>
+          <w:lang w:val="es-AR" w:eastAsia="es-AR"/>
+          <w14:ligatures w14:val="none"/>
+        </w:rPr>
+        <w:t>Botón Multiuso II</w:t>
+      </w:r>
+    </w:p>
+    <w:p>
+      <w:pPr>
+        <w:pStyle w:val="Prrafodelista"/>
+        <w:numPr>
+          <w:ilvl w:val="0"/>
+          <w:numId w:val="8"/>
+        </w:numPr>
+        <w:pBdr>
+          <w:top w:val="single" w:sz="2" w:space="0" w:color="auto"/>
+          <w:left w:val="single" w:sz="2" w:space="0" w:color="auto"/>
+          <w:bottom w:val="single" w:sz="2" w:space="0" w:color="auto"/>
+          <w:right w:val="single" w:sz="2" w:space="0" w:color="auto"/>
+        </w:pBdr>
+        <w:shd w:val="clear" w:color="auto" w:fill="1F2233"/>
+        <w:spacing w:after="240" w:line="300" w:lineRule="atLeast"/>
+        <w:rPr>
+          <w:rFonts w:ascii="Inter" w:eastAsia="Times New Roman" w:hAnsi="Inter" w:cs="Times New Roman"/>
+          <w:color w:val="FFFFFF"/>
+          <w:kern w:val="0"/>
+          <w:sz w:val="21"/>
+          <w:szCs w:val="21"/>
+          <w:lang w:val="es-AR" w:eastAsia="es-AR"/>
+          <w14:ligatures w14:val="none"/>
+        </w:rPr>
+      </w:pPr>
+      <w:r>
+        <w:rPr>
+          <w:rFonts w:ascii="Inter" w:eastAsia="Times New Roman" w:hAnsi="Inter" w:cs="Times New Roman"/>
+          <w:color w:val="FFFFFF"/>
+          <w:kern w:val="0"/>
+          <w:sz w:val="21"/>
+          <w:szCs w:val="21"/>
+          <w:lang w:val="es-AR" w:eastAsia="es-AR"/>
+          <w14:ligatures w14:val="none"/>
+        </w:rPr>
+        <w:t xml:space="preserve">En un componente botón no es tan cómodo establecer su </w:t>
+      </w:r>
+      <w:proofErr w:type="spellStart"/>
+      <w:r>
+        <w:rPr>
+          <w:rFonts w:ascii="Inter" w:eastAsia="Times New Roman" w:hAnsi="Inter" w:cs="Times New Roman"/>
+          <w:color w:val="FFFFFF"/>
+          <w:kern w:val="0"/>
+          <w:sz w:val="21"/>
+          <w:szCs w:val="21"/>
+          <w:lang w:val="es-AR" w:eastAsia="es-AR"/>
+          <w14:ligatures w14:val="none"/>
+        </w:rPr>
+        <w:t>label</w:t>
+      </w:r>
+      <w:proofErr w:type="spellEnd"/>
+      <w:r>
+        <w:rPr>
+          <w:rFonts w:ascii="Inter" w:eastAsia="Times New Roman" w:hAnsi="Inter" w:cs="Times New Roman"/>
+          <w:color w:val="FFFFFF"/>
+          <w:kern w:val="0"/>
+          <w:sz w:val="21"/>
+          <w:szCs w:val="21"/>
+          <w:lang w:val="es-AR" w:eastAsia="es-AR"/>
+          <w14:ligatures w14:val="none"/>
+        </w:rPr>
+        <w:t xml:space="preserve"> como si fuese un atributo, sino que sería más fácil de entender si el texto lo escribo como hijo del componente. Aplicar la </w:t>
+      </w:r>
+      <w:proofErr w:type="spellStart"/>
+      <w:r>
+        <w:rPr>
+          <w:rFonts w:ascii="Inter" w:eastAsia="Times New Roman" w:hAnsi="Inter" w:cs="Times New Roman"/>
+          <w:color w:val="FFFFFF"/>
+          <w:kern w:val="0"/>
+          <w:sz w:val="21"/>
+          <w:szCs w:val="21"/>
+          <w:lang w:val="es-AR" w:eastAsia="es-AR"/>
+          <w14:ligatures w14:val="none"/>
+        </w:rPr>
+        <w:t>prop</w:t>
+      </w:r>
+      <w:proofErr w:type="spellEnd"/>
+      <w:r>
+        <w:rPr>
+          <w:rFonts w:ascii="Inter" w:eastAsia="Times New Roman" w:hAnsi="Inter" w:cs="Times New Roman"/>
+          <w:color w:val="FFFFFF"/>
+          <w:kern w:val="0"/>
+          <w:sz w:val="21"/>
+          <w:szCs w:val="21"/>
+          <w:lang w:val="es-AR" w:eastAsia="es-AR"/>
+          <w14:ligatures w14:val="none"/>
+        </w:rPr>
+        <w:t xml:space="preserve"> </w:t>
+      </w:r>
+      <w:proofErr w:type="spellStart"/>
+      <w:r>
+        <w:rPr>
+          <w:rFonts w:ascii="Inter" w:eastAsia="Times New Roman" w:hAnsi="Inter" w:cs="Times New Roman"/>
+          <w:color w:val="FFFFFF"/>
+          <w:kern w:val="0"/>
+          <w:sz w:val="21"/>
+          <w:szCs w:val="21"/>
+          <w:lang w:val="es-AR" w:eastAsia="es-AR"/>
+          <w14:ligatures w14:val="none"/>
+        </w:rPr>
+        <w:t>children</w:t>
+      </w:r>
+      <w:proofErr w:type="spellEnd"/>
+      <w:r>
+        <w:rPr>
+          <w:rFonts w:ascii="Inter" w:eastAsia="Times New Roman" w:hAnsi="Inter" w:cs="Times New Roman"/>
+          <w:color w:val="FFFFFF"/>
+          <w:kern w:val="0"/>
+          <w:sz w:val="21"/>
+          <w:szCs w:val="21"/>
+          <w:lang w:val="es-AR" w:eastAsia="es-AR"/>
+          <w14:ligatures w14:val="none"/>
+        </w:rPr>
+        <w:t xml:space="preserve"> para esto.</w:t>
+      </w:r>
+    </w:p>
+    <w:p>
+      <w:pPr>
+        <w:pStyle w:val="Prrafodelista"/>
+        <w:numPr>
+          <w:ilvl w:val="0"/>
+          <w:numId w:val="8"/>
+        </w:numPr>
+        <w:pBdr>
+          <w:top w:val="single" w:sz="2" w:space="0" w:color="auto"/>
+          <w:left w:val="single" w:sz="2" w:space="0" w:color="auto"/>
+          <w:bottom w:val="single" w:sz="2" w:space="0" w:color="auto"/>
+          <w:right w:val="single" w:sz="2" w:space="0" w:color="auto"/>
+        </w:pBdr>
+        <w:shd w:val="clear" w:color="auto" w:fill="1F2233"/>
+        <w:spacing w:after="240" w:line="300" w:lineRule="atLeast"/>
+        <w:rPr>
+          <w:rFonts w:ascii="Inter" w:eastAsia="Times New Roman" w:hAnsi="Inter" w:cs="Times New Roman"/>
+          <w:color w:val="FFFFFF"/>
+          <w:kern w:val="0"/>
+          <w:sz w:val="21"/>
+          <w:szCs w:val="21"/>
+          <w:lang w:val="es-AR" w:eastAsia="es-AR"/>
+          <w14:ligatures w14:val="none"/>
+        </w:rPr>
+      </w:pPr>
+      <w:r>
+        <w:rPr>
+          <w:rFonts w:ascii="Segoe UI Emoji" w:eastAsia="Times New Roman" w:hAnsi="Segoe UI Emoji" w:cs="Segoe UI Emoji"/>
+          <w:color w:val="FFFFFF"/>
+          <w:kern w:val="0"/>
+          <w:sz w:val="21"/>
+          <w:szCs w:val="21"/>
+          <w:lang w:val="es-AR" w:eastAsia="es-AR"/>
+          <w14:ligatures w14:val="none"/>
+        </w:rPr>
+        <w:t>💡</w:t>
+      </w:r>
+      <w:r>
+        <w:rPr>
+          <w:rFonts w:ascii="Inter" w:eastAsia="Times New Roman" w:hAnsi="Inter" w:cs="Times New Roman"/>
+          <w:color w:val="FFFFFF"/>
+          <w:kern w:val="0"/>
+          <w:sz w:val="21"/>
+          <w:szCs w:val="21"/>
+          <w:lang w:val="es-AR" w:eastAsia="es-AR"/>
+          <w14:ligatures w14:val="none"/>
+        </w:rPr>
+        <w:t> </w:t>
+      </w:r>
+      <w:proofErr w:type="spellStart"/>
+      <w:r>
+        <w:rPr>
+          <w:rFonts w:ascii="Inter" w:eastAsia="Times New Roman" w:hAnsi="Inter" w:cs="Times New Roman"/>
+          <w:b/>
+          <w:bCs/>
+          <w:color w:val="FFFFFF"/>
+          <w:kern w:val="0"/>
+          <w:sz w:val="21"/>
+          <w:szCs w:val="21"/>
+          <w:bdr w:val="single" w:sz="2" w:space="0" w:color="auto" w:frame="1"/>
+          <w:lang w:val="es-AR" w:eastAsia="es-AR"/>
+          <w14:ligatures w14:val="none"/>
+        </w:rPr>
+        <w:t>Tips</w:t>
+      </w:r>
+      <w:proofErr w:type="spellEnd"/>
+    </w:p>
+    <w:p>
+      <w:pPr>
+        <w:pStyle w:val="Prrafodelista"/>
+        <w:numPr>
+          <w:ilvl w:val="0"/>
+          <w:numId w:val="8"/>
+        </w:numPr>
+        <w:pBdr>
+          <w:top w:val="single" w:sz="2" w:space="0" w:color="auto"/>
+          <w:left w:val="single" w:sz="2" w:space="0" w:color="auto"/>
+          <w:bottom w:val="single" w:sz="2" w:space="0" w:color="auto"/>
+          <w:right w:val="single" w:sz="2" w:space="0" w:color="auto"/>
+        </w:pBdr>
+        <w:shd w:val="clear" w:color="auto" w:fill="1F2233"/>
+        <w:spacing w:after="240" w:line="300" w:lineRule="atLeast"/>
+        <w:rPr>
+          <w:rFonts w:ascii="Inter" w:eastAsia="Times New Roman" w:hAnsi="Inter" w:cs="Times New Roman"/>
+          <w:color w:val="FFFFFF"/>
+          <w:kern w:val="0"/>
+          <w:sz w:val="21"/>
+          <w:szCs w:val="21"/>
+          <w:lang w:val="es-AR" w:eastAsia="es-AR"/>
+          <w14:ligatures w14:val="none"/>
+        </w:rPr>
+      </w:pPr>
+      <w:r>
+        <w:rPr>
+          <w:rFonts w:ascii="Inter" w:eastAsia="Times New Roman" w:hAnsi="Inter" w:cs="Times New Roman"/>
+          <w:color w:val="FFFFFF"/>
+          <w:kern w:val="0"/>
+          <w:sz w:val="21"/>
+          <w:szCs w:val="21"/>
+          <w:lang w:val="es-AR" w:eastAsia="es-AR"/>
+          <w14:ligatures w14:val="none"/>
+        </w:rPr>
+        <w:t xml:space="preserve">En un componente botón no es tan cómodo establecer su </w:t>
+      </w:r>
+      <w:proofErr w:type="spellStart"/>
+      <w:r>
+        <w:rPr>
+          <w:rFonts w:ascii="Inter" w:eastAsia="Times New Roman" w:hAnsi="Inter" w:cs="Times New Roman"/>
+          <w:color w:val="FFFFFF"/>
+          <w:kern w:val="0"/>
+          <w:sz w:val="21"/>
+          <w:szCs w:val="21"/>
+          <w:lang w:val="es-AR" w:eastAsia="es-AR"/>
+          <w14:ligatures w14:val="none"/>
+        </w:rPr>
+        <w:t>label</w:t>
+      </w:r>
+      <w:proofErr w:type="spellEnd"/>
+      <w:r>
+        <w:rPr>
+          <w:rFonts w:ascii="Inter" w:eastAsia="Times New Roman" w:hAnsi="Inter" w:cs="Times New Roman"/>
+          <w:color w:val="FFFFFF"/>
+          <w:kern w:val="0"/>
+          <w:sz w:val="21"/>
+          <w:szCs w:val="21"/>
+          <w:lang w:val="es-AR" w:eastAsia="es-AR"/>
+          <w14:ligatures w14:val="none"/>
+        </w:rPr>
+        <w:t xml:space="preserve"> como si fuese un atributo, sino que sería más fácil de entender si el texto lo escribo como hijo del componente. Aplicar la </w:t>
+      </w:r>
+      <w:proofErr w:type="spellStart"/>
+      <w:r>
+        <w:rPr>
+          <w:rFonts w:ascii="Inter" w:eastAsia="Times New Roman" w:hAnsi="Inter" w:cs="Times New Roman"/>
+          <w:color w:val="FFFFFF"/>
+          <w:kern w:val="0"/>
+          <w:sz w:val="21"/>
+          <w:szCs w:val="21"/>
+          <w:lang w:val="es-AR" w:eastAsia="es-AR"/>
+          <w14:ligatures w14:val="none"/>
+        </w:rPr>
+        <w:t>prop</w:t>
+      </w:r>
+      <w:proofErr w:type="spellEnd"/>
+      <w:r>
+        <w:rPr>
+          <w:rFonts w:ascii="Inter" w:eastAsia="Times New Roman" w:hAnsi="Inter" w:cs="Times New Roman"/>
+          <w:color w:val="FFFFFF"/>
+          <w:kern w:val="0"/>
+          <w:sz w:val="21"/>
+          <w:szCs w:val="21"/>
+          <w:lang w:val="es-AR" w:eastAsia="es-AR"/>
+          <w14:ligatures w14:val="none"/>
+        </w:rPr>
+        <w:t xml:space="preserve"> </w:t>
+      </w:r>
+      <w:proofErr w:type="spellStart"/>
+      <w:r>
+        <w:rPr>
+          <w:rFonts w:ascii="Inter" w:eastAsia="Times New Roman" w:hAnsi="Inter" w:cs="Times New Roman"/>
+          <w:color w:val="FFFFFF"/>
+          <w:kern w:val="0"/>
+          <w:sz w:val="21"/>
+          <w:szCs w:val="21"/>
+          <w:lang w:val="es-AR" w:eastAsia="es-AR"/>
+          <w14:ligatures w14:val="none"/>
+        </w:rPr>
+        <w:t>children</w:t>
+      </w:r>
+      <w:proofErr w:type="spellEnd"/>
+      <w:r>
+        <w:rPr>
+          <w:rFonts w:ascii="Inter" w:eastAsia="Times New Roman" w:hAnsi="Inter" w:cs="Times New Roman"/>
+          <w:color w:val="FFFFFF"/>
+          <w:kern w:val="0"/>
+          <w:sz w:val="21"/>
+          <w:szCs w:val="21"/>
+          <w:lang w:val="es-AR" w:eastAsia="es-AR"/>
+          <w14:ligatures w14:val="none"/>
+        </w:rPr>
+        <w:t xml:space="preserve"> para esto.</w:t>
+      </w:r>
+    </w:p>
+    <w:p>
+      <w:r>
+        <w:rPr>
+          <w:noProof/>
+        </w:rPr>
+        <w:lastRenderedPageBreak/>
+        <w:drawing>
+          <wp:inline distT="0" distB="0" distL="0" distR="0" wp14:anchorId="56705939" wp14:editId="2809C4ED">
+            <wp:extent cx="5400040" cy="2185035"/>
+            <wp:effectExtent l="0" t="0" r="0" b="5715"/>
+            <wp:docPr id="316335861" name="Imagen 1" descr="Captura de pantalla de computadora&#10;&#10;El contenido generado por IA puede ser incorrecto."/>
+            <wp:cNvGraphicFramePr>
+              <a:graphicFrameLocks xmlns:a="http://schemas.openxmlformats.org/drawingml/2006/main" noChangeAspect="1"/>
+            </wp:cNvGraphicFramePr>
+            <a:graphic xmlns:a="http://schemas.openxmlformats.org/drawingml/2006/main">
+              <a:graphicData uri="http://schemas.openxmlformats.org/drawingml/2006/picture">
+                <pic:pic xmlns:pic="http://schemas.openxmlformats.org/drawingml/2006/picture">
+                  <pic:nvPicPr>
+                    <pic:cNvPr id="316335861" name="Imagen 1" descr="Captura de pantalla de computadora&#10;&#10;El contenido generado por IA puede ser incorrecto."/>
+                    <pic:cNvPicPr/>
+                  </pic:nvPicPr>
+                  <pic:blipFill>
+                    <a:blip r:embed="rId15"/>
+                    <a:stretch>
+                      <a:fillRect/>
+                    </a:stretch>
+                  </pic:blipFill>
+                  <pic:spPr>
+                    <a:xfrm>
+                      <a:off x="0" y="0"/>
+                      <a:ext cx="5400040" cy="2185035"/>
+                    </a:xfrm>
+                    <a:prstGeom prst="rect">
+                      <a:avLst/>
+                    </a:prstGeom>
+                  </pic:spPr>
+                </pic:pic>
+              </a:graphicData>
+            </a:graphic>
+          </wp:inline>
+        </w:drawing>
+      </w:r>
+    </w:p>
+    <w:p>
+      <w:r>
+        <w:rPr>
+          <w:noProof/>
+        </w:rPr>
+        <w:drawing>
+          <wp:inline distT="0" distB="0" distL="0" distR="0" wp14:anchorId="73D38664" wp14:editId="61499B03">
+            <wp:extent cx="5400040" cy="2078990"/>
+            <wp:effectExtent l="0" t="0" r="0" b="0"/>
+            <wp:docPr id="1541413331" name="Imagen 1" descr="Captura de pantalla de computadora&#10;&#10;El contenido generado por IA puede ser incorrecto."/>
+            <wp:cNvGraphicFramePr>
+              <a:graphicFrameLocks xmlns:a="http://schemas.openxmlformats.org/drawingml/2006/main" noChangeAspect="1"/>
+            </wp:cNvGraphicFramePr>
+            <a:graphic xmlns:a="http://schemas.openxmlformats.org/drawingml/2006/main">
+              <a:graphicData uri="http://schemas.openxmlformats.org/drawingml/2006/picture">
+                <pic:pic xmlns:pic="http://schemas.openxmlformats.org/drawingml/2006/picture">
+                  <pic:nvPicPr>
+                    <pic:cNvPr id="1541413331" name="Imagen 1" descr="Captura de pantalla de computadora&#10;&#10;El contenido generado por IA puede ser incorrecto."/>
+                    <pic:cNvPicPr/>
+                  </pic:nvPicPr>
+                  <pic:blipFill>
+                    <a:blip r:embed="rId16"/>
+                    <a:stretch>
+                      <a:fillRect/>
+                    </a:stretch>
+                  </pic:blipFill>
+                  <pic:spPr>
+                    <a:xfrm>
+                      <a:off x="0" y="0"/>
+                      <a:ext cx="5400040" cy="2078990"/>
+                    </a:xfrm>
+                    <a:prstGeom prst="rect">
+                      <a:avLst/>
+                    </a:prstGeom>
+                  </pic:spPr>
+                </pic:pic>
+              </a:graphicData>
+            </a:graphic>
+          </wp:inline>
+        </w:drawing>
       </w:r>
     </w:p>
     <w:p/>
@@ -4927,6 +7536,155 @@
     </w:lvl>
   </w:abstractNum>
   <w:abstractNum w:abstractNumId="4" w15:restartNumberingAfterBreak="0">
+    <w:nsid w:val="2AE66F5B"/>
+    <w:multiLevelType w:val="multilevel"/>
+    <w:tmpl w:val="71FE7FAA"/>
+    <w:lvl w:ilvl="0">
+      <w:start w:val="1"/>
+      <w:numFmt w:val="bullet"/>
+      <w:lvlText w:val=""/>
+      <w:lvlJc w:val="left"/>
+      <w:pPr>
+        <w:tabs>
+          <w:tab w:val="num" w:pos="720"/>
+        </w:tabs>
+        <w:ind w:left="720" w:hanging="360"/>
+      </w:pPr>
+      <w:rPr>
+        <w:rFonts w:ascii="Symbol" w:hAnsi="Symbol" w:hint="default"/>
+        <w:sz w:val="20"/>
+      </w:rPr>
+    </w:lvl>
+    <w:lvl w:ilvl="1" w:tentative="1">
+      <w:start w:val="1"/>
+      <w:numFmt w:val="bullet"/>
+      <w:lvlText w:val="o"/>
+      <w:lvlJc w:val="left"/>
+      <w:pPr>
+        <w:tabs>
+          <w:tab w:val="num" w:pos="1440"/>
+        </w:tabs>
+        <w:ind w:left="1440" w:hanging="360"/>
+      </w:pPr>
+      <w:rPr>
+        <w:rFonts w:ascii="Courier New" w:hAnsi="Courier New" w:hint="default"/>
+        <w:sz w:val="20"/>
+      </w:rPr>
+    </w:lvl>
+    <w:lvl w:ilvl="2" w:tentative="1">
+      <w:start w:val="1"/>
+      <w:numFmt w:val="bullet"/>
+      <w:lvlText w:val=""/>
+      <w:lvlJc w:val="left"/>
+      <w:pPr>
+        <w:tabs>
+          <w:tab w:val="num" w:pos="2160"/>
+        </w:tabs>
+        <w:ind w:left="2160" w:hanging="360"/>
+      </w:pPr>
+      <w:rPr>
+        <w:rFonts w:ascii="Wingdings" w:hAnsi="Wingdings" w:hint="default"/>
+        <w:sz w:val="20"/>
+      </w:rPr>
+    </w:lvl>
+    <w:lvl w:ilvl="3" w:tentative="1">
+      <w:start w:val="1"/>
+      <w:numFmt w:val="bullet"/>
+      <w:lvlText w:val=""/>
+      <w:lvlJc w:val="left"/>
+      <w:pPr>
+        <w:tabs>
+          <w:tab w:val="num" w:pos="2880"/>
+        </w:tabs>
+        <w:ind w:left="2880" w:hanging="360"/>
+      </w:pPr>
+      <w:rPr>
+        <w:rFonts w:ascii="Wingdings" w:hAnsi="Wingdings" w:hint="default"/>
+        <w:sz w:val="20"/>
+      </w:rPr>
+    </w:lvl>
+    <w:lvl w:ilvl="4" w:tentative="1">
+      <w:start w:val="1"/>
+      <w:numFmt w:val="bullet"/>
+      <w:lvlText w:val=""/>
+      <w:lvlJc w:val="left"/>
+      <w:pPr>
+        <w:tabs>
+          <w:tab w:val="num" w:pos="3600"/>
+        </w:tabs>
+        <w:ind w:left="3600" w:hanging="360"/>
+      </w:pPr>
+      <w:rPr>
+        <w:rFonts w:ascii="Wingdings" w:hAnsi="Wingdings" w:hint="default"/>
+        <w:sz w:val="20"/>
+      </w:rPr>
+    </w:lvl>
+    <w:lvl w:ilvl="5" w:tentative="1">
+      <w:start w:val="1"/>
+      <w:numFmt w:val="bullet"/>
+      <w:lvlText w:val=""/>
+      <w:lvlJc w:val="left"/>
+      <w:pPr>
+        <w:tabs>
+          <w:tab w:val="num" w:pos="4320"/>
+        </w:tabs>
+        <w:ind w:left="4320" w:hanging="360"/>
+      </w:pPr>
+      <w:rPr>
+        <w:rFonts w:ascii="Wingdings" w:hAnsi="Wingdings" w:hint="default"/>
+        <w:sz w:val="20"/>
+      </w:rPr>
+    </w:lvl>
+    <w:lvl w:ilvl="6" w:tentative="1">
+      <w:start w:val="1"/>
+      <w:numFmt w:val="bullet"/>
+      <w:lvlText w:val=""/>
+      <w:lvlJc w:val="left"/>
+      <w:pPr>
+        <w:tabs>
+          <w:tab w:val="num" w:pos="5040"/>
+        </w:tabs>
+        <w:ind w:left="5040" w:hanging="360"/>
+      </w:pPr>
+      <w:rPr>
+        <w:rFonts w:ascii="Wingdings" w:hAnsi="Wingdings" w:hint="default"/>
+        <w:sz w:val="20"/>
+      </w:rPr>
+    </w:lvl>
+    <w:lvl w:ilvl="7" w:tentative="1">
+      <w:start w:val="1"/>
+      <w:numFmt w:val="bullet"/>
+      <w:lvlText w:val=""/>
+      <w:lvlJc w:val="left"/>
+      <w:pPr>
+        <w:tabs>
+          <w:tab w:val="num" w:pos="5760"/>
+        </w:tabs>
+        <w:ind w:left="5760" w:hanging="360"/>
+      </w:pPr>
+      <w:rPr>
+        <w:rFonts w:ascii="Wingdings" w:hAnsi="Wingdings" w:hint="default"/>
+        <w:sz w:val="20"/>
+      </w:rPr>
+    </w:lvl>
+    <w:lvl w:ilvl="8" w:tentative="1">
+      <w:start w:val="1"/>
+      <w:numFmt w:val="bullet"/>
+      <w:lvlText w:val=""/>
+      <w:lvlJc w:val="left"/>
+      <w:pPr>
+        <w:tabs>
+          <w:tab w:val="num" w:pos="6480"/>
+        </w:tabs>
+        <w:ind w:left="6480" w:hanging="360"/>
+      </w:pPr>
+      <w:rPr>
+        <w:rFonts w:ascii="Wingdings" w:hAnsi="Wingdings" w:hint="default"/>
+        <w:sz w:val="20"/>
+      </w:rPr>
+    </w:lvl>
+  </w:abstractNum>
+  <w:abstractNum w:abstractNumId="5" w15:restartNumberingAfterBreak="0">
     <w:nsid w:val="399C5892"/>
     <w:multiLevelType w:val="multilevel"/>
     <w:tmpl w:val="4A24CC42"/>
@@ -5037,6 +7795,268 @@
         </w:tabs>
         <w:ind w:left="6480" w:hanging="360"/>
       </w:pPr>
+    </w:lvl>
+  </w:abstractNum>
+  <w:abstractNum w:abstractNumId="6" w15:restartNumberingAfterBreak="0">
+    <w:nsid w:val="699E3376"/>
+    <w:multiLevelType w:val="multilevel"/>
+    <w:tmpl w:val="C3EE1DBC"/>
+    <w:lvl w:ilvl="0">
+      <w:start w:val="1"/>
+      <w:numFmt w:val="decimal"/>
+      <w:lvlText w:val="%1."/>
+      <w:lvlJc w:val="left"/>
+      <w:pPr>
+        <w:tabs>
+          <w:tab w:val="num" w:pos="720"/>
+        </w:tabs>
+        <w:ind w:left="720" w:hanging="360"/>
+      </w:pPr>
+    </w:lvl>
+    <w:lvl w:ilvl="1" w:tentative="1">
+      <w:start w:val="1"/>
+      <w:numFmt w:val="decimal"/>
+      <w:lvlText w:val="%2."/>
+      <w:lvlJc w:val="left"/>
+      <w:pPr>
+        <w:tabs>
+          <w:tab w:val="num" w:pos="1440"/>
+        </w:tabs>
+        <w:ind w:left="1440" w:hanging="360"/>
+      </w:pPr>
+    </w:lvl>
+    <w:lvl w:ilvl="2" w:tentative="1">
+      <w:start w:val="1"/>
+      <w:numFmt w:val="decimal"/>
+      <w:lvlText w:val="%3."/>
+      <w:lvlJc w:val="left"/>
+      <w:pPr>
+        <w:tabs>
+          <w:tab w:val="num" w:pos="2160"/>
+        </w:tabs>
+        <w:ind w:left="2160" w:hanging="360"/>
+      </w:pPr>
+    </w:lvl>
+    <w:lvl w:ilvl="3" w:tentative="1">
+      <w:start w:val="1"/>
+      <w:numFmt w:val="decimal"/>
+      <w:lvlText w:val="%4."/>
+      <w:lvlJc w:val="left"/>
+      <w:pPr>
+        <w:tabs>
+          <w:tab w:val="num" w:pos="2880"/>
+        </w:tabs>
+        <w:ind w:left="2880" w:hanging="360"/>
+      </w:pPr>
+    </w:lvl>
+    <w:lvl w:ilvl="4" w:tentative="1">
+      <w:start w:val="1"/>
+      <w:numFmt w:val="decimal"/>
+      <w:lvlText w:val="%5."/>
+      <w:lvlJc w:val="left"/>
+      <w:pPr>
+        <w:tabs>
+          <w:tab w:val="num" w:pos="3600"/>
+        </w:tabs>
+        <w:ind w:left="3600" w:hanging="360"/>
+      </w:pPr>
+    </w:lvl>
+    <w:lvl w:ilvl="5" w:tentative="1">
+      <w:start w:val="1"/>
+      <w:numFmt w:val="decimal"/>
+      <w:lvlText w:val="%6."/>
+      <w:lvlJc w:val="left"/>
+      <w:pPr>
+        <w:tabs>
+          <w:tab w:val="num" w:pos="4320"/>
+        </w:tabs>
+        <w:ind w:left="4320" w:hanging="360"/>
+      </w:pPr>
+    </w:lvl>
+    <w:lvl w:ilvl="6" w:tentative="1">
+      <w:start w:val="1"/>
+      <w:numFmt w:val="decimal"/>
+      <w:lvlText w:val="%7."/>
+      <w:lvlJc w:val="left"/>
+      <w:pPr>
+        <w:tabs>
+          <w:tab w:val="num" w:pos="5040"/>
+        </w:tabs>
+        <w:ind w:left="5040" w:hanging="360"/>
+      </w:pPr>
+    </w:lvl>
+    <w:lvl w:ilvl="7" w:tentative="1">
+      <w:start w:val="1"/>
+      <w:numFmt w:val="decimal"/>
+      <w:lvlText w:val="%8."/>
+      <w:lvlJc w:val="left"/>
+      <w:pPr>
+        <w:tabs>
+          <w:tab w:val="num" w:pos="5760"/>
+        </w:tabs>
+        <w:ind w:left="5760" w:hanging="360"/>
+      </w:pPr>
+    </w:lvl>
+    <w:lvl w:ilvl="8" w:tentative="1">
+      <w:start w:val="1"/>
+      <w:numFmt w:val="decimal"/>
+      <w:lvlText w:val="%9."/>
+      <w:lvlJc w:val="left"/>
+      <w:pPr>
+        <w:tabs>
+          <w:tab w:val="num" w:pos="6480"/>
+        </w:tabs>
+        <w:ind w:left="6480" w:hanging="360"/>
+      </w:pPr>
+    </w:lvl>
+  </w:abstractNum>
+  <w:abstractNum w:abstractNumId="7" w15:restartNumberingAfterBreak="0">
+    <w:nsid w:val="7F2E5544"/>
+    <w:multiLevelType w:val="multilevel"/>
+    <w:tmpl w:val="9BA6E0A4"/>
+    <w:lvl w:ilvl="0">
+      <w:start w:val="1"/>
+      <w:numFmt w:val="bullet"/>
+      <w:lvlText w:val=""/>
+      <w:lvlJc w:val="left"/>
+      <w:pPr>
+        <w:tabs>
+          <w:tab w:val="num" w:pos="720"/>
+        </w:tabs>
+        <w:ind w:left="720" w:hanging="360"/>
+      </w:pPr>
+      <w:rPr>
+        <w:rFonts w:ascii="Symbol" w:hAnsi="Symbol" w:hint="default"/>
+        <w:sz w:val="20"/>
+      </w:rPr>
+    </w:lvl>
+    <w:lvl w:ilvl="1" w:tentative="1">
+      <w:start w:val="1"/>
+      <w:numFmt w:val="bullet"/>
+      <w:lvlText w:val="o"/>
+      <w:lvlJc w:val="left"/>
+      <w:pPr>
+        <w:tabs>
+          <w:tab w:val="num" w:pos="1440"/>
+        </w:tabs>
+        <w:ind w:left="1440" w:hanging="360"/>
+      </w:pPr>
+      <w:rPr>
+        <w:rFonts w:ascii="Courier New" w:hAnsi="Courier New" w:hint="default"/>
+        <w:sz w:val="20"/>
+      </w:rPr>
+    </w:lvl>
+    <w:lvl w:ilvl="2" w:tentative="1">
+      <w:start w:val="1"/>
+      <w:numFmt w:val="bullet"/>
+      <w:lvlText w:val=""/>
+      <w:lvlJc w:val="left"/>
+      <w:pPr>
+        <w:tabs>
+          <w:tab w:val="num" w:pos="2160"/>
+        </w:tabs>
+        <w:ind w:left="2160" w:hanging="360"/>
+      </w:pPr>
+      <w:rPr>
+        <w:rFonts w:ascii="Wingdings" w:hAnsi="Wingdings" w:hint="default"/>
+        <w:sz w:val="20"/>
+      </w:rPr>
+    </w:lvl>
+    <w:lvl w:ilvl="3" w:tentative="1">
+      <w:start w:val="1"/>
+      <w:numFmt w:val="bullet"/>
+      <w:lvlText w:val=""/>
+      <w:lvlJc w:val="left"/>
+      <w:pPr>
+        <w:tabs>
+          <w:tab w:val="num" w:pos="2880"/>
+        </w:tabs>
+        <w:ind w:left="2880" w:hanging="360"/>
+      </w:pPr>
+      <w:rPr>
+        <w:rFonts w:ascii="Wingdings" w:hAnsi="Wingdings" w:hint="default"/>
+        <w:sz w:val="20"/>
+      </w:rPr>
+    </w:lvl>
+    <w:lvl w:ilvl="4" w:tentative="1">
+      <w:start w:val="1"/>
+      <w:numFmt w:val="bullet"/>
+      <w:lvlText w:val=""/>
+      <w:lvlJc w:val="left"/>
+      <w:pPr>
+        <w:tabs>
+          <w:tab w:val="num" w:pos="3600"/>
+        </w:tabs>
+        <w:ind w:left="3600" w:hanging="360"/>
+      </w:pPr>
+      <w:rPr>
+        <w:rFonts w:ascii="Wingdings" w:hAnsi="Wingdings" w:hint="default"/>
+        <w:sz w:val="20"/>
+      </w:rPr>
+    </w:lvl>
+    <w:lvl w:ilvl="5" w:tentative="1">
+      <w:start w:val="1"/>
+      <w:numFmt w:val="bullet"/>
+      <w:lvlText w:val=""/>
+      <w:lvlJc w:val="left"/>
+      <w:pPr>
+        <w:tabs>
+          <w:tab w:val="num" w:pos="4320"/>
+        </w:tabs>
+        <w:ind w:left="4320" w:hanging="360"/>
+      </w:pPr>
+      <w:rPr>
+        <w:rFonts w:ascii="Wingdings" w:hAnsi="Wingdings" w:hint="default"/>
+        <w:sz w:val="20"/>
+      </w:rPr>
+    </w:lvl>
+    <w:lvl w:ilvl="6" w:tentative="1">
+      <w:start w:val="1"/>
+      <w:numFmt w:val="bullet"/>
+      <w:lvlText w:val=""/>
+      <w:lvlJc w:val="left"/>
+      <w:pPr>
+        <w:tabs>
+          <w:tab w:val="num" w:pos="5040"/>
+        </w:tabs>
+        <w:ind w:left="5040" w:hanging="360"/>
+      </w:pPr>
+      <w:rPr>
+        <w:rFonts w:ascii="Wingdings" w:hAnsi="Wingdings" w:hint="default"/>
+        <w:sz w:val="20"/>
+      </w:rPr>
+    </w:lvl>
+    <w:lvl w:ilvl="7" w:tentative="1">
+      <w:start w:val="1"/>
+      <w:numFmt w:val="bullet"/>
+      <w:lvlText w:val=""/>
+      <w:lvlJc w:val="left"/>
+      <w:pPr>
+        <w:tabs>
+          <w:tab w:val="num" w:pos="5760"/>
+        </w:tabs>
+        <w:ind w:left="5760" w:hanging="360"/>
+      </w:pPr>
+      <w:rPr>
+        <w:rFonts w:ascii="Wingdings" w:hAnsi="Wingdings" w:hint="default"/>
+        <w:sz w:val="20"/>
+      </w:rPr>
+    </w:lvl>
+    <w:lvl w:ilvl="8" w:tentative="1">
+      <w:start w:val="1"/>
+      <w:numFmt w:val="bullet"/>
+      <w:lvlText w:val=""/>
+      <w:lvlJc w:val="left"/>
+      <w:pPr>
+        <w:tabs>
+          <w:tab w:val="num" w:pos="6480"/>
+        </w:tabs>
+        <w:ind w:left="6480" w:hanging="360"/>
+      </w:pPr>
+      <w:rPr>
+        <w:rFonts w:ascii="Wingdings" w:hAnsi="Wingdings" w:hint="default"/>
+        <w:sz w:val="20"/>
+      </w:rPr>
     </w:lvl>
   </w:abstractNum>
   <w:num w:numId="1" w16cid:durableId="426115887">
@@ -5046,13 +8066,22 @@
     <w:abstractNumId w:val="2"/>
   </w:num>
   <w:num w:numId="3" w16cid:durableId="1549954121">
-    <w:abstractNumId w:val="4"/>
+    <w:abstractNumId w:val="5"/>
   </w:num>
   <w:num w:numId="4" w16cid:durableId="603342863">
     <w:abstractNumId w:val="1"/>
   </w:num>
   <w:num w:numId="5" w16cid:durableId="1286428715">
     <w:abstractNumId w:val="3"/>
+  </w:num>
+  <w:num w:numId="6" w16cid:durableId="1356299661">
+    <w:abstractNumId w:val="7"/>
+  </w:num>
+  <w:num w:numId="7" w16cid:durableId="2100641899">
+    <w:abstractNumId w:val="6"/>
+  </w:num>
+  <w:num w:numId="8" w16cid:durableId="251159803">
+    <w:abstractNumId w:val="4"/>
   </w:num>
 </w:numbering>
 </file>
@@ -5488,7 +8517,6 @@
     <w:next w:val="Normal"/>
     <w:link w:val="Ttulo2Car"/>
     <w:uiPriority w:val="9"/>
-    <w:semiHidden/>
     <w:unhideWhenUsed/>
     <w:qFormat/>
     <w:rsid w:val="00520E90"/>
@@ -5705,7 +8733,6 @@
     <w:basedOn w:val="Fuentedeprrafopredeter"/>
     <w:link w:val="Ttulo2"/>
     <w:uiPriority w:val="9"/>
-    <w:semiHidden/>
     <w:rsid w:val="00520E90"/>
     <w:rPr>
       <w:rFonts w:asciiTheme="majorHAnsi" w:eastAsiaTheme="majorEastAsia" w:hAnsiTheme="majorHAnsi" w:cstheme="majorBidi"/>
@@ -6012,6 +9039,45 @@
       <w:shd w:val="clear" w:color="auto" w:fill="E1DFDD"/>
     </w:rPr>
   </w:style>
+  <w:style w:type="character" w:styleId="Hipervnculovisitado">
+    <w:name w:val="FollowedHyperlink"/>
+    <w:basedOn w:val="Fuentedeprrafopredeter"/>
+    <w:uiPriority w:val="99"/>
+    <w:semiHidden/>
+    <w:unhideWhenUsed/>
+    <w:rsid w:val="00490F88"/>
+    <w:rPr>
+      <w:color w:val="954F72" w:themeColor="followedHyperlink"/>
+      <w:u w:val="single"/>
+    </w:rPr>
+  </w:style>
+  <w:style w:type="character" w:styleId="Textoennegrita">
+    <w:name w:val="Strong"/>
+    <w:basedOn w:val="Fuentedeprrafopredeter"/>
+    <w:uiPriority w:val="22"/>
+    <w:qFormat/>
+    <w:rsid w:val="00490F88"/>
+    <w:rPr>
+      <w:b/>
+      <w:bCs/>
+    </w:rPr>
+  </w:style>
+  <w:style w:type="paragraph" w:customStyle="1" w:styleId="bodys">
+    <w:name w:val="bodys"/>
+    <w:basedOn w:val="Normal"/>
+    <w:rsid w:val="00490F88"/>
+    <w:pPr>
+      <w:spacing w:before="100" w:beforeAutospacing="1" w:after="100" w:afterAutospacing="1" w:line="240" w:lineRule="auto"/>
+    </w:pPr>
+    <w:rPr>
+      <w:rFonts w:ascii="Times New Roman" w:eastAsia="Times New Roman" w:hAnsi="Times New Roman" w:cs="Times New Roman"/>
+      <w:kern w:val="0"/>
+      <w:sz w:val="24"/>
+      <w:szCs w:val="24"/>
+      <w:lang w:val="es-AR" w:eastAsia="es-AR"/>
+      <w14:ligatures w14:val="none"/>
+    </w:rPr>
+  </w:style>
 </w:styles>
 </file>
 

--- a/Qué es React JS.docx
+++ b/Qué es React JS.docx
@@ -16,239 +16,75 @@
           <w:bCs/>
           <w:lang w:val="es-AR"/>
         </w:rPr>
-        <w:t xml:space="preserve">¿Qué es </w:t>
-      </w:r>
-      <w:proofErr w:type="spellStart"/>
-      <w:r>
-        <w:rPr>
-          <w:b/>
-          <w:bCs/>
-          <w:lang w:val="es-AR"/>
-        </w:rPr>
-        <w:t>React</w:t>
-      </w:r>
-      <w:proofErr w:type="spellEnd"/>
-      <w:r>
-        <w:rPr>
-          <w:b/>
-          <w:bCs/>
-          <w:lang w:val="es-AR"/>
-        </w:rPr>
-        <w:t xml:space="preserve"> JS?</w:t>
-      </w:r>
-    </w:p>
-    <w:p>
-      <w:pPr>
-        <w:rPr>
-          <w:b/>
-          <w:bCs/>
-          <w:lang w:val="es-AR"/>
-        </w:rPr>
-      </w:pPr>
-      <w:proofErr w:type="spellStart"/>
-      <w:r>
-        <w:rPr>
-          <w:b/>
-          <w:bCs/>
-          <w:lang w:val="es-AR"/>
-        </w:rPr>
-        <w:t>React</w:t>
-      </w:r>
-      <w:proofErr w:type="spellEnd"/>
-      <w:r>
-        <w:rPr>
-          <w:b/>
-          <w:bCs/>
-          <w:lang w:val="es-AR"/>
-        </w:rPr>
-        <w:t xml:space="preserve"> JS es una biblioteca de JavaScript desarrollada por Facebook para la construcción de interfaces de usuario. Su creación surgió como respuesta a los desafíos de mantenimiento del código en Facebook, que no dejaba de crecer y complicar la gestión de las interfaces. </w:t>
-      </w:r>
-      <w:proofErr w:type="spellStart"/>
-      <w:r>
-        <w:rPr>
-          <w:b/>
-          <w:bCs/>
-          <w:lang w:val="es-AR"/>
-        </w:rPr>
-        <w:t>React</w:t>
-      </w:r>
-      <w:proofErr w:type="spellEnd"/>
-      <w:r>
-        <w:rPr>
-          <w:b/>
-          <w:bCs/>
-          <w:lang w:val="es-AR"/>
-        </w:rPr>
-        <w:t xml:space="preserve"> fue diseñado por </w:t>
-      </w:r>
-      <w:proofErr w:type="spellStart"/>
-      <w:r>
-        <w:rPr>
-          <w:b/>
-          <w:bCs/>
-          <w:lang w:val="es-AR"/>
-        </w:rPr>
-        <w:t>Jordan</w:t>
-      </w:r>
-      <w:proofErr w:type="spellEnd"/>
-      <w:r>
-        <w:rPr>
-          <w:b/>
-          <w:bCs/>
-          <w:lang w:val="es-AR"/>
-        </w:rPr>
-        <w:t xml:space="preserve"> </w:t>
-      </w:r>
-      <w:proofErr w:type="spellStart"/>
-      <w:r>
-        <w:rPr>
-          <w:b/>
-          <w:bCs/>
-          <w:lang w:val="es-AR"/>
-        </w:rPr>
-        <w:t>Walke</w:t>
-      </w:r>
-      <w:proofErr w:type="spellEnd"/>
-      <w:r>
-        <w:rPr>
-          <w:b/>
-          <w:bCs/>
-          <w:lang w:val="es-AR"/>
-        </w:rPr>
-        <w:t>, un ingeniero de Facebook, para facilitar la creación y el mantenimiento de interfaces dinámicas y complejas.</w:t>
-      </w:r>
-    </w:p>
-    <w:p>
-      <w:pPr>
-        <w:rPr>
-          <w:b/>
-          <w:bCs/>
-          <w:lang w:val="es-AR"/>
-        </w:rPr>
-      </w:pPr>
-      <w:r>
-        <w:rPr>
-          <w:b/>
-          <w:bCs/>
-          <w:lang w:val="es-AR"/>
-        </w:rPr>
-        <w:t xml:space="preserve">A diferencia de otras herramientas como Bootstrap, que </w:t>
-      </w:r>
-      <w:proofErr w:type="gramStart"/>
-      <w:r>
-        <w:rPr>
-          <w:b/>
-          <w:bCs/>
-          <w:lang w:val="es-AR"/>
-        </w:rPr>
-        <w:t>se centra principalmente en</w:t>
-      </w:r>
-      <w:proofErr w:type="gramEnd"/>
-      <w:r>
-        <w:rPr>
-          <w:b/>
-          <w:bCs/>
-          <w:lang w:val="es-AR"/>
-        </w:rPr>
-        <w:t xml:space="preserve"> el diseño y la apariencia de las interfaces a través de CSS y JavaScript, </w:t>
-      </w:r>
-      <w:proofErr w:type="spellStart"/>
-      <w:r>
-        <w:rPr>
-          <w:b/>
-          <w:bCs/>
-          <w:lang w:val="es-AR"/>
-        </w:rPr>
-        <w:t>React</w:t>
-      </w:r>
-      <w:proofErr w:type="spellEnd"/>
-      <w:r>
-        <w:rPr>
-          <w:b/>
-          <w:bCs/>
-          <w:lang w:val="es-AR"/>
-        </w:rPr>
-        <w:t xml:space="preserve"> se enfoca en la creación y gestión de la lógica interna de la interfaz de usuario. Mientras Bootstrap proporciona estilos predefinidos para dar formato a los elementos de una página, </w:t>
-      </w:r>
-      <w:proofErr w:type="spellStart"/>
-      <w:r>
-        <w:rPr>
-          <w:b/>
-          <w:bCs/>
-          <w:lang w:val="es-AR"/>
-        </w:rPr>
-        <w:t>React</w:t>
-      </w:r>
-      <w:proofErr w:type="spellEnd"/>
-      <w:r>
-        <w:rPr>
-          <w:b/>
-          <w:bCs/>
-          <w:lang w:val="es-AR"/>
-        </w:rPr>
-        <w:t xml:space="preserve"> permite construir aplicaciones interactivas y reactivas, estructurando la interfaz a través de componentes modulares y reutilizables.</w:t>
-      </w:r>
-    </w:p>
-    <w:p>
-      <w:pPr>
-        <w:rPr>
-          <w:b/>
-          <w:bCs/>
-          <w:lang w:val="es-AR"/>
-        </w:rPr>
-      </w:pPr>
-      <w:r>
-        <w:rPr>
-          <w:b/>
-          <w:bCs/>
-          <w:lang w:val="es-AR"/>
-        </w:rPr>
-        <w:t xml:space="preserve">Componentes en </w:t>
-      </w:r>
-      <w:proofErr w:type="spellStart"/>
-      <w:r>
-        <w:rPr>
-          <w:b/>
-          <w:bCs/>
-          <w:lang w:val="es-AR"/>
-        </w:rPr>
-        <w:t>React</w:t>
-      </w:r>
-      <w:proofErr w:type="spellEnd"/>
-    </w:p>
-    <w:p>
-      <w:pPr>
-        <w:rPr>
-          <w:b/>
-          <w:bCs/>
-          <w:lang w:val="es-AR"/>
-        </w:rPr>
-      </w:pPr>
-      <w:r>
-        <w:rPr>
-          <w:b/>
-          <w:bCs/>
-          <w:lang w:val="es-AR"/>
-        </w:rPr>
-        <w:t xml:space="preserve">Un componente es un bloque de construcción fundamental en </w:t>
-      </w:r>
-      <w:proofErr w:type="spellStart"/>
-      <w:r>
-        <w:rPr>
-          <w:b/>
-          <w:bCs/>
-          <w:lang w:val="es-AR"/>
-        </w:rPr>
-        <w:t>React</w:t>
-      </w:r>
-      <w:proofErr w:type="spellEnd"/>
-      <w:r>
-        <w:rPr>
-          <w:b/>
-          <w:bCs/>
-          <w:lang w:val="es-AR"/>
-        </w:rPr>
-        <w:t>. Cada componente es una pequeña parte de la interfaz que cumple una función específica, como un botón, un formulario, o una imagen. Estos componentes pueden ser anidados, creando jerarquías complejas donde un componente padre contiene múltiples componentes hijos. Esto permite un desarrollo modular, facilitando la reutilización de código y la organización clara de la estructura de la aplicación.</w:t>
+        <w:t>¿Qué es React JS?</w:t>
+      </w:r>
+    </w:p>
+    <w:p>
+      <w:pPr>
+        <w:rPr>
+          <w:b/>
+          <w:bCs/>
+          <w:lang w:val="es-AR"/>
+        </w:rPr>
+      </w:pPr>
+      <w:r>
+        <w:rPr>
+          <w:b/>
+          <w:bCs/>
+          <w:lang w:val="es-AR"/>
+        </w:rPr>
+        <w:t>React JS es una biblioteca de JavaScript desarrollada por Facebook para la construcción de interfaces de usuario. Su creación surgió como respuesta a los desafíos de mantenimiento del código en Facebook, que no dejaba de crecer y complicar la gestión de las interfaces. React fue diseñado por Jordan Walke, un ingeniero de Facebook, para facilitar la creación y el mantenimiento de interfaces dinámicas y complejas.</w:t>
+      </w:r>
+    </w:p>
+    <w:p>
+      <w:pPr>
+        <w:rPr>
+          <w:b/>
+          <w:bCs/>
+          <w:lang w:val="es-AR"/>
+        </w:rPr>
+      </w:pPr>
+      <w:r>
+        <w:rPr>
+          <w:b/>
+          <w:bCs/>
+          <w:lang w:val="es-AR"/>
+        </w:rPr>
+        <w:t>A diferencia de otras herramientas como Bootstrap, que se centra principalmente en el diseño y la apariencia de las interfaces a través de CSS y JavaScript, React se enfoca en la creación y gestión de la lógica interna de la interfaz de usuario. Mientras Bootstrap proporciona estilos predefinidos para dar formato a los elementos de una página, React permite construir aplicaciones interactivas y reactivas, estructurando la interfaz a través de componentes modulares y reutilizables.</w:t>
+      </w:r>
+    </w:p>
+    <w:p>
+      <w:pPr>
+        <w:rPr>
+          <w:b/>
+          <w:bCs/>
+          <w:lang w:val="es-AR"/>
+        </w:rPr>
+      </w:pPr>
+      <w:r>
+        <w:rPr>
+          <w:b/>
+          <w:bCs/>
+          <w:lang w:val="es-AR"/>
+        </w:rPr>
+        <w:t>Componentes en React</w:t>
+      </w:r>
+    </w:p>
+    <w:p>
+      <w:pPr>
+        <w:rPr>
+          <w:b/>
+          <w:bCs/>
+          <w:lang w:val="es-AR"/>
+        </w:rPr>
+      </w:pPr>
+      <w:r>
+        <w:rPr>
+          <w:b/>
+          <w:bCs/>
+          <w:lang w:val="es-AR"/>
+        </w:rPr>
+        <w:t>Un componente es un bloque de construcción fundamental en React. Cada componente es una pequeña parte de la interfaz que cumple una función específica, como un botón, un formulario, o una imagen. Estos componentes pueden ser anidados, creando jerarquías complejas donde un componente padre contiene múltiples componentes hijos. Esto permite un desarrollo modular, facilitando la reutilización de código y la organización clara de la estructura de la aplicación.</w:t>
       </w:r>
     </w:p>
     <w:p>
@@ -282,132 +118,58 @@
           <w:bCs/>
           <w:lang w:val="es-AR"/>
         </w:rPr>
-        <w:t xml:space="preserve">Ventajas de </w:t>
-      </w:r>
-      <w:proofErr w:type="spellStart"/>
-      <w:r>
-        <w:rPr>
-          <w:b/>
-          <w:bCs/>
-          <w:lang w:val="es-AR"/>
-        </w:rPr>
-        <w:t>React</w:t>
-      </w:r>
-      <w:proofErr w:type="spellEnd"/>
-    </w:p>
-    <w:p>
-      <w:pPr>
-        <w:rPr>
-          <w:b/>
-          <w:bCs/>
-          <w:lang w:val="es-AR"/>
-        </w:rPr>
-      </w:pPr>
-      <w:proofErr w:type="spellStart"/>
-      <w:r>
-        <w:rPr>
-          <w:b/>
-          <w:bCs/>
-          <w:lang w:val="es-AR"/>
-        </w:rPr>
-        <w:t>React</w:t>
-      </w:r>
-      <w:proofErr w:type="spellEnd"/>
-      <w:r>
-        <w:rPr>
-          <w:b/>
-          <w:bCs/>
-          <w:lang w:val="es-AR"/>
-        </w:rPr>
-        <w:t xml:space="preserve"> no solo se destaca por su capacidad para gestionar interfaces complejas a través de componentes, sino también por su enfoque en el código declarativo. En lugar de detallar cada paso de cómo se debe lograr un resultado (código imperativo), </w:t>
-      </w:r>
-      <w:proofErr w:type="spellStart"/>
-      <w:r>
-        <w:rPr>
-          <w:b/>
-          <w:bCs/>
-          <w:lang w:val="es-AR"/>
-        </w:rPr>
-        <w:t>React</w:t>
-      </w:r>
-      <w:proofErr w:type="spellEnd"/>
-      <w:r>
-        <w:rPr>
-          <w:b/>
-          <w:bCs/>
-          <w:lang w:val="es-AR"/>
-        </w:rPr>
-        <w:t xml:space="preserve"> permite declarar el resultado deseado, facilitando una mayor legibilidad y mantenibilidad del código.</w:t>
-      </w:r>
-    </w:p>
-    <w:p>
-      <w:pPr>
-        <w:rPr>
-          <w:b/>
-          <w:bCs/>
-          <w:lang w:val="es-AR"/>
-        </w:rPr>
-      </w:pPr>
-      <w:r>
-        <w:rPr>
-          <w:b/>
-          <w:bCs/>
-          <w:lang w:val="es-AR"/>
-        </w:rPr>
-        <w:t xml:space="preserve">Además, </w:t>
-      </w:r>
-      <w:proofErr w:type="spellStart"/>
-      <w:r>
-        <w:rPr>
-          <w:b/>
-          <w:bCs/>
-          <w:lang w:val="es-AR"/>
-        </w:rPr>
-        <w:t>React</w:t>
-      </w:r>
-      <w:proofErr w:type="spellEnd"/>
-      <w:r>
-        <w:rPr>
-          <w:b/>
-          <w:bCs/>
-          <w:lang w:val="es-AR"/>
-        </w:rPr>
-        <w:t xml:space="preserve"> emplea el Virtual DOM, una representación virtual en memoria del DOM real. Esta herramienta optimiza los cambios en la interfaz, actualizando solo los elementos necesarios y mejorando significativamente el rendimiento de las aplicaciones web.</w:t>
-      </w:r>
-    </w:p>
-    <w:p>
-      <w:pPr>
-        <w:rPr>
-          <w:b/>
-          <w:bCs/>
-          <w:lang w:val="es-AR"/>
-        </w:rPr>
-      </w:pPr>
-      <w:r>
-        <w:rPr>
-          <w:b/>
-          <w:bCs/>
-          <w:lang w:val="es-AR"/>
-        </w:rPr>
-        <w:t xml:space="preserve">En resumen, </w:t>
-      </w:r>
-      <w:proofErr w:type="spellStart"/>
-      <w:r>
-        <w:rPr>
-          <w:b/>
-          <w:bCs/>
-          <w:lang w:val="es-AR"/>
-        </w:rPr>
-        <w:t>React</w:t>
-      </w:r>
-      <w:proofErr w:type="spellEnd"/>
-      <w:r>
-        <w:rPr>
-          <w:b/>
-          <w:bCs/>
-          <w:lang w:val="es-AR"/>
-        </w:rPr>
-        <w:t xml:space="preserve"> JS es una poderosa biblioteca para el desarrollo de interfaces de usuario, ofreciendo una forma eficiente y modular de construir aplicaciones interactivas, diferenciándose de otras herramientas por su enfoque en la lógica y la estructura de la interfaz más que en el diseño visual.</w:t>
+        <w:t>Ventajas de React</w:t>
+      </w:r>
+    </w:p>
+    <w:p>
+      <w:pPr>
+        <w:rPr>
+          <w:b/>
+          <w:bCs/>
+          <w:lang w:val="es-AR"/>
+        </w:rPr>
+      </w:pPr>
+      <w:r>
+        <w:rPr>
+          <w:b/>
+          <w:bCs/>
+          <w:lang w:val="es-AR"/>
+        </w:rPr>
+        <w:t>React no solo se destaca por su capacidad para gestionar interfaces complejas a través de componentes, sino también por su enfoque en el código declarativo. En lugar de detallar cada paso de cómo se debe lograr un resultado (código imperativo), React permite declarar el resultado deseado, facilitando una mayor legibilidad y mantenibilidad del código.</w:t>
+      </w:r>
+    </w:p>
+    <w:p>
+      <w:pPr>
+        <w:rPr>
+          <w:b/>
+          <w:bCs/>
+          <w:lang w:val="es-AR"/>
+        </w:rPr>
+      </w:pPr>
+      <w:r>
+        <w:rPr>
+          <w:b/>
+          <w:bCs/>
+          <w:lang w:val="es-AR"/>
+        </w:rPr>
+        <w:t>Además, React emplea el Virtual DOM, una representación virtual en memoria del DOM real. Esta herramienta optimiza los cambios en la interfaz, actualizando solo los elementos necesarios y mejorando significativamente el rendimiento de las aplicaciones web.</w:t>
+      </w:r>
+    </w:p>
+    <w:p>
+      <w:pPr>
+        <w:rPr>
+          <w:b/>
+          <w:bCs/>
+          <w:lang w:val="es-AR"/>
+        </w:rPr>
+      </w:pPr>
+      <w:r>
+        <w:rPr>
+          <w:b/>
+          <w:bCs/>
+          <w:lang w:val="es-AR"/>
+        </w:rPr>
+        <w:t>En resumen, React JS es una poderosa biblioteca para el desarrollo de interfaces de usuario, ofreciendo una forma eficiente y modular de construir aplicaciones interactivas, diferenciándose de otras herramientas por su enfoque en la lógica y la estructura de la interfaz más que en el diseño visual.</w:t>
       </w:r>
     </w:p>
     <w:p>
@@ -470,98 +232,50 @@
           <w:lang w:val="es-AR"/>
         </w:rPr>
         <w:lastRenderedPageBreak/>
-        <w:t xml:space="preserve">Componentes en </w:t>
-      </w:r>
-      <w:proofErr w:type="spellStart"/>
-      <w:r>
-        <w:rPr>
-          <w:b/>
-          <w:bCs/>
-          <w:lang w:val="es-AR"/>
-        </w:rPr>
-        <w:t>React</w:t>
-      </w:r>
-      <w:proofErr w:type="spellEnd"/>
-    </w:p>
-    <w:p>
-      <w:pPr>
-        <w:rPr>
-          <w:b/>
-          <w:bCs/>
-          <w:lang w:val="es-AR"/>
-        </w:rPr>
-      </w:pPr>
-      <w:r>
-        <w:rPr>
-          <w:b/>
-          <w:bCs/>
-          <w:lang w:val="es-AR"/>
-        </w:rPr>
-        <w:t xml:space="preserve">Concepto de Componentes en </w:t>
-      </w:r>
-      <w:proofErr w:type="spellStart"/>
-      <w:r>
-        <w:rPr>
-          <w:b/>
-          <w:bCs/>
-          <w:lang w:val="es-AR"/>
-        </w:rPr>
-        <w:t>React</w:t>
-      </w:r>
-      <w:proofErr w:type="spellEnd"/>
-    </w:p>
-    <w:p>
-      <w:pPr>
-        <w:rPr>
-          <w:lang w:val="es-AR"/>
-        </w:rPr>
-      </w:pPr>
-      <w:r>
-        <w:rPr>
-          <w:lang w:val="es-AR"/>
-        </w:rPr>
-        <w:t xml:space="preserve">En </w:t>
-      </w:r>
-      <w:proofErr w:type="spellStart"/>
-      <w:r>
-        <w:rPr>
-          <w:lang w:val="es-AR"/>
-        </w:rPr>
-        <w:t>React</w:t>
-      </w:r>
-      <w:proofErr w:type="spellEnd"/>
-      <w:r>
-        <w:rPr>
-          <w:lang w:val="es-AR"/>
-        </w:rPr>
-        <w:t>, los componentes son la base sobre la cual se construyen las interfaces de usuario. Cada componente representa una parte de la interfaz que cumple una función específica, como un botón, un formulario, o un campo de texto. Este enfoque modular permite dividir la interfaz en piezas independientes que se pueden gestionar y reutilizar fácilmente, mejorando la organización y el mantenimiento del código.</w:t>
-      </w:r>
-    </w:p>
-    <w:p>
-      <w:pPr>
-        <w:rPr>
-          <w:lang w:val="es-AR"/>
-        </w:rPr>
-      </w:pPr>
-      <w:r>
-        <w:rPr>
-          <w:lang w:val="es-AR"/>
-        </w:rPr>
-        <w:t xml:space="preserve">Los componentes en </w:t>
-      </w:r>
-      <w:proofErr w:type="spellStart"/>
-      <w:r>
-        <w:rPr>
-          <w:lang w:val="es-AR"/>
-        </w:rPr>
-        <w:t>React</w:t>
-      </w:r>
-      <w:proofErr w:type="spellEnd"/>
-      <w:r>
-        <w:rPr>
-          <w:lang w:val="es-AR"/>
-        </w:rPr>
-        <w:t xml:space="preserve"> pueden ser clasificados en dos tipos principales: componentes padres y componentes hijos. Los componentes padres contienen a los componentes hijos y definen la estructura y la disposición general de la interfaz. Por ejemplo, en un formulario de registro, el formulario completo sería el componente padre, mientras que los campos individuales, como nombre, correo electrónico y contraseña, serían los componentes hijos. Esta jerarquía de componentes facilita la creación de interfaces complejas, ya que cada componente puede ser desarrollado y actualizado de manera independiente.</w:t>
+        <w:t>Componentes en React</w:t>
+      </w:r>
+    </w:p>
+    <w:p>
+      <w:pPr>
+        <w:rPr>
+          <w:b/>
+          <w:bCs/>
+          <w:lang w:val="es-AR"/>
+        </w:rPr>
+      </w:pPr>
+      <w:r>
+        <w:rPr>
+          <w:b/>
+          <w:bCs/>
+          <w:lang w:val="es-AR"/>
+        </w:rPr>
+        <w:t>Concepto de Componentes en React</w:t>
+      </w:r>
+    </w:p>
+    <w:p>
+      <w:pPr>
+        <w:rPr>
+          <w:lang w:val="es-AR"/>
+        </w:rPr>
+      </w:pPr>
+      <w:r>
+        <w:rPr>
+          <w:lang w:val="es-AR"/>
+        </w:rPr>
+        <w:t>En React, los componentes son la base sobre la cual se construyen las interfaces de usuario. Cada componente representa una parte de la interfaz que cumple una función específica, como un botón, un formulario, o un campo de texto. Este enfoque modular permite dividir la interfaz en piezas independientes que se pueden gestionar y reutilizar fácilmente, mejorando la organización y el mantenimiento del código.</w:t>
+      </w:r>
+    </w:p>
+    <w:p>
+      <w:pPr>
+        <w:rPr>
+          <w:lang w:val="es-AR"/>
+        </w:rPr>
+      </w:pPr>
+      <w:r>
+        <w:rPr>
+          <w:lang w:val="es-AR"/>
+        </w:rPr>
+        <w:t>Los componentes en React pueden ser clasificados en dos tipos principales: componentes padres y componentes hijos. Los componentes padres contienen a los componentes hijos y definen la estructura y la disposición general de la interfaz. Por ejemplo, en un formulario de registro, el formulario completo sería el componente padre, mientras que los campos individuales, como nombre, correo electrónico y contraseña, serían los componentes hijos. Esta jerarquía de componentes facilita la creación de interfaces complejas, ya que cada componente puede ser desarrollado y actualizado de manera independiente.</w:t>
       </w:r>
     </w:p>
     <w:p>
@@ -604,21 +318,7 @@
         <w:rPr>
           <w:lang w:val="es-AR"/>
         </w:rPr>
-        <w:t xml:space="preserve">Por ejemplo, en una tienda en línea, un componente "Carrito de compras" puede contener varios componentes hijos como "Producto", "Cantidad", y "Total". Si se desea modificar la forma en la que se muestra la lista de productos, solo es necesario ajustar el componente "Producto" sin tocar el resto de la aplicación, demostrando cómo </w:t>
-      </w:r>
-      <w:proofErr w:type="gramStart"/>
-      <w:r>
-        <w:rPr>
-          <w:lang w:val="es-AR"/>
-        </w:rPr>
-        <w:t>la modularidad</w:t>
-      </w:r>
-      <w:proofErr w:type="gramEnd"/>
-      <w:r>
-        <w:rPr>
-          <w:lang w:val="es-AR"/>
-        </w:rPr>
-        <w:t xml:space="preserve"> facilita el mantenimiento y la evolución del código.</w:t>
+        <w:t>Por ejemplo, en una tienda en línea, un componente "Carrito de compras" puede contener varios componentes hijos como "Producto", "Cantidad", y "Total". Si se desea modificar la forma en la que se muestra la lista de productos, solo es necesario ajustar el componente "Producto" sin tocar el resto de la aplicación, demostrando cómo la modularidad facilita el mantenimiento y la evolución del código.</w:t>
       </w:r>
     </w:p>
     <w:p>
@@ -648,48 +348,20 @@
         <w:rPr>
           <w:lang w:val="es-AR"/>
         </w:rPr>
-        <w:t xml:space="preserve">El enfoque basado en componentes de </w:t>
-      </w:r>
-      <w:proofErr w:type="spellStart"/>
-      <w:r>
-        <w:rPr>
-          <w:lang w:val="es-AR"/>
-        </w:rPr>
-        <w:t>React</w:t>
-      </w:r>
-      <w:proofErr w:type="spellEnd"/>
-      <w:r>
-        <w:rPr>
-          <w:lang w:val="es-AR"/>
-        </w:rPr>
-        <w:t xml:space="preserve"> permite construir aplicaciones más rápidas y eficientes. Al dividir la interfaz en pequeños módulos independientes, los desarrolladores pueden trabajar en diferentes partes de la aplicación simultáneamente, facilitando el trabajo en equipo. Además, los componentes pueden ser reutilizados en distintos lugares de la aplicación o incluso en otros proyectos, ahorrando tiempo y esfuerzo.</w:t>
-      </w:r>
-    </w:p>
-    <w:p>
-      <w:pPr>
-        <w:rPr>
-          <w:lang w:val="es-AR"/>
-        </w:rPr>
-      </w:pPr>
-      <w:r>
-        <w:rPr>
-          <w:lang w:val="es-AR"/>
-        </w:rPr>
-        <w:t xml:space="preserve">En resumen, los componentes son fundamentales en </w:t>
-      </w:r>
-      <w:proofErr w:type="spellStart"/>
-      <w:r>
-        <w:rPr>
-          <w:lang w:val="es-AR"/>
-        </w:rPr>
-        <w:t>React</w:t>
-      </w:r>
-      <w:proofErr w:type="spellEnd"/>
-      <w:r>
-        <w:rPr>
-          <w:lang w:val="es-AR"/>
-        </w:rPr>
-        <w:t>, ya que permiten construir interfaces de usuario de manera modular y organizada. Este enfoque facilita no solo la creación y mantenimiento de las aplicaciones, sino también la reutilización de código, contribuyendo a un desarrollo más rápido y eficaz.</w:t>
+        <w:t>El enfoque basado en componentes de React permite construir aplicaciones más rápidas y eficientes. Al dividir la interfaz en pequeños módulos independientes, los desarrolladores pueden trabajar en diferentes partes de la aplicación simultáneamente, facilitando el trabajo en equipo. Además, los componentes pueden ser reutilizados en distintos lugares de la aplicación o incluso en otros proyectos, ahorrando tiempo y esfuerzo.</w:t>
+      </w:r>
+    </w:p>
+    <w:p>
+      <w:pPr>
+        <w:rPr>
+          <w:lang w:val="es-AR"/>
+        </w:rPr>
+      </w:pPr>
+      <w:r>
+        <w:rPr>
+          <w:lang w:val="es-AR"/>
+        </w:rPr>
+        <w:t>En resumen, los componentes son fundamentales en React, ya que permiten construir interfaces de usuario de manera modular y organizada. Este enfoque facilita no solo la creación y mantenimiento de las aplicaciones, sino también la reutilización de código, contribuyendo a un desarrollo más rápido y eficaz.</w:t>
       </w:r>
     </w:p>
     <w:p>
@@ -732,33 +404,11 @@
           <w:lang w:val="es-AR"/>
         </w:rPr>
       </w:pPr>
-      <w:proofErr w:type="spellStart"/>
-      <w:r>
-        <w:rPr>
-          <w:lang w:val="es-AR"/>
-        </w:rPr>
-        <w:t>React</w:t>
-      </w:r>
-      <w:proofErr w:type="spellEnd"/>
-      <w:r>
-        <w:rPr>
-          <w:lang w:val="es-AR"/>
-        </w:rPr>
-        <w:t xml:space="preserve"> utiliza un enfoque declarativo para la programación, lo cual se diferencia significativamente del enfoque imperativo tradicional. Entender la diferencia entre ambos estilos es clave para aprovechar las ventajas que </w:t>
-      </w:r>
-      <w:proofErr w:type="spellStart"/>
-      <w:r>
-        <w:rPr>
-          <w:lang w:val="es-AR"/>
-        </w:rPr>
-        <w:t>React</w:t>
-      </w:r>
-      <w:proofErr w:type="spellEnd"/>
-      <w:r>
-        <w:rPr>
-          <w:lang w:val="es-AR"/>
-        </w:rPr>
-        <w:t xml:space="preserve"> ofrece en el desarrollo de interfaces de usuario.</w:t>
+      <w:r>
+        <w:rPr>
+          <w:lang w:val="es-AR"/>
+        </w:rPr>
+        <w:t>React utiliza un enfoque declarativo para la programación, lo cual se diferencia significativamente del enfoque imperativo tradicional. Entender la diferencia entre ambos estilos es clave para aprovechar las ventajas que React ofrece en el desarrollo de interfaces de usuario.</w:t>
       </w:r>
     </w:p>
     <w:p>
@@ -800,21 +450,7 @@
         <w:rPr>
           <w:lang w:val="es-AR"/>
         </w:rPr>
-        <w:t> se realizan las operaciones, indicando explícitamente las instrucciones que el programa debe seguir. Por ejemplo, al crear una interfaz en JavaScript puro (</w:t>
-      </w:r>
-      <w:proofErr w:type="spellStart"/>
-      <w:r>
-        <w:rPr>
-          <w:lang w:val="es-AR"/>
-        </w:rPr>
-        <w:t>Vanilla</w:t>
-      </w:r>
-      <w:proofErr w:type="spellEnd"/>
-      <w:r>
-        <w:rPr>
-          <w:lang w:val="es-AR"/>
-        </w:rPr>
-        <w:t xml:space="preserve"> JS), el desarrollador debe especificar cada acción, desde la creación de elementos en el DOM hasta la actualización de sus propiedades, lo cual puede resultar en un código extenso y menos legible.</w:t>
+        <w:t> se realizan las operaciones, indicando explícitamente las instrucciones que el programa debe seguir. Por ejemplo, al crear una interfaz en JavaScript puro (Vanilla JS), el desarrollador debe especificar cada acción, desde la creación de elementos en el DOM hasta la actualización de sus propiedades, lo cual puede resultar en un código extenso y menos legible.</w:t>
       </w:r>
     </w:p>
     <w:p>
@@ -855,89 +491,37 @@
         <w:rPr>
           <w:lang w:val="es-AR"/>
         </w:rPr>
-        <w:t xml:space="preserve"> se quiere lograr, sin especificar cómo se deben llevar a cabo los pasos necesarios. En </w:t>
-      </w:r>
-      <w:proofErr w:type="spellStart"/>
-      <w:r>
-        <w:rPr>
-          <w:lang w:val="es-AR"/>
-        </w:rPr>
-        <w:t>React</w:t>
-      </w:r>
-      <w:proofErr w:type="spellEnd"/>
-      <w:r>
-        <w:rPr>
-          <w:lang w:val="es-AR"/>
-        </w:rPr>
-        <w:t xml:space="preserve">, los desarrolladores describen el resultado deseado para cada componente, y </w:t>
-      </w:r>
-      <w:proofErr w:type="spellStart"/>
-      <w:r>
-        <w:rPr>
-          <w:lang w:val="es-AR"/>
-        </w:rPr>
-        <w:t>React</w:t>
-      </w:r>
-      <w:proofErr w:type="spellEnd"/>
-      <w:r>
-        <w:rPr>
-          <w:lang w:val="es-AR"/>
-        </w:rPr>
-        <w:t xml:space="preserve"> se encarga de gestionar los detalles técnicos y actualizar la interfaz de manera eficiente. Este estilo de programación mejora la legibilidad del código, ya que permite concentrarse en la lógica y el diseño de la interfaz sin preocuparse por las operaciones de bajo nivel.</w:t>
-      </w:r>
-    </w:p>
-    <w:p>
-      <w:pPr>
-        <w:rPr>
-          <w:b/>
-          <w:bCs/>
-          <w:lang w:val="es-AR"/>
-        </w:rPr>
-      </w:pPr>
-      <w:r>
-        <w:rPr>
-          <w:b/>
-          <w:bCs/>
-          <w:lang w:val="es-AR"/>
-        </w:rPr>
-        <w:t xml:space="preserve">Ventajas del Código Declarativo en </w:t>
-      </w:r>
-      <w:proofErr w:type="spellStart"/>
-      <w:r>
-        <w:rPr>
-          <w:b/>
-          <w:bCs/>
-          <w:lang w:val="es-AR"/>
-        </w:rPr>
-        <w:t>React</w:t>
-      </w:r>
-      <w:proofErr w:type="spellEnd"/>
-    </w:p>
-    <w:p>
-      <w:pPr>
-        <w:rPr>
-          <w:lang w:val="es-AR"/>
-        </w:rPr>
-      </w:pPr>
-      <w:r>
-        <w:rPr>
-          <w:lang w:val="es-AR"/>
-        </w:rPr>
-        <w:t xml:space="preserve">El uso de código declarativo en </w:t>
-      </w:r>
-      <w:proofErr w:type="spellStart"/>
-      <w:r>
-        <w:rPr>
-          <w:lang w:val="es-AR"/>
-        </w:rPr>
-        <w:t>React</w:t>
-      </w:r>
-      <w:proofErr w:type="spellEnd"/>
-      <w:r>
-        <w:rPr>
-          <w:lang w:val="es-AR"/>
-        </w:rPr>
-        <w:t xml:space="preserve"> aporta varias ventajas:</w:t>
+        <w:t> se quiere lograr, sin especificar cómo se deben llevar a cabo los pasos necesarios. En React, los desarrolladores describen el resultado deseado para cada componente, y React se encarga de gestionar los detalles técnicos y actualizar la interfaz de manera eficiente. Este estilo de programación mejora la legibilidad del código, ya que permite concentrarse en la lógica y el diseño de la interfaz sin preocuparse por las operaciones de bajo nivel.</w:t>
+      </w:r>
+    </w:p>
+    <w:p>
+      <w:pPr>
+        <w:rPr>
+          <w:b/>
+          <w:bCs/>
+          <w:lang w:val="es-AR"/>
+        </w:rPr>
+      </w:pPr>
+      <w:r>
+        <w:rPr>
+          <w:b/>
+          <w:bCs/>
+          <w:lang w:val="es-AR"/>
+        </w:rPr>
+        <w:t>Ventajas del Código Declarativo en React</w:t>
+      </w:r>
+    </w:p>
+    <w:p>
+      <w:pPr>
+        <w:rPr>
+          <w:lang w:val="es-AR"/>
+        </w:rPr>
+      </w:pPr>
+      <w:r>
+        <w:rPr>
+          <w:lang w:val="es-AR"/>
+        </w:rPr>
+        <w:t>El uso de código declarativo en React aporta varias ventajas:</w:t>
       </w:r>
     </w:p>
     <w:p>
@@ -987,21 +571,7 @@
         <w:rPr>
           <w:lang w:val="es-AR"/>
         </w:rPr>
-        <w:t xml:space="preserve">: </w:t>
-      </w:r>
-      <w:proofErr w:type="spellStart"/>
-      <w:r>
-        <w:rPr>
-          <w:lang w:val="es-AR"/>
-        </w:rPr>
-        <w:t>React</w:t>
-      </w:r>
-      <w:proofErr w:type="spellEnd"/>
-      <w:r>
-        <w:rPr>
-          <w:lang w:val="es-AR"/>
-        </w:rPr>
-        <w:t xml:space="preserve"> permite encapsular la lógica de los componentes en un solo lugar, separándola de la presentación visual. Esto facilita la reutilización del código y la modificación de la lógica sin afectar otras partes del componente.</w:t>
+        <w:t>: React permite encapsular la lógica de los componentes en un solo lugar, separándola de la presentación visual. Esto facilita la reutilización del código y la modificación de la lógica sin afectar otras partes del componente.</w:t>
       </w:r>
     </w:p>
     <w:p>
@@ -1051,62 +621,20 @@
         <w:rPr>
           <w:lang w:val="es-AR"/>
         </w:rPr>
-        <w:t xml:space="preserve">: </w:t>
-      </w:r>
-      <w:proofErr w:type="spellStart"/>
-      <w:r>
-        <w:rPr>
-          <w:lang w:val="es-AR"/>
-        </w:rPr>
-        <w:t>React</w:t>
-      </w:r>
-      <w:proofErr w:type="spellEnd"/>
-      <w:r>
-        <w:rPr>
-          <w:lang w:val="es-AR"/>
-        </w:rPr>
-        <w:t xml:space="preserve"> maneja internamente el Virtual DOM, una representación en memoria del DOM real. Al usar código declarativo, </w:t>
-      </w:r>
-      <w:proofErr w:type="spellStart"/>
-      <w:r>
-        <w:rPr>
-          <w:lang w:val="es-AR"/>
-        </w:rPr>
-        <w:t>React</w:t>
-      </w:r>
-      <w:proofErr w:type="spellEnd"/>
-      <w:r>
-        <w:rPr>
-          <w:lang w:val="es-AR"/>
-        </w:rPr>
-        <w:t xml:space="preserve"> compara el Virtual DOM con la versión anterior y actualiza solo las partes necesarias de la interfaz, optimizando el rendimiento de la aplicación.</w:t>
-      </w:r>
-    </w:p>
-    <w:p>
-      <w:pPr>
-        <w:rPr>
-          <w:lang w:val="es-AR"/>
-        </w:rPr>
-      </w:pPr>
-      <w:r>
-        <w:rPr>
-          <w:lang w:val="es-AR"/>
-        </w:rPr>
-        <w:t xml:space="preserve">En resumen, el enfoque declarativo de </w:t>
-      </w:r>
-      <w:proofErr w:type="spellStart"/>
-      <w:r>
-        <w:rPr>
-          <w:lang w:val="es-AR"/>
-        </w:rPr>
-        <w:t>React</w:t>
-      </w:r>
-      <w:proofErr w:type="spellEnd"/>
-      <w:r>
-        <w:rPr>
-          <w:lang w:val="es-AR"/>
-        </w:rPr>
-        <w:t xml:space="preserve"> simplifica el desarrollo al enfocarse en el </w:t>
+        <w:t>: React maneja internamente el Virtual DOM, una representación en memoria del DOM real. Al usar código declarativo, React compara el Virtual DOM con la versión anterior y actualiza solo las partes necesarias de la interfaz, optimizando el rendimiento de la aplicación.</w:t>
+      </w:r>
+    </w:p>
+    <w:p>
+      <w:pPr>
+        <w:rPr>
+          <w:lang w:val="es-AR"/>
+        </w:rPr>
+      </w:pPr>
+      <w:r>
+        <w:rPr>
+          <w:lang w:val="es-AR"/>
+        </w:rPr>
+        <w:t>En resumen, el enfoque declarativo de React simplifica el desarrollo al enfocarse en el </w:t>
       </w:r>
       <w:r>
         <w:rPr>
@@ -1151,73 +679,37 @@
           <w:bCs/>
           <w:lang w:val="es-AR"/>
         </w:rPr>
-        <w:t xml:space="preserve">Virtual DOM y Reconciliación en </w:t>
-      </w:r>
-      <w:proofErr w:type="spellStart"/>
-      <w:r>
-        <w:rPr>
-          <w:b/>
-          <w:bCs/>
-          <w:lang w:val="es-AR"/>
-        </w:rPr>
-        <w:t>React</w:t>
-      </w:r>
-      <w:proofErr w:type="spellEnd"/>
-    </w:p>
-    <w:p>
-      <w:pPr>
-        <w:rPr>
-          <w:b/>
-          <w:bCs/>
-          <w:lang w:val="es-AR"/>
-        </w:rPr>
-      </w:pPr>
-      <w:r>
-        <w:rPr>
-          <w:b/>
-          <w:bCs/>
-          <w:lang w:val="es-AR"/>
-        </w:rPr>
-        <w:t xml:space="preserve">Optimización del Rendimiento en </w:t>
-      </w:r>
-      <w:proofErr w:type="spellStart"/>
-      <w:r>
-        <w:rPr>
-          <w:b/>
-          <w:bCs/>
-          <w:lang w:val="es-AR"/>
-        </w:rPr>
-        <w:t>React</w:t>
-      </w:r>
-      <w:proofErr w:type="spellEnd"/>
-      <w:r>
-        <w:rPr>
-          <w:b/>
-          <w:bCs/>
-          <w:lang w:val="es-AR"/>
-        </w:rPr>
-        <w:t>: Virtual DOM y Reconciliación</w:t>
-      </w:r>
-    </w:p>
-    <w:p>
-      <w:pPr>
-        <w:rPr>
-          <w:lang w:val="es-AR"/>
-        </w:rPr>
-      </w:pPr>
-      <w:proofErr w:type="spellStart"/>
-      <w:r>
-        <w:rPr>
-          <w:lang w:val="es-AR"/>
-        </w:rPr>
-        <w:t>React</w:t>
-      </w:r>
-      <w:proofErr w:type="spellEnd"/>
-      <w:r>
-        <w:rPr>
-          <w:lang w:val="es-AR"/>
-        </w:rPr>
-        <w:t xml:space="preserve"> se ha destacado en la industria del desarrollo web por su excelente rendimiento, y gran parte de este éxito se debe a su innovador uso del </w:t>
+        <w:t>Virtual DOM y Reconciliación en React</w:t>
+      </w:r>
+    </w:p>
+    <w:p>
+      <w:pPr>
+        <w:rPr>
+          <w:b/>
+          <w:bCs/>
+          <w:lang w:val="es-AR"/>
+        </w:rPr>
+      </w:pPr>
+      <w:r>
+        <w:rPr>
+          <w:b/>
+          <w:bCs/>
+          <w:lang w:val="es-AR"/>
+        </w:rPr>
+        <w:t>Optimización del Rendimiento en React: Virtual DOM y Reconciliación</w:t>
+      </w:r>
+    </w:p>
+    <w:p>
+      <w:pPr>
+        <w:rPr>
+          <w:lang w:val="es-AR"/>
+        </w:rPr>
+      </w:pPr>
+      <w:r>
+        <w:rPr>
+          <w:lang w:val="es-AR"/>
+        </w:rPr>
+        <w:t>React se ha destacado en la industria del desarrollo web por su excelente rendimiento, y gran parte de este éxito se debe a su innovador uso del </w:t>
       </w:r>
       <w:r>
         <w:rPr>
@@ -1245,21 +737,7 @@
         <w:rPr>
           <w:lang w:val="es-AR"/>
         </w:rPr>
-        <w:t xml:space="preserve">. Estos conceptos clave permiten a </w:t>
-      </w:r>
-      <w:proofErr w:type="spellStart"/>
-      <w:r>
-        <w:rPr>
-          <w:lang w:val="es-AR"/>
-        </w:rPr>
-        <w:t>React</w:t>
-      </w:r>
-      <w:proofErr w:type="spellEnd"/>
-      <w:r>
-        <w:rPr>
-          <w:lang w:val="es-AR"/>
-        </w:rPr>
-        <w:t xml:space="preserve"> optimizar las actualizaciones de la interfaz de usuario, asegurando que solo se realicen los cambios necesarios en el DOM real, lo cual mejora significativamente la eficiencia y velocidad de las aplicaciones.</w:t>
+        <w:t>. Estos conceptos clave permiten a React optimizar las actualizaciones de la interfaz de usuario, asegurando que solo se realicen los cambios necesarios en el DOM real, lo cual mejora significativamente la eficiencia y velocidad de las aplicaciones.</w:t>
       </w:r>
     </w:p>
     <w:p>
@@ -1304,48 +782,20 @@
         <w:rPr>
           <w:lang w:val="es-AR"/>
         </w:rPr>
-        <w:t xml:space="preserve"> es una representación virtual en memoria del DOM real. En lugar de aplicar directamente los cambios en los elementos visibles de la interfaz, </w:t>
-      </w:r>
-      <w:proofErr w:type="spellStart"/>
-      <w:r>
-        <w:rPr>
-          <w:lang w:val="es-AR"/>
-        </w:rPr>
-        <w:t>React</w:t>
-      </w:r>
-      <w:proofErr w:type="spellEnd"/>
-      <w:r>
-        <w:rPr>
-          <w:lang w:val="es-AR"/>
-        </w:rPr>
-        <w:t xml:space="preserve"> primero realiza las modificaciones en esta copia virtual. Esta estrategia reduce el costo de manipular el DOM, que es uno de los procesos más lentos en la actualización de interfaces.</w:t>
-      </w:r>
-    </w:p>
-    <w:p>
-      <w:pPr>
-        <w:rPr>
-          <w:lang w:val="es-AR"/>
-        </w:rPr>
-      </w:pPr>
-      <w:r>
-        <w:rPr>
-          <w:lang w:val="es-AR"/>
-        </w:rPr>
-        <w:t xml:space="preserve">Cuando ocurre un cambio en la aplicación, como un clic en un botón o la entrada de datos en un formulario, </w:t>
-      </w:r>
-      <w:proofErr w:type="spellStart"/>
-      <w:r>
-        <w:rPr>
-          <w:lang w:val="es-AR"/>
-        </w:rPr>
-        <w:t>React</w:t>
-      </w:r>
-      <w:proofErr w:type="spellEnd"/>
-      <w:r>
-        <w:rPr>
-          <w:lang w:val="es-AR"/>
-        </w:rPr>
-        <w:t xml:space="preserve"> actualiza el Virtual DOM primero. Posteriormente, compara esta nueva versión del Virtual DOM con la versión anterior en un proceso llamado </w:t>
+        <w:t> es una representación virtual en memoria del DOM real. En lugar de aplicar directamente los cambios en los elementos visibles de la interfaz, React primero realiza las modificaciones en esta copia virtual. Esta estrategia reduce el costo de manipular el DOM, que es uno de los procesos más lentos en la actualización de interfaces.</w:t>
+      </w:r>
+    </w:p>
+    <w:p>
+      <w:pPr>
+        <w:rPr>
+          <w:lang w:val="es-AR"/>
+        </w:rPr>
+      </w:pPr>
+      <w:r>
+        <w:rPr>
+          <w:lang w:val="es-AR"/>
+        </w:rPr>
+        <w:t>Cuando ocurre un cambio en la aplicación, como un clic en un botón o la entrada de datos en un formulario, React actualiza el Virtual DOM primero. Posteriormente, compara esta nueva versión del Virtual DOM con la versión anterior en un proceso llamado </w:t>
       </w:r>
       <w:r>
         <w:rPr>
@@ -1359,21 +809,7 @@
         <w:rPr>
           <w:lang w:val="es-AR"/>
         </w:rPr>
-        <w:t xml:space="preserve">. Durante este proceso, </w:t>
-      </w:r>
-      <w:proofErr w:type="spellStart"/>
-      <w:r>
-        <w:rPr>
-          <w:lang w:val="es-AR"/>
-        </w:rPr>
-        <w:t>React</w:t>
-      </w:r>
-      <w:proofErr w:type="spellEnd"/>
-      <w:r>
-        <w:rPr>
-          <w:lang w:val="es-AR"/>
-        </w:rPr>
-        <w:t xml:space="preserve"> identifica las diferencias entre ambas versiones y calcula los cambios mínimos necesarios para sincronizar el Virtual DOM con el DOM real.</w:t>
+        <w:t>. Durante este proceso, React identifica las diferencias entre ambas versiones y calcula los cambios mínimos necesarios para sincronizar el Virtual DOM con el DOM real.</w:t>
       </w:r>
     </w:p>
     <w:p>
@@ -1403,76 +839,20 @@
         <w:rPr>
           <w:lang w:val="es-AR"/>
         </w:rPr>
-        <w:t xml:space="preserve">El proceso de reconciliación se encarga de comparar el Virtual DOM con su versión previa y determinar la manera más eficiente de actualizar el DOM real. </w:t>
-      </w:r>
-      <w:proofErr w:type="spellStart"/>
-      <w:r>
-        <w:rPr>
-          <w:lang w:val="es-AR"/>
-        </w:rPr>
-        <w:t>React</w:t>
-      </w:r>
-      <w:proofErr w:type="spellEnd"/>
-      <w:r>
-        <w:rPr>
-          <w:lang w:val="es-AR"/>
-        </w:rPr>
-        <w:t xml:space="preserve"> analiza las diferencias y aplica solo los cambios necesarios, evitando modificaciones innecesarias que podrían afectar el rendimiento de la aplicación.</w:t>
-      </w:r>
-    </w:p>
-    <w:p>
-      <w:pPr>
-        <w:rPr>
-          <w:lang w:val="es-AR"/>
-        </w:rPr>
-      </w:pPr>
-      <w:r>
-        <w:rPr>
-          <w:lang w:val="es-AR"/>
-        </w:rPr>
-        <w:t xml:space="preserve">Por ejemplo, si en una lista de tareas solo se modifica un elemento al marcarlo como completado, </w:t>
-      </w:r>
-      <w:proofErr w:type="spellStart"/>
-      <w:r>
-        <w:rPr>
-          <w:lang w:val="es-AR"/>
-        </w:rPr>
-        <w:t>React</w:t>
-      </w:r>
-      <w:proofErr w:type="spellEnd"/>
-      <w:r>
-        <w:rPr>
-          <w:lang w:val="es-AR"/>
-        </w:rPr>
-        <w:t xml:space="preserve"> actualiza únicamente el nodo correspondiente de ese elemento en el DOM real, en lugar de </w:t>
-      </w:r>
-      <w:proofErr w:type="spellStart"/>
-      <w:r>
-        <w:rPr>
-          <w:lang w:val="es-AR"/>
-        </w:rPr>
-        <w:t>re-renderizar</w:t>
-      </w:r>
-      <w:proofErr w:type="spellEnd"/>
-      <w:r>
-        <w:rPr>
-          <w:lang w:val="es-AR"/>
-        </w:rPr>
-        <w:t xml:space="preserve"> toda la lista. Esto permite a </w:t>
-      </w:r>
-      <w:proofErr w:type="spellStart"/>
-      <w:r>
-        <w:rPr>
-          <w:lang w:val="es-AR"/>
-        </w:rPr>
-        <w:t>React</w:t>
-      </w:r>
-      <w:proofErr w:type="spellEnd"/>
-      <w:r>
-        <w:rPr>
-          <w:lang w:val="es-AR"/>
-        </w:rPr>
-        <w:t xml:space="preserve"> optimizar los movimientos y minimizar el impacto en el rendimiento.</w:t>
+        <w:t>El proceso de reconciliación se encarga de comparar el Virtual DOM con su versión previa y determinar la manera más eficiente de actualizar el DOM real. React analiza las diferencias y aplica solo los cambios necesarios, evitando modificaciones innecesarias que podrían afectar el rendimiento de la aplicación.</w:t>
+      </w:r>
+    </w:p>
+    <w:p>
+      <w:pPr>
+        <w:rPr>
+          <w:lang w:val="es-AR"/>
+        </w:rPr>
+      </w:pPr>
+      <w:r>
+        <w:rPr>
+          <w:lang w:val="es-AR"/>
+        </w:rPr>
+        <w:t>Por ejemplo, si en una lista de tareas solo se modifica un elemento al marcarlo como completado, React actualiza únicamente el nodo correspondiente de ese elemento en el DOM real, en lugar de re-renderizar toda la lista. Esto permite a React optimizar los movimientos y minimizar el impacto en el rendimiento.</w:t>
       </w:r>
     </w:p>
     <w:p>
@@ -1514,21 +894,7 @@
         <w:rPr>
           <w:lang w:val="es-AR"/>
         </w:rPr>
-        <w:t xml:space="preserve">: Al manejar los cambios primero en el Virtual DOM y luego aplicar solo los necesarios al DOM real, </w:t>
-      </w:r>
-      <w:proofErr w:type="spellStart"/>
-      <w:r>
-        <w:rPr>
-          <w:lang w:val="es-AR"/>
-        </w:rPr>
-        <w:t>React</w:t>
-      </w:r>
-      <w:proofErr w:type="spellEnd"/>
-      <w:r>
-        <w:rPr>
-          <w:lang w:val="es-AR"/>
-        </w:rPr>
-        <w:t xml:space="preserve"> reduce significativamente el tiempo y los recursos necesarios para actualizar la interfaz.</w:t>
+        <w:t>: Al manejar los cambios primero en el Virtual DOM y luego aplicar solo los necesarios al DOM real, React reduce significativamente el tiempo y los recursos necesarios para actualizar la interfaz.</w:t>
       </w:r>
     </w:p>
     <w:p>
@@ -1553,35 +919,7 @@
         <w:rPr>
           <w:lang w:val="es-AR"/>
         </w:rPr>
-        <w:t xml:space="preserve">: La actualización selectiva de los elementos en el DOM real evita </w:t>
-      </w:r>
-      <w:proofErr w:type="spellStart"/>
-      <w:r>
-        <w:rPr>
-          <w:lang w:val="es-AR"/>
-        </w:rPr>
-        <w:t>redibujos</w:t>
-      </w:r>
-      <w:proofErr w:type="spellEnd"/>
-      <w:r>
-        <w:rPr>
-          <w:lang w:val="es-AR"/>
-        </w:rPr>
-        <w:t xml:space="preserve"> y </w:t>
-      </w:r>
-      <w:proofErr w:type="spellStart"/>
-      <w:r>
-        <w:rPr>
-          <w:lang w:val="es-AR"/>
-        </w:rPr>
-        <w:t>recalculaciones</w:t>
-      </w:r>
-      <w:proofErr w:type="spellEnd"/>
-      <w:r>
-        <w:rPr>
-          <w:lang w:val="es-AR"/>
-        </w:rPr>
-        <w:t xml:space="preserve"> innecesarias, proporcionando una experiencia de usuario más fluida y responsiva.</w:t>
+        <w:t>: La actualización selectiva de los elementos en el DOM real evita redibujos y recalculaciones innecesarias, proporcionando una experiencia de usuario más fluida y responsiva.</w:t>
       </w:r>
     </w:p>
     <w:p>
@@ -1606,62 +944,20 @@
         <w:rPr>
           <w:lang w:val="es-AR"/>
         </w:rPr>
-        <w:t xml:space="preserve">: </w:t>
-      </w:r>
-      <w:proofErr w:type="spellStart"/>
-      <w:r>
-        <w:rPr>
-          <w:lang w:val="es-AR"/>
-        </w:rPr>
-        <w:t>React</w:t>
-      </w:r>
-      <w:proofErr w:type="spellEnd"/>
-      <w:r>
-        <w:rPr>
-          <w:lang w:val="es-AR"/>
-        </w:rPr>
-        <w:t xml:space="preserve"> sigue un flujo de datos unidireccional, lo que facilita el seguimiento de los cambios y la depuración de errores, ya que los datos fluyen de componentes padres a componentes hijos sin generar actualizaciones inesperadas en otras partes de la interfaz.</w:t>
-      </w:r>
-    </w:p>
-    <w:p>
-      <w:pPr>
-        <w:rPr>
-          <w:lang w:val="es-AR"/>
-        </w:rPr>
-      </w:pPr>
-      <w:r>
-        <w:rPr>
-          <w:lang w:val="es-AR"/>
-        </w:rPr>
-        <w:t xml:space="preserve">En resumen, el uso del Virtual DOM y el proceso de reconciliación son aspectos fundamentales que permiten a </w:t>
-      </w:r>
-      <w:proofErr w:type="spellStart"/>
-      <w:r>
-        <w:rPr>
-          <w:lang w:val="es-AR"/>
-        </w:rPr>
-        <w:t>React</w:t>
-      </w:r>
-      <w:proofErr w:type="spellEnd"/>
-      <w:r>
-        <w:rPr>
-          <w:lang w:val="es-AR"/>
-        </w:rPr>
-        <w:t xml:space="preserve"> optimizar el rendimiento de las aplicaciones. Al gestionar de manera eficiente las actualizaciones del DOM real, </w:t>
-      </w:r>
-      <w:proofErr w:type="spellStart"/>
-      <w:r>
-        <w:rPr>
-          <w:lang w:val="es-AR"/>
-        </w:rPr>
-        <w:t>React</w:t>
-      </w:r>
-      <w:proofErr w:type="spellEnd"/>
-      <w:r>
-        <w:rPr>
-          <w:lang w:val="es-AR"/>
-        </w:rPr>
-        <w:t xml:space="preserve"> asegura una interfaz rápida, precisa y responsiva, mejorando la experiencia tanto para los desarrolladores como para los usuarios finales.</w:t>
+        <w:t>: React sigue un flujo de datos unidireccional, lo que facilita el seguimiento de los cambios y la depuración de errores, ya que los datos fluyen de componentes padres a componentes hijos sin generar actualizaciones inesperadas en otras partes de la interfaz.</w:t>
+      </w:r>
+    </w:p>
+    <w:p>
+      <w:pPr>
+        <w:rPr>
+          <w:lang w:val="es-AR"/>
+        </w:rPr>
+      </w:pPr>
+      <w:r>
+        <w:rPr>
+          <w:lang w:val="es-AR"/>
+        </w:rPr>
+        <w:t>En resumen, el uso del Virtual DOM y el proceso de reconciliación son aspectos fundamentales que permiten a React optimizar el rendimiento de las aplicaciones. Al gestionar de manera eficiente las actualizaciones del DOM real, React asegura una interfaz rápida, precisa y responsiva, mejorando la experiencia tanto para los desarrolladores como para los usuarios finales.</w:t>
       </w:r>
     </w:p>
     <w:p>
@@ -1778,35 +1074,7 @@
         <w:rPr>
           <w:lang w:val="es-AR"/>
         </w:rPr>
-        <w:t>: Node.js permite que JavaScript se ejecute en un entorno de servidor, lo que habilita a los desarrolladores a crear aplicaciones de back-</w:t>
-      </w:r>
-      <w:proofErr w:type="spellStart"/>
-      <w:r>
-        <w:rPr>
-          <w:lang w:val="es-AR"/>
-        </w:rPr>
-        <w:t>end</w:t>
-      </w:r>
-      <w:proofErr w:type="spellEnd"/>
-      <w:r>
-        <w:rPr>
-          <w:lang w:val="es-AR"/>
-        </w:rPr>
-        <w:t xml:space="preserve"> y servicios web utilizando el mismo lenguaje que en el </w:t>
-      </w:r>
-      <w:proofErr w:type="spellStart"/>
-      <w:r>
-        <w:rPr>
-          <w:lang w:val="es-AR"/>
-        </w:rPr>
-        <w:t>front-end</w:t>
-      </w:r>
-      <w:proofErr w:type="spellEnd"/>
-      <w:r>
-        <w:rPr>
-          <w:lang w:val="es-AR"/>
-        </w:rPr>
-        <w:t>.</w:t>
+        <w:t>: Node.js permite que JavaScript se ejecute en un entorno de servidor, lo que habilita a los desarrolladores a crear aplicaciones de back-end y servicios web utilizando el mismo lenguaje que en el front-end.</w:t>
       </w:r>
     </w:p>
     <w:p>
@@ -1873,43 +1141,7 @@
           <w:bCs/>
           <w:lang w:val="es-AR"/>
         </w:rPr>
-        <w:t xml:space="preserve">NPM: </w:t>
-      </w:r>
-      <w:proofErr w:type="spellStart"/>
-      <w:r>
-        <w:rPr>
-          <w:b/>
-          <w:bCs/>
-          <w:lang w:val="es-AR"/>
-        </w:rPr>
-        <w:t>Node</w:t>
-      </w:r>
-      <w:proofErr w:type="spellEnd"/>
-      <w:r>
-        <w:rPr>
-          <w:b/>
-          <w:bCs/>
-          <w:lang w:val="es-AR"/>
-        </w:rPr>
-        <w:t xml:space="preserve"> </w:t>
-      </w:r>
-      <w:proofErr w:type="spellStart"/>
-      <w:r>
-        <w:rPr>
-          <w:b/>
-          <w:bCs/>
-          <w:lang w:val="es-AR"/>
-        </w:rPr>
-        <w:t>Package</w:t>
-      </w:r>
-      <w:proofErr w:type="spellEnd"/>
-      <w:r>
-        <w:rPr>
-          <w:b/>
-          <w:bCs/>
-          <w:lang w:val="es-AR"/>
-        </w:rPr>
-        <w:t xml:space="preserve"> Manager</w:t>
+        <w:t>NPM: Node Package Manager</w:t>
       </w:r>
     </w:p>
     <w:p>
@@ -1930,49 +1162,7 @@
         <w:rPr>
           <w:lang w:val="es-AR"/>
         </w:rPr>
-        <w:t> (</w:t>
-      </w:r>
-      <w:proofErr w:type="spellStart"/>
-      <w:r>
-        <w:rPr>
-          <w:lang w:val="es-AR"/>
-        </w:rPr>
-        <w:t>Node</w:t>
-      </w:r>
-      <w:proofErr w:type="spellEnd"/>
-      <w:r>
-        <w:rPr>
-          <w:lang w:val="es-AR"/>
-        </w:rPr>
-        <w:t xml:space="preserve"> </w:t>
-      </w:r>
-      <w:proofErr w:type="spellStart"/>
-      <w:r>
-        <w:rPr>
-          <w:lang w:val="es-AR"/>
-        </w:rPr>
-        <w:t>Package</w:t>
-      </w:r>
-      <w:proofErr w:type="spellEnd"/>
-      <w:r>
-        <w:rPr>
-          <w:lang w:val="es-AR"/>
-        </w:rPr>
-        <w:t xml:space="preserve"> Manager) es la herramienta que acompaña a Node.js para la gestión de paquetes y módulos. NPM permite buscar, descargar, e instalar módulos de terceros, simplificando la integración de librerías y herramientas necesarias para el desarrollo de aplicaciones. Esto resulta especialmente útil en proyectos de </w:t>
-      </w:r>
-      <w:proofErr w:type="spellStart"/>
-      <w:r>
-        <w:rPr>
-          <w:lang w:val="es-AR"/>
-        </w:rPr>
-        <w:t>React</w:t>
-      </w:r>
-      <w:proofErr w:type="spellEnd"/>
-      <w:r>
-        <w:rPr>
-          <w:lang w:val="es-AR"/>
-        </w:rPr>
-        <w:t>, donde a menudo se necesitan módulos adicionales para mejorar la funcionalidad de la aplicación.</w:t>
+        <w:t> (Node Package Manager) es la herramienta que acompaña a Node.js para la gestión de paquetes y módulos. NPM permite buscar, descargar, e instalar módulos de terceros, simplificando la integración de librerías y herramientas necesarias para el desarrollo de aplicaciones. Esto resulta especialmente útil en proyectos de React, donde a menudo se necesitan módulos adicionales para mejorar la funcionalidad de la aplicación.</w:t>
       </w:r>
     </w:p>
     <w:p>
@@ -2014,21 +1204,7 @@
         <w:rPr>
           <w:lang w:val="es-AR"/>
         </w:rPr>
-        <w:t xml:space="preserve">: NPM actúa como un repositorio central donde los desarrolladores pueden encontrar y compartir librerías de código abierto. Esto incluye desde pequeñas utilidades hasta </w:t>
-      </w:r>
-      <w:proofErr w:type="spellStart"/>
-      <w:r>
-        <w:rPr>
-          <w:lang w:val="es-AR"/>
-        </w:rPr>
-        <w:t>frameworks</w:t>
-      </w:r>
-      <w:proofErr w:type="spellEnd"/>
-      <w:r>
-        <w:rPr>
-          <w:lang w:val="es-AR"/>
-        </w:rPr>
-        <w:t xml:space="preserve"> completos, lo que permite ahorrar tiempo y esfuerzo al evitar la necesidad de reinventar soluciones ya desarrolladas por otros.</w:t>
+        <w:t>: NPM actúa como un repositorio central donde los desarrolladores pueden encontrar y compartir librerías de código abierto. Esto incluye desde pequeñas utilidades hasta frameworks completos, lo que permite ahorrar tiempo y esfuerzo al evitar la necesidad de reinventar soluciones ya desarrolladas por otros.</w:t>
       </w:r>
     </w:p>
     <w:p>
@@ -2062,42 +1238,12 @@
           <w:lang w:val="es-AR"/>
         </w:rPr>
       </w:pPr>
-      <w:proofErr w:type="spellStart"/>
-      <w:r>
-        <w:rPr>
-          <w:lang w:val="es-AR"/>
-        </w:rPr>
-        <w:t>npm</w:t>
-      </w:r>
-      <w:proofErr w:type="spellEnd"/>
-      <w:r>
-        <w:rPr>
-          <w:lang w:val="es-AR"/>
-        </w:rPr>
-        <w:t xml:space="preserve"> </w:t>
-      </w:r>
-      <w:proofErr w:type="spellStart"/>
-      <w:r>
-        <w:rPr>
-          <w:lang w:val="es-AR"/>
-        </w:rPr>
-        <w:t>install</w:t>
-      </w:r>
-      <w:proofErr w:type="spellEnd"/>
-      <w:r>
-        <w:rPr>
-          <w:lang w:val="es-AR"/>
-        </w:rPr>
-        <w:t xml:space="preserve"> </w:t>
-      </w:r>
-      <w:proofErr w:type="spellStart"/>
-      <w:r>
-        <w:rPr>
-          <w:lang w:val="es-AR"/>
-        </w:rPr>
-        <w:t>bootstrap</w:t>
-      </w:r>
-      <w:proofErr w:type="spellEnd"/>
+      <w:r>
+        <w:rPr>
+          <w:lang w:val="es-AR"/>
+        </w:rPr>
+        <w:t>npm install bootstrap</w:t>
+      </w:r>
     </w:p>
     <w:p>
       <w:pPr>
@@ -2317,18 +1463,8 @@
           <w:bCs/>
           <w:lang w:val="es-AR"/>
         </w:rPr>
-        <w:t xml:space="preserve">MDN web </w:t>
-      </w:r>
-      <w:proofErr w:type="spellStart"/>
-      <w:r>
-        <w:rPr>
-          <w:b/>
-          <w:bCs/>
-          <w:lang w:val="es-AR"/>
-        </w:rPr>
-        <w:t>docs</w:t>
-      </w:r>
-      <w:proofErr w:type="spellEnd"/>
+        <w:t>MDN web docs</w:t>
+      </w:r>
     </w:p>
     <w:p>
       <w:pPr>
@@ -2363,18 +1499,8 @@
           <w:bCs/>
           <w:lang w:val="es-AR"/>
         </w:rPr>
-        <w:t xml:space="preserve">MDN web </w:t>
-      </w:r>
-      <w:proofErr w:type="spellStart"/>
-      <w:r>
-        <w:rPr>
-          <w:b/>
-          <w:bCs/>
-          <w:lang w:val="es-AR"/>
-        </w:rPr>
-        <w:t>docs</w:t>
-      </w:r>
-      <w:proofErr w:type="spellEnd"/>
+        <w:t>MDN web docs</w:t>
+      </w:r>
     </w:p>
     <w:p>
       <w:pPr>
@@ -2425,7 +1551,6 @@
           <w:lang w:val="es-AR"/>
         </w:rPr>
       </w:pPr>
-      <w:proofErr w:type="spellStart"/>
       <w:r>
         <w:rPr>
           <w:b/>
@@ -2433,16 +1558,7 @@
           <w:lang w:val="es-AR"/>
         </w:rPr>
         <w:lastRenderedPageBreak/>
-        <w:t>Polyfills</w:t>
-      </w:r>
-      <w:proofErr w:type="spellEnd"/>
-      <w:r>
-        <w:rPr>
-          <w:b/>
-          <w:bCs/>
-          <w:lang w:val="es-AR"/>
-        </w:rPr>
-        <w:t xml:space="preserve"> y Retrocompatibilidad</w:t>
+        <w:t>Polyfills y Retrocompatibilidad</w:t>
       </w:r>
     </w:p>
     <w:p>
@@ -2494,21 +1610,11 @@
           <w:lang w:val="es-AR"/>
         </w:rPr>
       </w:pPr>
-      <w:proofErr w:type="spellStart"/>
-      <w:proofErr w:type="gramStart"/>
-      <w:r>
-        <w:rPr>
-          <w:lang w:val="es-AR"/>
-        </w:rPr>
-        <w:t>Array.prototype.includes</w:t>
-      </w:r>
-      <w:proofErr w:type="spellEnd"/>
-      <w:proofErr w:type="gramEnd"/>
-      <w:r>
-        <w:rPr>
-          <w:lang w:val="es-AR"/>
-        </w:rPr>
-        <w:t>()</w:t>
+      <w:r>
+        <w:rPr>
+          <w:lang w:val="es-AR"/>
+        </w:rPr>
+        <w:t>Array.prototype.includes()</w:t>
       </w:r>
     </w:p>
     <w:p>
@@ -2530,14 +1636,12 @@
           <w:lang w:val="es-AR"/>
         </w:rPr>
       </w:pPr>
-      <w:proofErr w:type="spellStart"/>
       <w:r>
         <w:rPr>
           <w:lang w:val="es-AR"/>
         </w:rPr>
         <w:t>Promise</w:t>
       </w:r>
-      <w:proofErr w:type="spellEnd"/>
     </w:p>
     <w:p>
       <w:pPr>
@@ -2566,58 +1670,20 @@
           <w:bCs/>
           <w:lang w:val="es-AR"/>
         </w:rPr>
-        <w:t xml:space="preserve">El Papel de los </w:t>
-      </w:r>
-      <w:proofErr w:type="spellStart"/>
-      <w:r>
-        <w:rPr>
-          <w:b/>
-          <w:bCs/>
-          <w:lang w:val="es-AR"/>
-        </w:rPr>
-        <w:t>Polyfills</w:t>
-      </w:r>
-      <w:proofErr w:type="spellEnd"/>
-    </w:p>
-    <w:p>
-      <w:pPr>
-        <w:rPr>
-          <w:lang w:val="es-AR"/>
-        </w:rPr>
-      </w:pPr>
-      <w:r>
-        <w:rPr>
-          <w:lang w:val="es-AR"/>
-        </w:rPr>
-        <w:t xml:space="preserve">Aquí es donde entran los </w:t>
-      </w:r>
-      <w:proofErr w:type="spellStart"/>
-      <w:r>
-        <w:rPr>
-          <w:lang w:val="es-AR"/>
-        </w:rPr>
-        <w:t>polyfills</w:t>
-      </w:r>
-      <w:proofErr w:type="spellEnd"/>
-      <w:r>
-        <w:rPr>
-          <w:lang w:val="es-AR"/>
-        </w:rPr>
-        <w:t xml:space="preserve">. Un </w:t>
-      </w:r>
-      <w:proofErr w:type="spellStart"/>
-      <w:r>
-        <w:rPr>
-          <w:lang w:val="es-AR"/>
-        </w:rPr>
-        <w:t>polyfill</w:t>
-      </w:r>
-      <w:proofErr w:type="spellEnd"/>
-      <w:r>
-        <w:rPr>
-          <w:lang w:val="es-AR"/>
-        </w:rPr>
-        <w:t xml:space="preserve"> es básicamente un “parche” de código que emula la funcionalidad de características modernas que los navegadores antiguos no soportan. Es como un traductor que adapta el código nuevo a un formato que el navegador pueda entender, garantizando así la ejecución correcta de la aplicación.</w:t>
+        <w:t>El Papel de los Polyfills</w:t>
+      </w:r>
+    </w:p>
+    <w:p>
+      <w:pPr>
+        <w:rPr>
+          <w:lang w:val="es-AR"/>
+        </w:rPr>
+      </w:pPr>
+      <w:r>
+        <w:rPr>
+          <w:lang w:val="es-AR"/>
+        </w:rPr>
+        <w:t>Aquí es donde entran los polyfills. Un polyfill es básicamente un “parche” de código que emula la funcionalidad de características modernas que los navegadores antiguos no soportan. Es como un traductor que adapta el código nuevo a un formato que el navegador pueda entender, garantizando así la ejecución correcta de la aplicación.</w:t>
       </w:r>
     </w:p>
     <w:p>
@@ -2660,147 +1726,77 @@
         <w:rPr>
           <w:lang w:val="es-AR"/>
         </w:rPr>
-        <w:t xml:space="preserve">Entonces aparece ‘Francis </w:t>
-      </w:r>
-      <w:proofErr w:type="spellStart"/>
-      <w:r>
-        <w:rPr>
-          <w:lang w:val="es-AR"/>
-        </w:rPr>
-        <w:t>Polyfill</w:t>
-      </w:r>
-      <w:proofErr w:type="spellEnd"/>
-      <w:r>
-        <w:rPr>
-          <w:lang w:val="es-AR"/>
-        </w:rPr>
-        <w:t>’, quien dice: “No se preocupen, si no pueden multiplicar, simplemente sumen repetidamente.” Por ejemplo, en lugar de hacer 10 x 2, sumen 10 dos veces: 10 + 10. Aunque el método es diferente, el resultado es el mismo.</w:t>
-      </w:r>
-    </w:p>
-    <w:p>
-      <w:pPr>
-        <w:rPr>
-          <w:b/>
-          <w:bCs/>
-          <w:lang w:val="es-AR"/>
-        </w:rPr>
-      </w:pPr>
-      <w:proofErr w:type="spellStart"/>
-      <w:r>
-        <w:rPr>
-          <w:b/>
-          <w:bCs/>
-          <w:lang w:val="es-AR"/>
-        </w:rPr>
-        <w:t>Polyfills</w:t>
-      </w:r>
-      <w:proofErr w:type="spellEnd"/>
-      <w:r>
-        <w:rPr>
-          <w:b/>
-          <w:bCs/>
-          <w:lang w:val="es-AR"/>
-        </w:rPr>
-        <w:t xml:space="preserve"> en el Mundo Real</w:t>
-      </w:r>
-    </w:p>
-    <w:p>
-      <w:pPr>
-        <w:rPr>
-          <w:lang w:val="es-AR"/>
-        </w:rPr>
-      </w:pPr>
-      <w:r>
-        <w:rPr>
-          <w:lang w:val="es-AR"/>
-        </w:rPr>
-        <w:t xml:space="preserve">En programación, los </w:t>
-      </w:r>
-      <w:proofErr w:type="spellStart"/>
-      <w:r>
-        <w:rPr>
-          <w:lang w:val="es-AR"/>
-        </w:rPr>
-        <w:t>polyfills</w:t>
-      </w:r>
-      <w:proofErr w:type="spellEnd"/>
-      <w:r>
-        <w:rPr>
-          <w:lang w:val="es-AR"/>
-        </w:rPr>
-        <w:t xml:space="preserve"> funcionan de manera similar. Si un navegador no soporta una nueva función como </w:t>
-      </w:r>
-    </w:p>
-    <w:p>
-      <w:pPr>
-        <w:rPr>
-          <w:lang w:val="es-AR"/>
-        </w:rPr>
-      </w:pPr>
-      <w:proofErr w:type="spellStart"/>
-      <w:proofErr w:type="gramStart"/>
-      <w:r>
-        <w:rPr>
-          <w:lang w:val="es-AR"/>
-        </w:rPr>
-        <w:t>fetch</w:t>
-      </w:r>
-      <w:proofErr w:type="spellEnd"/>
-      <w:r>
-        <w:rPr>
-          <w:lang w:val="es-AR"/>
-        </w:rPr>
-        <w:t>(</w:t>
-      </w:r>
-      <w:proofErr w:type="gramEnd"/>
-      <w:r>
-        <w:rPr>
-          <w:lang w:val="es-AR"/>
-        </w:rPr>
-        <w:t>)</w:t>
-      </w:r>
-    </w:p>
-    <w:p>
-      <w:pPr>
-        <w:rPr>
-          <w:lang w:val="es-AR"/>
-        </w:rPr>
-      </w:pPr>
-      <w:r>
-        <w:rPr>
-          <w:lang w:val="es-AR"/>
-        </w:rPr>
-        <w:t xml:space="preserve">, podemos incluir un </w:t>
-      </w:r>
-      <w:proofErr w:type="spellStart"/>
-      <w:r>
-        <w:rPr>
-          <w:lang w:val="es-AR"/>
-        </w:rPr>
-        <w:t>polyfill</w:t>
-      </w:r>
-      <w:proofErr w:type="spellEnd"/>
-      <w:r>
-        <w:rPr>
-          <w:lang w:val="es-AR"/>
-        </w:rPr>
-        <w:t xml:space="preserve"> que proporciona una implementación alternativa usando tecnologías más antiguas como </w:t>
-      </w:r>
-    </w:p>
-    <w:p>
-      <w:pPr>
-        <w:rPr>
-          <w:lang w:val="es-AR"/>
-        </w:rPr>
-      </w:pPr>
-      <w:proofErr w:type="spellStart"/>
+        <w:t>Entonces aparece ‘Francis Polyfill’, quien dice: “No se preocupen, si no pueden multiplicar, simplemente sumen repetidamente.” Por ejemplo, en lugar de hacer 10 x 2, sumen 10 dos veces: 10 + 10. Aunque el método es diferente, el resultado es el mismo.</w:t>
+      </w:r>
+    </w:p>
+    <w:p>
+      <w:pPr>
+        <w:rPr>
+          <w:b/>
+          <w:bCs/>
+          <w:lang w:val="es-AR"/>
+        </w:rPr>
+      </w:pPr>
+      <w:r>
+        <w:rPr>
+          <w:b/>
+          <w:bCs/>
+          <w:lang w:val="es-AR"/>
+        </w:rPr>
+        <w:t>Polyfills en el Mundo Real</w:t>
+      </w:r>
+    </w:p>
+    <w:p>
+      <w:pPr>
+        <w:rPr>
+          <w:lang w:val="es-AR"/>
+        </w:rPr>
+      </w:pPr>
+      <w:r>
+        <w:rPr>
+          <w:lang w:val="es-AR"/>
+        </w:rPr>
+        <w:t>En programación, los polyfills funcionan de manera similar. Si un navegador no soporta una nueva función como </w:t>
+      </w:r>
+    </w:p>
+    <w:p>
+      <w:pPr>
+        <w:rPr>
+          <w:lang w:val="es-AR"/>
+        </w:rPr>
+      </w:pPr>
+      <w:r>
+        <w:rPr>
+          <w:lang w:val="es-AR"/>
+        </w:rPr>
+        <w:t>fetch()</w:t>
+      </w:r>
+    </w:p>
+    <w:p>
+      <w:pPr>
+        <w:rPr>
+          <w:lang w:val="es-AR"/>
+        </w:rPr>
+      </w:pPr>
+      <w:r>
+        <w:rPr>
+          <w:lang w:val="es-AR"/>
+        </w:rPr>
+        <w:t>, podemos incluir un polyfill que proporciona una implementación alternativa usando tecnologías más antiguas como </w:t>
+      </w:r>
+    </w:p>
+    <w:p>
+      <w:pPr>
+        <w:rPr>
+          <w:lang w:val="es-AR"/>
+        </w:rPr>
+      </w:pPr>
       <w:r>
         <w:rPr>
           <w:lang w:val="es-AR"/>
         </w:rPr>
         <w:t>XMLHttpRequest</w:t>
       </w:r>
-      <w:proofErr w:type="spellEnd"/>
     </w:p>
     <w:p>
       <w:pPr>
@@ -2826,21 +1822,7 @@
           <w:lang w:val="es-AR"/>
         </w:rPr>
         <w:lastRenderedPageBreak/>
-        <w:t xml:space="preserve">Utilizar </w:t>
-      </w:r>
-      <w:proofErr w:type="spellStart"/>
-      <w:r>
-        <w:rPr>
-          <w:lang w:val="es-AR"/>
-        </w:rPr>
-        <w:t>polyfills</w:t>
-      </w:r>
-      <w:proofErr w:type="spellEnd"/>
-      <w:r>
-        <w:rPr>
-          <w:lang w:val="es-AR"/>
-        </w:rPr>
-        <w:t xml:space="preserve"> no solo facilita la integración de nuevas funcionalidades sin perder retrocompatibilidad, sino que también nos ayuda a crear aplicaciones más inclusivas y accesibles. Recuerda siempre considerar a tus usuarios y su diversidad de entornos al desarrollar aplicaciones web modernas.</w:t>
+        <w:t>Utilizar polyfills no solo facilita la integración de nuevas funcionalidades sin perder retrocompatibilidad, sino que también nos ayuda a crear aplicaciones más inclusivas y accesibles. Recuerda siempre considerar a tus usuarios y su diversidad de entornos al desarrollar aplicaciones web modernas.</w:t>
       </w:r>
     </w:p>
     <w:p>
@@ -2874,18 +1856,8 @@
           <w:bCs/>
           <w:lang w:val="es-AR"/>
         </w:rPr>
-        <w:t xml:space="preserve">Vite y </w:t>
-      </w:r>
-      <w:proofErr w:type="spellStart"/>
-      <w:r>
-        <w:rPr>
-          <w:b/>
-          <w:bCs/>
-          <w:lang w:val="es-AR"/>
-        </w:rPr>
-        <w:t>Transpiling</w:t>
-      </w:r>
-      <w:proofErr w:type="spellEnd"/>
+        <w:t>Vite y Transpiling</w:t>
+      </w:r>
     </w:p>
     <w:p>
       <w:pPr>
@@ -2914,63 +1886,7 @@
         <w:rPr>
           <w:lang w:val="es-AR"/>
         </w:rPr>
-        <w:t xml:space="preserve">Vite es una herramienta moderna de desarrollo y empaquetado que se ha convertido en una alternativa cada vez más popular a herramientas tradicionales como </w:t>
-      </w:r>
-      <w:proofErr w:type="spellStart"/>
-      <w:r>
-        <w:rPr>
-          <w:lang w:val="es-AR"/>
-        </w:rPr>
-        <w:t>Webpack</w:t>
-      </w:r>
-      <w:proofErr w:type="spellEnd"/>
-      <w:r>
-        <w:rPr>
-          <w:lang w:val="es-AR"/>
-        </w:rPr>
-        <w:t xml:space="preserve">. Creada por Evan </w:t>
-      </w:r>
-      <w:proofErr w:type="spellStart"/>
-      <w:r>
-        <w:rPr>
-          <w:lang w:val="es-AR"/>
-        </w:rPr>
-        <w:t>You</w:t>
-      </w:r>
-      <w:proofErr w:type="spellEnd"/>
-      <w:r>
-        <w:rPr>
-          <w:lang w:val="es-AR"/>
-        </w:rPr>
-        <w:t xml:space="preserve">, el autor de Vue.js, Vite se destaca por su enfoque en la velocidad y simplicidad, lo que mejora significativamente la experiencia del desarrollador. A diferencia de otros empaquetadores de módulos, Vite utiliza un servidor de desarrollo de alta velocidad y un enfoque de empaquetado optimizado, que se adapta especialmente bien a proyectos de </w:t>
-      </w:r>
-      <w:proofErr w:type="spellStart"/>
-      <w:r>
-        <w:rPr>
-          <w:lang w:val="es-AR"/>
-        </w:rPr>
-        <w:t>frontend</w:t>
-      </w:r>
-      <w:proofErr w:type="spellEnd"/>
-      <w:r>
-        <w:rPr>
-          <w:lang w:val="es-AR"/>
-        </w:rPr>
-        <w:t xml:space="preserve"> como los desarrollados en </w:t>
-      </w:r>
-      <w:proofErr w:type="spellStart"/>
-      <w:r>
-        <w:rPr>
-          <w:lang w:val="es-AR"/>
-        </w:rPr>
-        <w:t>React</w:t>
-      </w:r>
-      <w:proofErr w:type="spellEnd"/>
-      <w:r>
-        <w:rPr>
-          <w:lang w:val="es-AR"/>
-        </w:rPr>
-        <w:t>.</w:t>
+        <w:t>Vite es una herramienta moderna de desarrollo y empaquetado que se ha convertido en una alternativa cada vez más popular a herramientas tradicionales como Webpack. Creada por Evan You, el autor de Vue.js, Vite se destaca por su enfoque en la velocidad y simplicidad, lo que mejora significativamente la experiencia del desarrollador. A diferencia de otros empaquetadores de módulos, Vite utiliza un servidor de desarrollo de alta velocidad y un enfoque de empaquetado optimizado, que se adapta especialmente bien a proyectos de frontend como los desarrollados en React.</w:t>
       </w:r>
     </w:p>
     <w:p>
@@ -3025,21 +1941,7 @@
         <w:rPr>
           <w:lang w:val="es-AR"/>
         </w:rPr>
-        <w:t xml:space="preserve">: Vite utiliza la tecnología de módulos ES (ESM) nativa del navegador, lo que permite un arranque instantáneo y una recarga en caliente extremadamente rápida. A diferencia de </w:t>
-      </w:r>
-      <w:proofErr w:type="spellStart"/>
-      <w:r>
-        <w:rPr>
-          <w:lang w:val="es-AR"/>
-        </w:rPr>
-        <w:t>Webpack</w:t>
-      </w:r>
-      <w:proofErr w:type="spellEnd"/>
-      <w:r>
-        <w:rPr>
-          <w:lang w:val="es-AR"/>
-        </w:rPr>
-        <w:t>, que necesita compilar y empaquetar todo el proyecto al iniciar, Vite sólo transforma los archivos cuando son solicitados por el navegador, eliminando los tiempos de espera largos.</w:t>
+        <w:t>: Vite utiliza la tecnología de módulos ES (ESM) nativa del navegador, lo que permite un arranque instantáneo y una recarga en caliente extremadamente rápida. A diferencia de Webpack, que necesita compilar y empaquetar todo el proyecto al iniciar, Vite sólo transforma los archivos cuando son solicitados por el navegador, eliminando los tiempos de espera largos.</w:t>
       </w:r>
     </w:p>
     <w:p>
@@ -3064,35 +1966,7 @@
         <w:rPr>
           <w:lang w:val="es-AR"/>
         </w:rPr>
-        <w:t xml:space="preserve">: Vite emplea la herramienta de empaquetado </w:t>
-      </w:r>
-      <w:proofErr w:type="spellStart"/>
-      <w:r>
-        <w:rPr>
-          <w:lang w:val="es-AR"/>
-        </w:rPr>
-        <w:t>Rollup</w:t>
-      </w:r>
-      <w:proofErr w:type="spellEnd"/>
-      <w:r>
-        <w:rPr>
-          <w:lang w:val="es-AR"/>
-        </w:rPr>
-        <w:t xml:space="preserve"> para la compilación de producción, optimizando los módulos y reduciendo significativamente los tiempos de </w:t>
-      </w:r>
-      <w:proofErr w:type="spellStart"/>
-      <w:r>
-        <w:rPr>
-          <w:lang w:val="es-AR"/>
-        </w:rPr>
-        <w:t>build</w:t>
-      </w:r>
-      <w:proofErr w:type="spellEnd"/>
-      <w:r>
-        <w:rPr>
-          <w:lang w:val="es-AR"/>
-        </w:rPr>
-        <w:t xml:space="preserve"> finales. Esto no solo mejora la eficiencia del proceso de desarrollo, sino que también ayuda a mantener un rendimiento ágil en aplicaciones complejas.</w:t>
+        <w:t>: Vite emplea la herramienta de empaquetado Rollup para la compilación de producción, optimizando los módulos y reduciendo significativamente los tiempos de build finales. Esto no solo mejora la eficiencia del proceso de desarrollo, sino que también ayuda a mantener un rendimiento ágil en aplicaciones complejas.</w:t>
       </w:r>
     </w:p>
     <w:p>
@@ -3111,65 +1985,13 @@
           <w:bCs/>
           <w:lang w:val="es-AR"/>
         </w:rPr>
-        <w:t xml:space="preserve">Soporte para </w:t>
-      </w:r>
-      <w:proofErr w:type="spellStart"/>
-      <w:r>
-        <w:rPr>
-          <w:b/>
-          <w:bCs/>
-          <w:lang w:val="es-AR"/>
-        </w:rPr>
-        <w:t>ESBuild</w:t>
-      </w:r>
-      <w:proofErr w:type="spellEnd"/>
-      <w:r>
-        <w:rPr>
-          <w:lang w:val="es-AR"/>
-        </w:rPr>
-        <w:t xml:space="preserve">: Vite utiliza </w:t>
-      </w:r>
-      <w:proofErr w:type="spellStart"/>
-      <w:r>
-        <w:rPr>
-          <w:lang w:val="es-AR"/>
-        </w:rPr>
-        <w:t>ESBuild</w:t>
-      </w:r>
-      <w:proofErr w:type="spellEnd"/>
-      <w:r>
-        <w:rPr>
-          <w:lang w:val="es-AR"/>
-        </w:rPr>
-        <w:t xml:space="preserve">, un empaquetador extremadamente rápido escrito en </w:t>
-      </w:r>
-      <w:proofErr w:type="spellStart"/>
-      <w:r>
-        <w:rPr>
-          <w:lang w:val="es-AR"/>
-        </w:rPr>
-        <w:t>Go</w:t>
-      </w:r>
-      <w:proofErr w:type="spellEnd"/>
-      <w:r>
-        <w:rPr>
-          <w:lang w:val="es-AR"/>
-        </w:rPr>
-        <w:t xml:space="preserve">, para el preprocesamiento de JavaScript y </w:t>
-      </w:r>
-      <w:proofErr w:type="spellStart"/>
-      <w:r>
-        <w:rPr>
-          <w:lang w:val="es-AR"/>
-        </w:rPr>
-        <w:t>TypeScript</w:t>
-      </w:r>
-      <w:proofErr w:type="spellEnd"/>
-      <w:r>
-        <w:rPr>
-          <w:lang w:val="es-AR"/>
-        </w:rPr>
-        <w:t>. Esta herramienta es entre 10 y 100 veces más rápida que los empaquetadores tradicionales, lo que resulta en una experiencia de desarrollo fluida y sin interrupciones.</w:t>
+        <w:t>Soporte para ESBuild</w:t>
+      </w:r>
+      <w:r>
+        <w:rPr>
+          <w:lang w:val="es-AR"/>
+        </w:rPr>
+        <w:t>: Vite utiliza ESBuild, un empaquetador extremadamente rápido escrito en Go, para el preprocesamiento de JavaScript y TypeScript. Esta herramienta es entre 10 y 100 veces más rápida que los empaquetadores tradicionales, lo que resulta en una experiencia de desarrollo fluida y sin interrupciones.</w:t>
       </w:r>
     </w:p>
     <w:p>
@@ -3194,137 +2016,67 @@
         <w:rPr>
           <w:lang w:val="es-AR"/>
         </w:rPr>
-        <w:t xml:space="preserve">: A diferencia de </w:t>
-      </w:r>
-      <w:proofErr w:type="spellStart"/>
-      <w:r>
-        <w:rPr>
-          <w:lang w:val="es-AR"/>
-        </w:rPr>
-        <w:t>Webpack</w:t>
-      </w:r>
-      <w:proofErr w:type="spellEnd"/>
-      <w:r>
-        <w:rPr>
-          <w:lang w:val="es-AR"/>
-        </w:rPr>
-        <w:t>, que puede requerir configuraciones extensas y complejas, Vite ofrece un enfoque minimalista que funciona con una configuración casi nula por defecto. Esto lo hace ideal para desarrolladores que buscan comenzar rápidamente sin invertir tiempo en ajustes de configuración.</w:t>
-      </w:r>
-    </w:p>
-    <w:p>
-      <w:pPr>
-        <w:rPr>
-          <w:b/>
-          <w:bCs/>
-          <w:lang w:val="es-AR"/>
-        </w:rPr>
-      </w:pPr>
-      <w:proofErr w:type="spellStart"/>
-      <w:r>
-        <w:rPr>
-          <w:b/>
-          <w:bCs/>
-          <w:lang w:val="es-AR"/>
-        </w:rPr>
-        <w:t>Transpiling</w:t>
-      </w:r>
-      <w:proofErr w:type="spellEnd"/>
-      <w:r>
-        <w:rPr>
-          <w:b/>
-          <w:bCs/>
-          <w:lang w:val="es-AR"/>
-        </w:rPr>
-        <w:t>: Manteniendo la Compatibilidad</w:t>
-      </w:r>
-    </w:p>
-    <w:p>
-      <w:pPr>
-        <w:rPr>
-          <w:lang w:val="es-AR"/>
-        </w:rPr>
-      </w:pPr>
-      <w:r>
-        <w:rPr>
-          <w:lang w:val="es-AR"/>
-        </w:rPr>
-        <w:t xml:space="preserve">Uno de los desafíos más comunes en el desarrollo moderno de JavaScript es asegurar que el código funcione en una amplia gama de navegadores, incluidos aquellos que no soportan las últimas características del lenguaje. Aquí es donde entra el proceso de </w:t>
-      </w:r>
-      <w:proofErr w:type="spellStart"/>
-      <w:r>
-        <w:rPr>
-          <w:lang w:val="es-AR"/>
-        </w:rPr>
-        <w:t>transpiling</w:t>
-      </w:r>
-      <w:proofErr w:type="spellEnd"/>
-      <w:r>
-        <w:rPr>
-          <w:lang w:val="es-AR"/>
-        </w:rPr>
-        <w:t>.</w:t>
-      </w:r>
-    </w:p>
-    <w:p>
-      <w:pPr>
-        <w:rPr>
-          <w:b/>
-          <w:bCs/>
-          <w:lang w:val="es-AR"/>
-        </w:rPr>
-      </w:pPr>
-      <w:r>
-        <w:rPr>
-          <w:b/>
-          <w:bCs/>
-          <w:lang w:val="es-AR"/>
-        </w:rPr>
-        <w:t xml:space="preserve">¿Qué es </w:t>
-      </w:r>
-      <w:proofErr w:type="spellStart"/>
-      <w:r>
-        <w:rPr>
-          <w:b/>
-          <w:bCs/>
-          <w:lang w:val="es-AR"/>
-        </w:rPr>
-        <w:t>Transpiling</w:t>
-      </w:r>
-      <w:proofErr w:type="spellEnd"/>
-      <w:r>
-        <w:rPr>
-          <w:b/>
-          <w:bCs/>
-          <w:lang w:val="es-AR"/>
-        </w:rPr>
-        <w:t>?</w:t>
-      </w:r>
-    </w:p>
-    <w:p>
-      <w:pPr>
-        <w:rPr>
-          <w:lang w:val="es-AR"/>
-        </w:rPr>
-      </w:pPr>
-      <w:r>
-        <w:rPr>
-          <w:lang w:val="es-AR"/>
-        </w:rPr>
-        <w:t>El término "</w:t>
-      </w:r>
-      <w:proofErr w:type="spellStart"/>
-      <w:r>
-        <w:rPr>
-          <w:lang w:val="es-AR"/>
-        </w:rPr>
-        <w:t>transpiling</w:t>
-      </w:r>
-      <w:proofErr w:type="spellEnd"/>
-      <w:r>
-        <w:rPr>
-          <w:lang w:val="es-AR"/>
-        </w:rPr>
-        <w:t xml:space="preserve">" se refiere a la conversión de código JavaScript moderno (ES6+) a versiones más antiguas del lenguaje que sean compatibles con navegadores que no soportan </w:t>
+        <w:t>: A diferencia de Webpack, que puede requerir configuraciones extensas y complejas, Vite ofrece un enfoque minimalista que funciona con una configuración casi nula por defecto. Esto lo hace ideal para desarrolladores que buscan comenzar rápidamente sin invertir tiempo en ajustes de configuración.</w:t>
+      </w:r>
+    </w:p>
+    <w:p>
+      <w:pPr>
+        <w:rPr>
+          <w:b/>
+          <w:bCs/>
+          <w:lang w:val="es-AR"/>
+        </w:rPr>
+      </w:pPr>
+      <w:r>
+        <w:rPr>
+          <w:b/>
+          <w:bCs/>
+          <w:lang w:val="es-AR"/>
+        </w:rPr>
+        <w:t>Transpiling: Manteniendo la Compatibilidad</w:t>
+      </w:r>
+    </w:p>
+    <w:p>
+      <w:pPr>
+        <w:rPr>
+          <w:lang w:val="es-AR"/>
+        </w:rPr>
+      </w:pPr>
+      <w:r>
+        <w:rPr>
+          <w:lang w:val="es-AR"/>
+        </w:rPr>
+        <w:t>Uno de los desafíos más comunes en el desarrollo moderno de JavaScript es asegurar que el código funcione en una amplia gama de navegadores, incluidos aquellos que no soportan las últimas características del lenguaje. Aquí es donde entra el proceso de transpiling.</w:t>
+      </w:r>
+    </w:p>
+    <w:p>
+      <w:pPr>
+        <w:rPr>
+          <w:b/>
+          <w:bCs/>
+          <w:lang w:val="es-AR"/>
+        </w:rPr>
+      </w:pPr>
+      <w:r>
+        <w:rPr>
+          <w:b/>
+          <w:bCs/>
+          <w:lang w:val="es-AR"/>
+        </w:rPr>
+        <w:t>¿Qué es Transpiling?</w:t>
+      </w:r>
+    </w:p>
+    <w:p>
+      <w:pPr>
+        <w:rPr>
+          <w:lang w:val="es-AR"/>
+        </w:rPr>
+      </w:pPr>
+      <w:r>
+        <w:rPr>
+          <w:lang w:val="es-AR"/>
+        </w:rPr>
+        <w:t xml:space="preserve">El término "transpiling" se refiere a la conversión de código JavaScript moderno (ES6+) a versiones más antiguas del lenguaje que sean compatibles con navegadores que no soportan </w:t>
       </w:r>
       <w:r>
         <w:rPr>
@@ -3361,76 +2113,20 @@
         <w:rPr>
           <w:lang w:val="es-AR"/>
         </w:rPr>
-        <w:t xml:space="preserve">Babel es la herramienta más utilizada para el proceso de </w:t>
-      </w:r>
-      <w:proofErr w:type="spellStart"/>
-      <w:r>
-        <w:rPr>
-          <w:lang w:val="es-AR"/>
-        </w:rPr>
-        <w:t>transpiling</w:t>
-      </w:r>
-      <w:proofErr w:type="spellEnd"/>
-      <w:r>
-        <w:rPr>
-          <w:lang w:val="es-AR"/>
-        </w:rPr>
-        <w:t xml:space="preserve"> en proyectos modernos. Al integrarse con Vite, Babel se encarga de convertir el código JS moderno en versiones </w:t>
-      </w:r>
-      <w:proofErr w:type="spellStart"/>
-      <w:r>
-        <w:rPr>
-          <w:lang w:val="es-AR"/>
-        </w:rPr>
-        <w:t>retrocompatibles</w:t>
-      </w:r>
-      <w:proofErr w:type="spellEnd"/>
-      <w:r>
-        <w:rPr>
-          <w:lang w:val="es-AR"/>
-        </w:rPr>
-        <w:t xml:space="preserve">, aplicando </w:t>
-      </w:r>
-      <w:proofErr w:type="spellStart"/>
-      <w:r>
-        <w:rPr>
-          <w:lang w:val="es-AR"/>
-        </w:rPr>
-        <w:t>polyfills</w:t>
-      </w:r>
-      <w:proofErr w:type="spellEnd"/>
-      <w:r>
-        <w:rPr>
-          <w:lang w:val="es-AR"/>
-        </w:rPr>
-        <w:t xml:space="preserve"> cuando es necesario. Esto permite a los desarrolladores escribir código utilizando las últimas mejoras de JavaScript sin preocuparse por problemas de compatibilidad.</w:t>
-      </w:r>
-    </w:p>
-    <w:p>
-      <w:pPr>
-        <w:rPr>
-          <w:lang w:val="es-AR"/>
-        </w:rPr>
-      </w:pPr>
-      <w:r>
-        <w:rPr>
-          <w:lang w:val="es-AR"/>
-        </w:rPr>
-        <w:t xml:space="preserve">Vite facilita la integración de Babel, permitiendo configuraciones simples y efectivas que maximizan el uso de las capacidades del navegador sin sacrificar la retrocompatibilidad. Por ejemplo, al utilizar </w:t>
-      </w:r>
-      <w:proofErr w:type="spellStart"/>
-      <w:r>
-        <w:rPr>
-          <w:lang w:val="es-AR"/>
-        </w:rPr>
-        <w:t>presets</w:t>
-      </w:r>
-      <w:proofErr w:type="spellEnd"/>
-      <w:r>
-        <w:rPr>
-          <w:lang w:val="es-AR"/>
-        </w:rPr>
-        <w:t xml:space="preserve"> específicos como </w:t>
+        <w:t>Babel es la herramienta más utilizada para el proceso de transpiling en proyectos modernos. Al integrarse con Vite, Babel se encarga de convertir el código JS moderno en versiones retrocompatibles, aplicando polyfills cuando es necesario. Esto permite a los desarrolladores escribir código utilizando las últimas mejoras de JavaScript sin preocuparse por problemas de compatibilidad.</w:t>
+      </w:r>
+    </w:p>
+    <w:p>
+      <w:pPr>
+        <w:rPr>
+          <w:lang w:val="es-AR"/>
+        </w:rPr>
+      </w:pPr>
+      <w:r>
+        <w:rPr>
+          <w:lang w:val="es-AR"/>
+        </w:rPr>
+        <w:t>Vite facilita la integración de Babel, permitiendo configuraciones simples y efectivas que maximizan el uso de las capacidades del navegador sin sacrificar la retrocompatibilidad. Por ejemplo, al utilizar presets específicos como </w:t>
       </w:r>
     </w:p>
     <w:p>
@@ -3456,440 +2152,132 @@
         <w:rPr>
           <w:lang w:val="es-AR"/>
         </w:rPr>
-        <w:t xml:space="preserve">, Vite ajusta automáticamente la conversión del código según los navegadores </w:t>
-      </w:r>
-      <w:proofErr w:type="gramStart"/>
-      <w:r>
-        <w:rPr>
-          <w:lang w:val="es-AR"/>
-        </w:rPr>
-        <w:t>objetivo definidos</w:t>
-      </w:r>
-      <w:proofErr w:type="gramEnd"/>
-      <w:r>
-        <w:rPr>
-          <w:lang w:val="es-AR"/>
-        </w:rPr>
-        <w:t xml:space="preserve"> en el proyecto.</w:t>
-      </w:r>
-    </w:p>
-    <w:p>
-      <w:pPr>
-        <w:rPr>
-          <w:b/>
-          <w:bCs/>
-          <w:lang w:val="es-AR"/>
-        </w:rPr>
-      </w:pPr>
-      <w:r>
-        <w:rPr>
-          <w:b/>
-          <w:bCs/>
-          <w:lang w:val="es-AR"/>
-        </w:rPr>
-        <w:t xml:space="preserve">Integración de Vite en Proyectos </w:t>
-      </w:r>
-      <w:proofErr w:type="spellStart"/>
-      <w:r>
-        <w:rPr>
-          <w:b/>
-          <w:bCs/>
-          <w:lang w:val="es-AR"/>
-        </w:rPr>
-        <w:t>React</w:t>
-      </w:r>
-      <w:proofErr w:type="spellEnd"/>
-    </w:p>
-    <w:p>
-      <w:pPr>
-        <w:rPr>
-          <w:lang w:val="es-AR"/>
-        </w:rPr>
-      </w:pPr>
-      <w:r>
-        <w:rPr>
-          <w:lang w:val="es-AR"/>
-        </w:rPr>
-        <w:t xml:space="preserve">El uso de Vite en proyectos </w:t>
-      </w:r>
-      <w:proofErr w:type="spellStart"/>
-      <w:r>
-        <w:rPr>
-          <w:lang w:val="es-AR"/>
-        </w:rPr>
-        <w:t>React</w:t>
-      </w:r>
-      <w:proofErr w:type="spellEnd"/>
-      <w:r>
-        <w:rPr>
-          <w:lang w:val="es-AR"/>
-        </w:rPr>
-        <w:t xml:space="preserve"> aporta un cambio significativo en la experiencia de desarrollo, especialmente cuando se compara con herramientas tradicionales como </w:t>
-      </w:r>
-      <w:proofErr w:type="spellStart"/>
-      <w:r>
-        <w:rPr>
-          <w:lang w:val="es-AR"/>
-        </w:rPr>
-        <w:t>Webpack</w:t>
-      </w:r>
-      <w:proofErr w:type="spellEnd"/>
-      <w:r>
-        <w:rPr>
-          <w:lang w:val="es-AR"/>
-        </w:rPr>
-        <w:t xml:space="preserve">. A continuación, se detalla cómo se utiliza Vite en el desarrollo de aplicaciones </w:t>
-      </w:r>
-      <w:proofErr w:type="spellStart"/>
-      <w:r>
-        <w:rPr>
-          <w:lang w:val="es-AR"/>
-        </w:rPr>
-        <w:t>React</w:t>
-      </w:r>
-      <w:proofErr w:type="spellEnd"/>
-      <w:r>
-        <w:rPr>
-          <w:lang w:val="es-AR"/>
-        </w:rPr>
-        <w:t xml:space="preserve"> y cómo </w:t>
-      </w:r>
-      <w:proofErr w:type="gramStart"/>
-      <w:r>
-        <w:rPr>
-          <w:lang w:val="es-AR"/>
-        </w:rPr>
-        <w:t>este mejora</w:t>
-      </w:r>
-      <w:proofErr w:type="gramEnd"/>
-      <w:r>
-        <w:rPr>
-          <w:lang w:val="es-AR"/>
-        </w:rPr>
-        <w:t xml:space="preserve"> la eficiencia general del flujo de trabajo.</w:t>
-      </w:r>
-    </w:p>
-    <w:p>
-      <w:pPr>
-        <w:rPr>
-          <w:b/>
-          <w:bCs/>
-          <w:lang w:val="es-AR"/>
-        </w:rPr>
-      </w:pPr>
-      <w:r>
-        <w:rPr>
-          <w:b/>
-          <w:bCs/>
-          <w:lang w:val="es-AR"/>
-        </w:rPr>
-        <w:t xml:space="preserve">Configuración de un Proyecto </w:t>
-      </w:r>
-      <w:proofErr w:type="spellStart"/>
-      <w:r>
-        <w:rPr>
-          <w:b/>
-          <w:bCs/>
-          <w:lang w:val="es-AR"/>
-        </w:rPr>
-        <w:t>React</w:t>
-      </w:r>
-      <w:proofErr w:type="spellEnd"/>
-      <w:r>
-        <w:rPr>
-          <w:b/>
-          <w:bCs/>
-          <w:lang w:val="es-AR"/>
-        </w:rPr>
-        <w:t xml:space="preserve"> con Vite</w:t>
-      </w:r>
-    </w:p>
-    <w:p>
-      <w:pPr>
-        <w:rPr>
-          <w:lang w:val="es-AR"/>
-        </w:rPr>
-      </w:pPr>
-      <w:r>
-        <w:rPr>
-          <w:lang w:val="es-AR"/>
-        </w:rPr>
-        <w:t xml:space="preserve">Para iniciar un nuevo proyecto de </w:t>
-      </w:r>
-      <w:proofErr w:type="spellStart"/>
-      <w:r>
-        <w:rPr>
-          <w:lang w:val="es-AR"/>
-        </w:rPr>
-        <w:t>React</w:t>
-      </w:r>
-      <w:proofErr w:type="spellEnd"/>
-      <w:r>
-        <w:rPr>
-          <w:lang w:val="es-AR"/>
-        </w:rPr>
-        <w:t xml:space="preserve"> con Vite, basta con utilizar un simple comando en la terminal:</w:t>
-      </w:r>
-    </w:p>
-    <w:p>
-      <w:pPr>
-        <w:rPr>
-          <w:lang w:val="es-AR"/>
-        </w:rPr>
-      </w:pPr>
-      <w:proofErr w:type="spellStart"/>
-      <w:r>
-        <w:rPr>
-          <w:lang w:val="es-AR"/>
-        </w:rPr>
-        <w:t>npm</w:t>
-      </w:r>
-      <w:proofErr w:type="spellEnd"/>
-      <w:r>
-        <w:rPr>
-          <w:lang w:val="es-AR"/>
-        </w:rPr>
-        <w:t xml:space="preserve"> </w:t>
-      </w:r>
-      <w:proofErr w:type="spellStart"/>
-      <w:r>
-        <w:rPr>
-          <w:lang w:val="es-AR"/>
-        </w:rPr>
-        <w:t>create</w:t>
-      </w:r>
-      <w:proofErr w:type="spellEnd"/>
-      <w:r>
-        <w:rPr>
-          <w:lang w:val="es-AR"/>
-        </w:rPr>
-        <w:t xml:space="preserve"> </w:t>
-      </w:r>
-      <w:proofErr w:type="spellStart"/>
-      <w:r>
-        <w:rPr>
-          <w:lang w:val="es-AR"/>
-        </w:rPr>
-        <w:t>vite@latest</w:t>
-      </w:r>
-      <w:proofErr w:type="spellEnd"/>
-      <w:r>
-        <w:rPr>
-          <w:lang w:val="es-AR"/>
-        </w:rPr>
-        <w:t xml:space="preserve"> </w:t>
-      </w:r>
-      <w:proofErr w:type="spellStart"/>
-      <w:r>
-        <w:rPr>
-          <w:lang w:val="es-AR"/>
-        </w:rPr>
-        <w:t>my</w:t>
-      </w:r>
-      <w:proofErr w:type="spellEnd"/>
-      <w:r>
-        <w:rPr>
-          <w:lang w:val="es-AR"/>
-        </w:rPr>
-        <w:t>-</w:t>
-      </w:r>
-      <w:proofErr w:type="spellStart"/>
-      <w:r>
-        <w:rPr>
-          <w:lang w:val="es-AR"/>
-        </w:rPr>
-        <w:t>react</w:t>
-      </w:r>
-      <w:proofErr w:type="spellEnd"/>
-      <w:r>
-        <w:rPr>
-          <w:lang w:val="es-AR"/>
-        </w:rPr>
-        <w:t>-</w:t>
-      </w:r>
-      <w:proofErr w:type="gramStart"/>
-      <w:r>
-        <w:rPr>
-          <w:lang w:val="es-AR"/>
-        </w:rPr>
-        <w:t>app</w:t>
-      </w:r>
-      <w:proofErr w:type="gramEnd"/>
-      <w:r>
-        <w:rPr>
-          <w:lang w:val="es-AR"/>
-        </w:rPr>
-        <w:t xml:space="preserve"> -- --</w:t>
-      </w:r>
-      <w:proofErr w:type="spellStart"/>
-      <w:r>
-        <w:rPr>
-          <w:lang w:val="es-AR"/>
-        </w:rPr>
-        <w:t>template</w:t>
-      </w:r>
-      <w:proofErr w:type="spellEnd"/>
-      <w:r>
-        <w:rPr>
-          <w:lang w:val="es-AR"/>
-        </w:rPr>
-        <w:t xml:space="preserve"> </w:t>
-      </w:r>
-      <w:proofErr w:type="spellStart"/>
-      <w:r>
-        <w:rPr>
-          <w:lang w:val="es-AR"/>
-        </w:rPr>
-        <w:t>react</w:t>
-      </w:r>
-      <w:proofErr w:type="spellEnd"/>
-    </w:p>
-    <w:p>
-      <w:pPr>
-        <w:rPr>
-          <w:lang w:val="es-AR"/>
-        </w:rPr>
-      </w:pPr>
-      <w:r>
-        <w:rPr>
-          <w:lang w:val="es-AR"/>
-        </w:rPr>
-        <w:t xml:space="preserve">cd </w:t>
-      </w:r>
-      <w:proofErr w:type="spellStart"/>
-      <w:r>
-        <w:rPr>
-          <w:lang w:val="es-AR"/>
-        </w:rPr>
-        <w:t>my</w:t>
-      </w:r>
-      <w:proofErr w:type="spellEnd"/>
-      <w:r>
-        <w:rPr>
-          <w:lang w:val="es-AR"/>
-        </w:rPr>
-        <w:t>-</w:t>
-      </w:r>
-      <w:proofErr w:type="spellStart"/>
-      <w:r>
-        <w:rPr>
-          <w:lang w:val="es-AR"/>
-        </w:rPr>
-        <w:t>react</w:t>
-      </w:r>
-      <w:proofErr w:type="spellEnd"/>
-      <w:r>
-        <w:rPr>
-          <w:lang w:val="es-AR"/>
-        </w:rPr>
-        <w:t>-</w:t>
-      </w:r>
-      <w:proofErr w:type="gramStart"/>
-      <w:r>
-        <w:rPr>
-          <w:lang w:val="es-AR"/>
-        </w:rPr>
-        <w:t>app</w:t>
-      </w:r>
-      <w:proofErr w:type="gramEnd"/>
-    </w:p>
-    <w:p>
-      <w:pPr>
-        <w:rPr>
-          <w:lang w:val="es-AR"/>
-        </w:rPr>
-      </w:pPr>
-      <w:proofErr w:type="spellStart"/>
-      <w:r>
-        <w:rPr>
-          <w:lang w:val="es-AR"/>
-        </w:rPr>
-        <w:t>npm</w:t>
-      </w:r>
-      <w:proofErr w:type="spellEnd"/>
-      <w:r>
-        <w:rPr>
-          <w:lang w:val="es-AR"/>
-        </w:rPr>
-        <w:t xml:space="preserve"> </w:t>
-      </w:r>
-      <w:proofErr w:type="spellStart"/>
-      <w:r>
-        <w:rPr>
-          <w:lang w:val="es-AR"/>
-        </w:rPr>
-        <w:t>install</w:t>
-      </w:r>
-      <w:proofErr w:type="spellEnd"/>
-    </w:p>
-    <w:p>
-      <w:pPr>
-        <w:rPr>
-          <w:lang w:val="es-AR"/>
-        </w:rPr>
-      </w:pPr>
-      <w:proofErr w:type="spellStart"/>
-      <w:r>
-        <w:rPr>
-          <w:lang w:val="es-AR"/>
-        </w:rPr>
-        <w:t>npm</w:t>
-      </w:r>
-      <w:proofErr w:type="spellEnd"/>
-      <w:r>
-        <w:rPr>
-          <w:lang w:val="es-AR"/>
-        </w:rPr>
-        <w:t xml:space="preserve"> run </w:t>
-      </w:r>
-      <w:proofErr w:type="spellStart"/>
-      <w:r>
-        <w:rPr>
-          <w:lang w:val="es-AR"/>
-        </w:rPr>
-        <w:t>dev</w:t>
-      </w:r>
-      <w:proofErr w:type="spellEnd"/>
-    </w:p>
-    <w:p>
-      <w:pPr>
-        <w:rPr>
-          <w:lang w:val="es-AR"/>
-        </w:rPr>
-      </w:pPr>
-      <w:r>
-        <w:rPr>
-          <w:lang w:val="es-AR"/>
-        </w:rPr>
-        <w:t xml:space="preserve">Estos pasos inicializan rápidamente un proyecto </w:t>
-      </w:r>
-      <w:proofErr w:type="spellStart"/>
-      <w:r>
-        <w:rPr>
-          <w:lang w:val="es-AR"/>
-        </w:rPr>
-        <w:t>React</w:t>
-      </w:r>
-      <w:proofErr w:type="spellEnd"/>
-      <w:r>
-        <w:rPr>
-          <w:lang w:val="es-AR"/>
-        </w:rPr>
-        <w:t xml:space="preserve"> con Vite, sin las configuraciones complejas que podrían encontrarse al iniciar un proyecto similar con </w:t>
-      </w:r>
-      <w:proofErr w:type="spellStart"/>
-      <w:r>
-        <w:rPr>
-          <w:lang w:val="es-AR"/>
-        </w:rPr>
-        <w:t>Webpack</w:t>
-      </w:r>
-      <w:proofErr w:type="spellEnd"/>
-      <w:r>
-        <w:rPr>
-          <w:lang w:val="es-AR"/>
-        </w:rPr>
-        <w:t>.</w:t>
+        <w:t>, Vite ajusta automáticamente la conversión del código según los navegadores objetivo definidos en el proyecto.</w:t>
+      </w:r>
+    </w:p>
+    <w:p>
+      <w:pPr>
+        <w:rPr>
+          <w:b/>
+          <w:bCs/>
+          <w:lang w:val="es-AR"/>
+        </w:rPr>
+      </w:pPr>
+      <w:r>
+        <w:rPr>
+          <w:b/>
+          <w:bCs/>
+          <w:lang w:val="es-AR"/>
+        </w:rPr>
+        <w:t>Integración de Vite en Proyectos React</w:t>
+      </w:r>
+    </w:p>
+    <w:p>
+      <w:pPr>
+        <w:rPr>
+          <w:lang w:val="es-AR"/>
+        </w:rPr>
+      </w:pPr>
+      <w:r>
+        <w:rPr>
+          <w:lang w:val="es-AR"/>
+        </w:rPr>
+        <w:t>El uso de Vite en proyectos React aporta un cambio significativo en la experiencia de desarrollo, especialmente cuando se compara con herramientas tradicionales como Webpack. A continuación, se detalla cómo se utiliza Vite en el desarrollo de aplicaciones React y cómo este mejora la eficiencia general del flujo de trabajo.</w:t>
+      </w:r>
+    </w:p>
+    <w:p>
+      <w:pPr>
+        <w:rPr>
+          <w:b/>
+          <w:bCs/>
+          <w:lang w:val="es-AR"/>
+        </w:rPr>
+      </w:pPr>
+      <w:r>
+        <w:rPr>
+          <w:b/>
+          <w:bCs/>
+          <w:lang w:val="es-AR"/>
+        </w:rPr>
+        <w:t>Configuración de un Proyecto React con Vite</w:t>
+      </w:r>
+    </w:p>
+    <w:p>
+      <w:pPr>
+        <w:rPr>
+          <w:lang w:val="es-AR"/>
+        </w:rPr>
+      </w:pPr>
+      <w:r>
+        <w:rPr>
+          <w:lang w:val="es-AR"/>
+        </w:rPr>
+        <w:t>Para iniciar un nuevo proyecto de React con Vite, basta con utilizar un simple comando en la terminal:</w:t>
+      </w:r>
+    </w:p>
+    <w:p>
+      <w:pPr>
+        <w:rPr>
+          <w:lang w:val="es-AR"/>
+        </w:rPr>
+      </w:pPr>
+      <w:r>
+        <w:rPr>
+          <w:lang w:val="es-AR"/>
+        </w:rPr>
+        <w:t>npm create vite@latest my-react-app -- --template react</w:t>
+      </w:r>
+    </w:p>
+    <w:p>
+      <w:pPr>
+        <w:rPr>
+          <w:lang w:val="es-AR"/>
+        </w:rPr>
+      </w:pPr>
+      <w:r>
+        <w:rPr>
+          <w:lang w:val="es-AR"/>
+        </w:rPr>
+        <w:t>cd my-react-app</w:t>
+      </w:r>
+    </w:p>
+    <w:p>
+      <w:pPr>
+        <w:rPr>
+          <w:lang w:val="es-AR"/>
+        </w:rPr>
+      </w:pPr>
+      <w:r>
+        <w:rPr>
+          <w:lang w:val="es-AR"/>
+        </w:rPr>
+        <w:t>npm install</w:t>
+      </w:r>
+    </w:p>
+    <w:p>
+      <w:pPr>
+        <w:rPr>
+          <w:lang w:val="es-AR"/>
+        </w:rPr>
+      </w:pPr>
+      <w:r>
+        <w:rPr>
+          <w:lang w:val="es-AR"/>
+        </w:rPr>
+        <w:t>npm run dev</w:t>
+      </w:r>
+    </w:p>
+    <w:p>
+      <w:pPr>
+        <w:rPr>
+          <w:lang w:val="es-AR"/>
+        </w:rPr>
+      </w:pPr>
+      <w:r>
+        <w:rPr>
+          <w:lang w:val="es-AR"/>
+        </w:rPr>
+        <w:t>Estos pasos inicializan rápidamente un proyecto React con Vite, sin las configuraciones complejas que podrían encontrarse al iniciar un proyecto similar con Webpack.</w:t>
       </w:r>
     </w:p>
     <w:p>
@@ -3919,21 +2307,7 @@
         <w:rPr>
           <w:lang w:val="es-AR"/>
         </w:rPr>
-        <w:t xml:space="preserve">Vite ofrece recarga en caliente (Hot Module </w:t>
-      </w:r>
-      <w:proofErr w:type="spellStart"/>
-      <w:r>
-        <w:rPr>
-          <w:lang w:val="es-AR"/>
-        </w:rPr>
-        <w:t>Replacement</w:t>
-      </w:r>
-      <w:proofErr w:type="spellEnd"/>
-      <w:r>
-        <w:rPr>
-          <w:lang w:val="es-AR"/>
-        </w:rPr>
-        <w:t>, HMR) casi instantánea. Esto significa que cuando se edita un archivo de código, Vite actualiza solo el módulo modificado, sin la necesidad de recompilar la aplicación completa. Este enfoque mejora la productividad, ya que los desarrolladores pueden ver los cambios en tiempo real sin interrupciones significativas en el flujo de trabajo.</w:t>
+        <w:t>Vite ofrece recarga en caliente (Hot Module Replacement, HMR) casi instantánea. Esto significa que cuando se edita un archivo de código, Vite actualiza solo el módulo modificado, sin la necesidad de recompilar la aplicación completa. Este enfoque mejora la productividad, ya que los desarrolladores pueden ver los cambios en tiempo real sin interrupciones significativas en el flujo de trabajo.</w:t>
       </w:r>
     </w:p>
     <w:p>
@@ -3963,56 +2337,14 @@
         <w:rPr>
           <w:lang w:val="es-AR"/>
         </w:rPr>
-        <w:t xml:space="preserve">Cuando llega el momento de preparar la aplicación para producción, Vite utiliza </w:t>
-      </w:r>
-      <w:proofErr w:type="spellStart"/>
-      <w:r>
-        <w:rPr>
-          <w:lang w:val="es-AR"/>
-        </w:rPr>
-        <w:t>Rollup</w:t>
-      </w:r>
-      <w:proofErr w:type="spellEnd"/>
-      <w:r>
-        <w:rPr>
-          <w:lang w:val="es-AR"/>
-        </w:rPr>
-        <w:t xml:space="preserve">, optimizando los módulos y reduciendo el tamaño del </w:t>
-      </w:r>
-      <w:proofErr w:type="spellStart"/>
-      <w:r>
-        <w:rPr>
-          <w:lang w:val="es-AR"/>
-        </w:rPr>
-        <w:t>bundle</w:t>
-      </w:r>
-      <w:proofErr w:type="spellEnd"/>
-      <w:r>
-        <w:rPr>
-          <w:lang w:val="es-AR"/>
-        </w:rPr>
-        <w:t xml:space="preserve"> final. Además, su integración con </w:t>
+        <w:t xml:space="preserve">Cuando llega el momento de preparar la aplicación para producción, Vite utiliza Rollup, optimizando los módulos y reduciendo el tamaño del bundle final. Además, su integración con </w:t>
       </w:r>
       <w:r>
         <w:rPr>
           <w:lang w:val="es-AR"/>
         </w:rPr>
         <w:lastRenderedPageBreak/>
-        <w:t xml:space="preserve">Babel garantiza que el código se </w:t>
-      </w:r>
-      <w:proofErr w:type="spellStart"/>
-      <w:r>
-        <w:rPr>
-          <w:lang w:val="es-AR"/>
-        </w:rPr>
-        <w:t>transpile</w:t>
-      </w:r>
-      <w:proofErr w:type="spellEnd"/>
-      <w:r>
-        <w:rPr>
-          <w:lang w:val="es-AR"/>
-        </w:rPr>
-        <w:t xml:space="preserve"> adecuadamente, manteniendo la compatibilidad con todos los navegadores objetivo sin comprometer el rendimiento.</w:t>
+        <w:t>Babel garantiza que el código se transpile adecuadamente, manteniendo la compatibilidad con todos los navegadores objetivo sin comprometer el rendimiento.</w:t>
       </w:r>
     </w:p>
     <w:p>
@@ -4042,62 +2374,20 @@
         <w:rPr>
           <w:lang w:val="es-AR"/>
         </w:rPr>
-        <w:t xml:space="preserve">Vite representa una evolución significativa en el desarrollo de aplicaciones web modernas, especialmente en proyectos </w:t>
-      </w:r>
-      <w:proofErr w:type="spellStart"/>
-      <w:r>
-        <w:rPr>
-          <w:lang w:val="es-AR"/>
-        </w:rPr>
-        <w:t>React</w:t>
-      </w:r>
-      <w:proofErr w:type="spellEnd"/>
-      <w:r>
-        <w:rPr>
-          <w:lang w:val="es-AR"/>
-        </w:rPr>
-        <w:t xml:space="preserve">. Su velocidad, simplicidad y optimización de la experiencia de desarrollo lo convierten en una herramienta esencial para cualquier desarrollador que busque mejorar su flujo de trabajo. Al combinar Vite con Babel para el proceso de </w:t>
-      </w:r>
-      <w:proofErr w:type="spellStart"/>
-      <w:r>
-        <w:rPr>
-          <w:lang w:val="es-AR"/>
-        </w:rPr>
-        <w:t>transpiling</w:t>
-      </w:r>
-      <w:proofErr w:type="spellEnd"/>
-      <w:r>
-        <w:rPr>
-          <w:lang w:val="es-AR"/>
-        </w:rPr>
-        <w:t>, los desarrolladores pueden aprovechar las últimas características de JavaScript mientras aseguran la compatibilidad con todos los navegadores.</w:t>
-      </w:r>
-    </w:p>
-    <w:p>
-      <w:pPr>
-        <w:rPr>
-          <w:lang w:val="es-AR"/>
-        </w:rPr>
-      </w:pPr>
-      <w:r>
-        <w:rPr>
-          <w:lang w:val="es-AR"/>
-        </w:rPr>
-        <w:t xml:space="preserve">En resumen, Vite no solo facilita el inicio y la gestión de proyectos </w:t>
-      </w:r>
-      <w:proofErr w:type="spellStart"/>
-      <w:r>
-        <w:rPr>
-          <w:lang w:val="es-AR"/>
-        </w:rPr>
-        <w:t>React</w:t>
-      </w:r>
-      <w:proofErr w:type="spellEnd"/>
-      <w:r>
-        <w:rPr>
-          <w:lang w:val="es-AR"/>
-        </w:rPr>
-        <w:t>, sino que también optimiza el ciclo completo de desarrollo y despliegue, ofreciendo un entorno de trabajo ágil y efectivo.</w:t>
+        <w:t>Vite representa una evolución significativa en el desarrollo de aplicaciones web modernas, especialmente en proyectos React. Su velocidad, simplicidad y optimización de la experiencia de desarrollo lo convierten en una herramienta esencial para cualquier desarrollador que busque mejorar su flujo de trabajo. Al combinar Vite con Babel para el proceso de transpiling, los desarrolladores pueden aprovechar las últimas características de JavaScript mientras aseguran la compatibilidad con todos los navegadores.</w:t>
+      </w:r>
+    </w:p>
+    <w:p>
+      <w:pPr>
+        <w:rPr>
+          <w:lang w:val="es-AR"/>
+        </w:rPr>
+      </w:pPr>
+      <w:r>
+        <w:rPr>
+          <w:lang w:val="es-AR"/>
+        </w:rPr>
+        <w:t>En resumen, Vite no solo facilita el inicio y la gestión de proyectos React, sino que también optimiza el ciclo completo de desarrollo y despliegue, ofreciendo un entorno de trabajo ágil y efectivo.</w:t>
       </w:r>
     </w:p>
     <w:p>
@@ -4112,23 +2402,7 @@
     </w:p>
     <w:p>
       <w:r>
-        <w:t xml:space="preserve">Un componente en </w:t>
-      </w:r>
-      <w:proofErr w:type="spellStart"/>
-      <w:r>
-        <w:t>React</w:t>
-      </w:r>
-      <w:proofErr w:type="spellEnd"/>
-      <w:r>
-        <w:t xml:space="preserve"> es una pieza independiente y reutilizable de la interfaz de usuario. Cada componente está diseñado para cumplir una función específica, como mostrar un botón, una lista de elementos, o un formulario completo. Los componentes son los bloques de construcción fundamentales en </w:t>
-      </w:r>
-      <w:proofErr w:type="spellStart"/>
-      <w:r>
-        <w:t>React</w:t>
-      </w:r>
-      <w:proofErr w:type="spellEnd"/>
-      <w:r>
-        <w:t xml:space="preserve"> y permiten dividir la interfaz en pequeñas partes que se pueden gestionar y entender de manera aislada.</w:t>
+        <w:t>Un componente en React es una pieza independiente y reutilizable de la interfaz de usuario. Cada componente está diseñado para cumplir una función específica, como mostrar un botón, una lista de elementos, o un formulario completo. Los componentes son los bloques de construcción fundamentales en React y permiten dividir la interfaz en pequeñas partes que se pueden gestionar y entender de manera aislada.</w:t>
       </w:r>
     </w:p>
     <w:p/>
@@ -4140,25 +2414,12 @@
     <w:p/>
     <w:p>
       <w:r>
-        <w:t xml:space="preserve">Diseño modular en </w:t>
-      </w:r>
-      <w:proofErr w:type="spellStart"/>
-      <w:r>
-        <w:t>React</w:t>
-      </w:r>
-      <w:proofErr w:type="spellEnd"/>
-    </w:p>
-    <w:p>
-      <w:r>
-        <w:t xml:space="preserve">El diseño modular es una de las características más poderosas de </w:t>
-      </w:r>
-      <w:proofErr w:type="spellStart"/>
-      <w:r>
-        <w:t>React</w:t>
-      </w:r>
-      <w:proofErr w:type="spellEnd"/>
-      <w:r>
-        <w:t>. Este enfoque permite separar la interfaz de usuario en piezas independientes, cada una con su propia lógica y estilo. En lugar de manejar todo el código en un solo bloque, los componentes ayudan a organizarlo, facilitando el desarrollo, la depuración, y el mantenimiento del software.</w:t>
+        <w:t>Diseño modular en React</w:t>
+      </w:r>
+    </w:p>
+    <w:p>
+      <w:r>
+        <w:t>El diseño modular es una de las características más poderosas de React. Este enfoque permite separar la interfaz de usuario en piezas independientes, cada una con su propia lógica y estilo. En lugar de manejar todo el código en un solo bloque, los componentes ayudan a organizarlo, facilitando el desarrollo, la depuración, y el mantenimiento del software.</w:t>
       </w:r>
     </w:p>
     <w:p/>
@@ -4170,31 +2431,7 @@
     <w:p/>
     <w:p>
       <w:r>
-        <w:t xml:space="preserve">Por ejemplo, puedes tener un componente de </w:t>
-      </w:r>
-      <w:proofErr w:type="spellStart"/>
-      <w:r>
-        <w:t>Header</w:t>
-      </w:r>
-      <w:proofErr w:type="spellEnd"/>
-      <w:r>
-        <w:t xml:space="preserve">, otro de </w:t>
-      </w:r>
-      <w:proofErr w:type="spellStart"/>
-      <w:r>
-        <w:t>Sidebar</w:t>
-      </w:r>
-      <w:proofErr w:type="spellEnd"/>
-      <w:r>
-        <w:t xml:space="preserve">, y otro de </w:t>
-      </w:r>
-      <w:proofErr w:type="spellStart"/>
-      <w:r>
-        <w:t>Footer</w:t>
-      </w:r>
-      <w:proofErr w:type="spellEnd"/>
-      <w:r>
-        <w:t>, que combinados conforman la estructura principal de una página web. Cada uno de estos componentes puede contener otros componentes más pequeños, como botones o formularios, creando una jerarquía lógica y estructurada.</w:t>
+        <w:t>Por ejemplo, puedes tener un componente de Header, otro de Sidebar, y otro de Footer, que combinados conforman la estructura principal de una página web. Cada uno de estos componentes puede contener otros componentes más pequeños, como botones o formularios, creando una jerarquía lógica y estructurada.</w:t>
       </w:r>
     </w:p>
     <w:p/>
@@ -4218,53 +2455,24 @@
     <w:p/>
     <w:p>
       <w:r>
-        <w:t xml:space="preserve">Facilita el </w:t>
-      </w:r>
-      <w:proofErr w:type="spellStart"/>
-      <w:r>
-        <w:t>Testing</w:t>
-      </w:r>
-      <w:proofErr w:type="spellEnd"/>
-      <w:r>
-        <w:t>: Debido a su naturaleza aislada, los componentes son más fáciles de probar de manera unitaria, lo que incrementa la fiabilidad de la aplicación.</w:t>
+        <w:t>Facilita el Testing: Debido a su naturaleza aislada, los componentes son más fáciles de probar de manera unitaria, lo que incrementa la fiabilidad de la aplicación.</w:t>
       </w:r>
     </w:p>
     <w:p/>
     <w:p>
       <w:r>
-        <w:t xml:space="preserve">Rendimiento Optimizado: </w:t>
-      </w:r>
-      <w:proofErr w:type="spellStart"/>
-      <w:r>
-        <w:t>React</w:t>
-      </w:r>
-      <w:proofErr w:type="spellEnd"/>
-      <w:r>
-        <w:t xml:space="preserve"> puede actualizar solo los componentes que cambian, en lugar de recargar toda la página, lo que mejora significativamente el rendimiento de la aplicación.</w:t>
+        <w:t>Rendimiento Optimizado: React puede actualizar solo los componentes que cambian, en lugar de recargar toda la página, lo que mejora significativamente el rendimiento de la aplicación.</w:t>
       </w:r>
     </w:p>
     <w:p/>
     <w:p>
       <w:r>
-        <w:t xml:space="preserve">Clasificación de los componentes en </w:t>
-      </w:r>
-      <w:proofErr w:type="spellStart"/>
-      <w:r>
-        <w:t>React</w:t>
-      </w:r>
-      <w:proofErr w:type="spellEnd"/>
-    </w:p>
-    <w:p>
-      <w:r>
-        <w:t xml:space="preserve">En </w:t>
-      </w:r>
-      <w:proofErr w:type="spellStart"/>
-      <w:r>
-        <w:t>React</w:t>
-      </w:r>
-      <w:proofErr w:type="spellEnd"/>
-      <w:r>
-        <w:t>, los componentes pueden clasificarse en dos grandes categorías: Componentes de Presentación y Componentes Contenedores. Esta clasificación ayuda a organizar el código de manera más clara y a separar la lógica de presentación de la lógica de gestión de datos.</w:t>
+        <w:t>Clasificación de los componentes en React</w:t>
+      </w:r>
+    </w:p>
+    <w:p>
+      <w:r>
+        <w:t>En React, los componentes pueden clasificarse en dos grandes categorías: Componentes de Presentación y Componentes Contenedores. Esta clasificación ayuda a organizar el código de manera más clara y a separar la lógica de presentación de la lógica de gestión de datos.</w:t>
       </w:r>
     </w:p>
     <w:p/>
@@ -4275,23 +2483,7 @@
     </w:p>
     <w:p>
       <w:r>
-        <w:t xml:space="preserve">Los componentes de presentación, también conocidos como </w:t>
-      </w:r>
-      <w:proofErr w:type="spellStart"/>
-      <w:r>
-        <w:t>Stateless</w:t>
-      </w:r>
-      <w:proofErr w:type="spellEnd"/>
-      <w:r>
-        <w:t xml:space="preserve"> </w:t>
-      </w:r>
-      <w:proofErr w:type="spellStart"/>
-      <w:r>
-        <w:t>Components</w:t>
-      </w:r>
-      <w:proofErr w:type="spellEnd"/>
-      <w:r>
-        <w:t>, son aquellos que se enfocan en cómo se ven las cosas. Estos componentes son responsables de mostrar los datos y tienen poca o nula lógica asociada a la manipulación del estado. Se centran en el aspecto visual y no gestionan datos directamente.</w:t>
+        <w:t>Los componentes de presentación, también conocidos como Stateless Components, son aquellos que se enfocan en cómo se ven las cosas. Estos componentes son responsables de mostrar los datos y tienen poca o nula lógica asociada a la manipulación del estado. Se centran en el aspecto visual y no gestionan datos directamente.</w:t>
       </w:r>
     </w:p>
     <w:p/>
@@ -4303,37 +2495,13 @@
     <w:p/>
     <w:p>
       <w:r>
-        <w:t xml:space="preserve">Responsabilidad Visual: Se encargan de la presentación y el </w:t>
-      </w:r>
-      <w:proofErr w:type="spellStart"/>
-      <w:r>
-        <w:t>layout</w:t>
-      </w:r>
-      <w:proofErr w:type="spellEnd"/>
-      <w:r>
-        <w:t>.</w:t>
+        <w:t>Responsabilidad Visual: Se encargan de la presentación y el layout.</w:t>
       </w:r>
     </w:p>
     <w:p/>
     <w:p>
       <w:r>
-        <w:t xml:space="preserve">Sin Dependencias de Datos: No dependen de </w:t>
-      </w:r>
-      <w:proofErr w:type="spellStart"/>
-      <w:r>
-        <w:t>APIs</w:t>
-      </w:r>
-      <w:proofErr w:type="spellEnd"/>
-      <w:r>
-        <w:t xml:space="preserve"> o fuentes de datos externas, sino que reciben la información a través de </w:t>
-      </w:r>
-      <w:proofErr w:type="spellStart"/>
-      <w:r>
-        <w:t>props</w:t>
-      </w:r>
-      <w:proofErr w:type="spellEnd"/>
-      <w:r>
-        <w:t>.</w:t>
+        <w:t>Sin Dependencias de Datos: No dependen de APIs o fuentes de datos externas, sino que reciben la información a través de props.</w:t>
       </w:r>
     </w:p>
     <w:p/>
@@ -4356,108 +2524,8 @@
       </w:r>
     </w:p>
     <w:p>
-      <w:proofErr w:type="spellStart"/>
-      <w:r>
-        <w:t>const</w:t>
-      </w:r>
-      <w:proofErr w:type="spellEnd"/>
-      <w:r>
-        <w:t xml:space="preserve"> </w:t>
-      </w:r>
-      <w:proofErr w:type="spellStart"/>
-      <w:r>
-        <w:t>Button</w:t>
-      </w:r>
-      <w:proofErr w:type="spellEnd"/>
-      <w:r>
-        <w:t xml:space="preserve"> = </w:t>
-      </w:r>
-      <w:proofErr w:type="gramStart"/>
-      <w:r>
-        <w:t xml:space="preserve">({ </w:t>
-      </w:r>
-      <w:proofErr w:type="spellStart"/>
-      <w:r>
-        <w:t>label</w:t>
-      </w:r>
-      <w:proofErr w:type="spellEnd"/>
-      <w:proofErr w:type="gramEnd"/>
-      <w:r>
-        <w:t xml:space="preserve">, </w:t>
-      </w:r>
-      <w:proofErr w:type="spellStart"/>
-      <w:proofErr w:type="gramStart"/>
-      <w:r>
-        <w:t>onClick</w:t>
-      </w:r>
-      <w:proofErr w:type="spellEnd"/>
-      <w:r>
-        <w:t xml:space="preserve"> }</w:t>
-      </w:r>
-      <w:proofErr w:type="gramEnd"/>
-      <w:r>
-        <w:t xml:space="preserve">) =&gt; </w:t>
-      </w:r>
-      <w:proofErr w:type="gramStart"/>
-      <w:r>
-        <w:t xml:space="preserve">{ </w:t>
-      </w:r>
-      <w:proofErr w:type="spellStart"/>
-      <w:r>
-        <w:t>return</w:t>
-      </w:r>
-      <w:proofErr w:type="spellEnd"/>
-      <w:proofErr w:type="gramEnd"/>
-      <w:r>
-        <w:t xml:space="preserve"> &lt;</w:t>
-      </w:r>
-      <w:proofErr w:type="spellStart"/>
-      <w:r>
-        <w:t>button</w:t>
-      </w:r>
-      <w:proofErr w:type="spellEnd"/>
-      <w:r>
-        <w:t xml:space="preserve"> </w:t>
-      </w:r>
-      <w:proofErr w:type="spellStart"/>
-      <w:r>
-        <w:t>onClick</w:t>
-      </w:r>
-      <w:proofErr w:type="spellEnd"/>
-      <w:r>
-        <w:t>={</w:t>
-      </w:r>
-      <w:proofErr w:type="spellStart"/>
-      <w:r>
-        <w:t>onClick</w:t>
-      </w:r>
-      <w:proofErr w:type="spellEnd"/>
-      <w:r>
-        <w:t>}&gt;{</w:t>
-      </w:r>
-      <w:proofErr w:type="spellStart"/>
-      <w:r>
-        <w:t>label</w:t>
-      </w:r>
-      <w:proofErr w:type="spellEnd"/>
-      <w:r>
-        <w:t>}&lt;/</w:t>
-      </w:r>
-      <w:proofErr w:type="spellStart"/>
-      <w:r>
-        <w:t>button</w:t>
-      </w:r>
-      <w:proofErr w:type="spellEnd"/>
-      <w:r>
-        <w:t>&gt;</w:t>
-      </w:r>
-      <w:proofErr w:type="gramStart"/>
-      <w:r>
-        <w:t>; }</w:t>
-      </w:r>
-      <w:proofErr w:type="gramEnd"/>
-      <w:r>
-        <w:t>;</w:t>
+      <w:r>
+        <w:t>const Button = ({ label, onClick }) =&gt; { return &lt;button onClick={onClick}&gt;{label}&lt;/button&gt;; };</w:t>
       </w:r>
     </w:p>
     <w:p/>
@@ -4471,21 +2539,7 @@
         <w:rPr>
           <w:lang w:val="es-AR"/>
         </w:rPr>
-        <w:t xml:space="preserve">Este botón recibe un texto y una función de clic a través de </w:t>
-      </w:r>
-      <w:proofErr w:type="spellStart"/>
-      <w:r>
-        <w:rPr>
-          <w:lang w:val="es-AR"/>
-        </w:rPr>
-        <w:t>props</w:t>
-      </w:r>
-      <w:proofErr w:type="spellEnd"/>
-      <w:r>
-        <w:rPr>
-          <w:lang w:val="es-AR"/>
-        </w:rPr>
-        <w:t>, sin gestionar datos propios.</w:t>
+        <w:t>Este botón recibe un texto y una función de clic a través de props, sin gestionar datos propios.</w:t>
       </w:r>
     </w:p>
     <w:p>
@@ -4517,34 +2571,14 @@
         </w:rPr>
         <w:t>Los componentes contenedores, también llamados </w:t>
       </w:r>
-      <w:proofErr w:type="spellStart"/>
-      <w:r>
-        <w:rPr>
-          <w:b/>
-          <w:bCs/>
-          <w:lang w:val="es-AR"/>
-        </w:rPr>
-        <w:t>Stateful</w:t>
-      </w:r>
-      <w:proofErr w:type="spellEnd"/>
-      <w:r>
-        <w:rPr>
-          <w:b/>
-          <w:bCs/>
-          <w:lang w:val="es-AR"/>
-        </w:rPr>
-        <w:t xml:space="preserve"> </w:t>
-      </w:r>
-      <w:proofErr w:type="spellStart"/>
-      <w:r>
-        <w:rPr>
-          <w:b/>
-          <w:bCs/>
-          <w:lang w:val="es-AR"/>
-        </w:rPr>
-        <w:t>Components</w:t>
-      </w:r>
-      <w:proofErr w:type="spellEnd"/>
+      <w:r>
+        <w:rPr>
+          <w:b/>
+          <w:bCs/>
+          <w:lang w:val="es-AR"/>
+        </w:rPr>
+        <w:t>Stateful Components</w:t>
+      </w:r>
       <w:r>
         <w:rPr>
           <w:lang w:val="es-AR"/>
@@ -4589,21 +2623,7 @@
         <w:rPr>
           <w:lang w:val="es-AR"/>
         </w:rPr>
-        <w:t xml:space="preserve"> Interactúan con </w:t>
-      </w:r>
-      <w:proofErr w:type="spellStart"/>
-      <w:r>
-        <w:rPr>
-          <w:lang w:val="es-AR"/>
-        </w:rPr>
-        <w:t>APIs</w:t>
-      </w:r>
-      <w:proofErr w:type="spellEnd"/>
-      <w:r>
-        <w:rPr>
-          <w:lang w:val="es-AR"/>
-        </w:rPr>
-        <w:t>, manejan el estado y gestionan los flujos de datos.</w:t>
+        <w:t> Interactúan con APIs, manejan el estado y gestionan los flujos de datos.</w:t>
       </w:r>
     </w:p>
     <w:p>
@@ -4672,359 +2692,85 @@
       </w:r>
     </w:p>
     <w:p>
-      <w:proofErr w:type="spellStart"/>
-      <w:r>
-        <w:t>import</w:t>
-      </w:r>
-      <w:proofErr w:type="spellEnd"/>
-      <w:r>
-        <w:t xml:space="preserve"> </w:t>
-      </w:r>
-      <w:proofErr w:type="gramStart"/>
-      <w:r>
-        <w:t xml:space="preserve">{ </w:t>
-      </w:r>
-      <w:proofErr w:type="spellStart"/>
-      <w:r>
-        <w:t>useState</w:t>
-      </w:r>
-      <w:proofErr w:type="spellEnd"/>
-      <w:proofErr w:type="gramEnd"/>
-      <w:r>
-        <w:t xml:space="preserve"> } </w:t>
-      </w:r>
-      <w:proofErr w:type="spellStart"/>
-      <w:r>
-        <w:t>from</w:t>
-      </w:r>
-      <w:proofErr w:type="spellEnd"/>
-      <w:r>
-        <w:t xml:space="preserve"> '</w:t>
-      </w:r>
-      <w:proofErr w:type="spellStart"/>
-      <w:r>
-        <w:t>react</w:t>
-      </w:r>
-      <w:proofErr w:type="spellEnd"/>
-      <w:r>
-        <w:t>';</w:t>
-      </w:r>
-    </w:p>
-    <w:p>
-      <w:proofErr w:type="spellStart"/>
-      <w:r>
-        <w:t>const</w:t>
-      </w:r>
-      <w:proofErr w:type="spellEnd"/>
-      <w:r>
-        <w:t xml:space="preserve"> </w:t>
-      </w:r>
-      <w:proofErr w:type="spellStart"/>
-      <w:r>
+      <w:r>
+        <w:t>import { useState } from 'react';</w:t>
+      </w:r>
+    </w:p>
+    <w:p>
+      <w:r>
+        <w:t>const FormContainer = () =&gt; {</w:t>
+      </w:r>
+    </w:p>
+    <w:p>
+      <w:r>
+        <w:t xml:space="preserve">  const [inputValue, setInputValue] = useState('');</w:t>
+      </w:r>
+    </w:p>
+    <w:p>
+      <w:r>
+        <w:t xml:space="preserve">  const handleChange = (event) =&gt; {</w:t>
+      </w:r>
+    </w:p>
+    <w:p>
+      <w:r>
+        <w:t xml:space="preserve">    setInputValue(event.target.value);</w:t>
+      </w:r>
+    </w:p>
+    <w:p>
+      <w:r>
+        <w:t xml:space="preserve">  };</w:t>
+      </w:r>
+    </w:p>
+    <w:p>
+      <w:r>
+        <w:t xml:space="preserve">  return &lt;InputComponent value={inputValue} onChange={handleChange} /&gt;;</w:t>
+      </w:r>
+    </w:p>
+    <w:p>
+      <w:r>
+        <w:t>};</w:t>
+      </w:r>
+    </w:p>
+    <w:p>
+      <w:r>
+        <w:t>const InputComponent = ({ value, onChange }) =&gt; {</w:t>
+      </w:r>
+    </w:p>
+    <w:p>
+      <w:r>
+        <w:t xml:space="preserve">  return &lt;input type="text" value={value} onChange={onChange} /&gt;;</w:t>
+      </w:r>
+    </w:p>
+    <w:p>
+      <w:r>
+        <w:t>};</w:t>
+      </w:r>
+    </w:p>
+    <w:p>
+      <w:pPr>
+        <w:rPr>
+          <w:lang w:val="es-AR"/>
+        </w:rPr>
+      </w:pPr>
+      <w:r>
+        <w:rPr>
+          <w:lang w:val="es-AR"/>
+        </w:rPr>
+        <w:t>En este ejemplo, </w:t>
+      </w:r>
+    </w:p>
+    <w:p>
+      <w:pPr>
+        <w:rPr>
+          <w:lang w:val="es-AR"/>
+        </w:rPr>
+      </w:pPr>
+      <w:r>
+        <w:rPr>
+          <w:lang w:val="es-AR"/>
+        </w:rPr>
         <w:t>FormContainer</w:t>
       </w:r>
-      <w:proofErr w:type="spellEnd"/>
-      <w:r>
-        <w:t xml:space="preserve"> = () =&gt; {</w:t>
-      </w:r>
-    </w:p>
-    <w:p>
-      <w:r>
-        <w:t xml:space="preserve">  </w:t>
-      </w:r>
-      <w:proofErr w:type="spellStart"/>
-      <w:r>
-        <w:t>const</w:t>
-      </w:r>
-      <w:proofErr w:type="spellEnd"/>
-      <w:r>
-        <w:t xml:space="preserve"> [</w:t>
-      </w:r>
-      <w:proofErr w:type="spellStart"/>
-      <w:r>
-        <w:t>inputValue</w:t>
-      </w:r>
-      <w:proofErr w:type="spellEnd"/>
-      <w:r>
-        <w:t xml:space="preserve">, </w:t>
-      </w:r>
-      <w:proofErr w:type="spellStart"/>
-      <w:r>
-        <w:t>setInputValue</w:t>
-      </w:r>
-      <w:proofErr w:type="spellEnd"/>
-      <w:r>
-        <w:t xml:space="preserve">] = </w:t>
-      </w:r>
-      <w:proofErr w:type="spellStart"/>
-      <w:proofErr w:type="gramStart"/>
-      <w:r>
-        <w:t>useState</w:t>
-      </w:r>
-      <w:proofErr w:type="spellEnd"/>
-      <w:r>
-        <w:t>(</w:t>
-      </w:r>
-      <w:proofErr w:type="gramEnd"/>
-      <w:r>
-        <w:t>'');</w:t>
-      </w:r>
-    </w:p>
-    <w:p>
-      <w:r>
-        <w:t xml:space="preserve">  </w:t>
-      </w:r>
-      <w:proofErr w:type="spellStart"/>
-      <w:r>
-        <w:t>const</w:t>
-      </w:r>
-      <w:proofErr w:type="spellEnd"/>
-      <w:r>
-        <w:t xml:space="preserve"> </w:t>
-      </w:r>
-      <w:proofErr w:type="spellStart"/>
-      <w:r>
-        <w:t>handleChange</w:t>
-      </w:r>
-      <w:proofErr w:type="spellEnd"/>
-      <w:r>
-        <w:t xml:space="preserve"> = (</w:t>
-      </w:r>
-      <w:proofErr w:type="spellStart"/>
-      <w:r>
-        <w:t>event</w:t>
-      </w:r>
-      <w:proofErr w:type="spellEnd"/>
-      <w:r>
-        <w:t>) =&gt; {</w:t>
-      </w:r>
-    </w:p>
-    <w:p>
-      <w:r>
-        <w:t xml:space="preserve">    </w:t>
-      </w:r>
-      <w:proofErr w:type="spellStart"/>
-      <w:r>
-        <w:t>setInputValue</w:t>
-      </w:r>
-      <w:proofErr w:type="spellEnd"/>
-      <w:r>
-        <w:t>(</w:t>
-      </w:r>
-      <w:proofErr w:type="spellStart"/>
-      <w:proofErr w:type="gramStart"/>
-      <w:r>
-        <w:t>event.target</w:t>
-      </w:r>
-      <w:proofErr w:type="gramEnd"/>
-      <w:r>
-        <w:t>.value</w:t>
-      </w:r>
-      <w:proofErr w:type="spellEnd"/>
-      <w:r>
-        <w:t>);</w:t>
-      </w:r>
-    </w:p>
-    <w:p>
-      <w:r>
-        <w:t xml:space="preserve">  };</w:t>
-      </w:r>
-    </w:p>
-    <w:p>
-      <w:r>
-        <w:t xml:space="preserve">  </w:t>
-      </w:r>
-      <w:proofErr w:type="spellStart"/>
-      <w:r>
-        <w:t>return</w:t>
-      </w:r>
-      <w:proofErr w:type="spellEnd"/>
-      <w:r>
-        <w:t xml:space="preserve"> &lt;</w:t>
-      </w:r>
-      <w:proofErr w:type="spellStart"/>
-      <w:r>
-        <w:t>InputComponent</w:t>
-      </w:r>
-      <w:proofErr w:type="spellEnd"/>
-      <w:r>
-        <w:t xml:space="preserve"> </w:t>
-      </w:r>
-      <w:proofErr w:type="spellStart"/>
-      <w:r>
-        <w:t>value</w:t>
-      </w:r>
-      <w:proofErr w:type="spellEnd"/>
-      <w:r>
-        <w:t>={</w:t>
-      </w:r>
-      <w:proofErr w:type="spellStart"/>
-      <w:r>
-        <w:t>inputValue</w:t>
-      </w:r>
-      <w:proofErr w:type="spellEnd"/>
-      <w:r>
-        <w:t xml:space="preserve">} </w:t>
-      </w:r>
-      <w:proofErr w:type="spellStart"/>
-      <w:r>
-        <w:t>onChange</w:t>
-      </w:r>
-      <w:proofErr w:type="spellEnd"/>
-      <w:r>
-        <w:t>={</w:t>
-      </w:r>
-      <w:proofErr w:type="spellStart"/>
-      <w:r>
-        <w:t>handleChange</w:t>
-      </w:r>
-      <w:proofErr w:type="spellEnd"/>
-      <w:r>
-        <w:t>} /&gt;;</w:t>
-      </w:r>
-    </w:p>
-    <w:p>
-      <w:r>
-        <w:t>};</w:t>
-      </w:r>
-    </w:p>
-    <w:p>
-      <w:proofErr w:type="spellStart"/>
-      <w:r>
-        <w:t>const</w:t>
-      </w:r>
-      <w:proofErr w:type="spellEnd"/>
-      <w:r>
-        <w:t xml:space="preserve"> </w:t>
-      </w:r>
-      <w:proofErr w:type="spellStart"/>
-      <w:r>
-        <w:t>InputComponent</w:t>
-      </w:r>
-      <w:proofErr w:type="spellEnd"/>
-      <w:r>
-        <w:t xml:space="preserve"> = </w:t>
-      </w:r>
-      <w:proofErr w:type="gramStart"/>
-      <w:r>
-        <w:t xml:space="preserve">({ </w:t>
-      </w:r>
-      <w:proofErr w:type="spellStart"/>
-      <w:r>
-        <w:t>value</w:t>
-      </w:r>
-      <w:proofErr w:type="spellEnd"/>
-      <w:proofErr w:type="gramEnd"/>
-      <w:r>
-        <w:t xml:space="preserve">, </w:t>
-      </w:r>
-      <w:proofErr w:type="spellStart"/>
-      <w:proofErr w:type="gramStart"/>
-      <w:r>
-        <w:t>onChange</w:t>
-      </w:r>
-      <w:proofErr w:type="spellEnd"/>
-      <w:r>
-        <w:t xml:space="preserve"> }</w:t>
-      </w:r>
-      <w:proofErr w:type="gramEnd"/>
-      <w:r>
-        <w:t>) =&gt; {</w:t>
-      </w:r>
-    </w:p>
-    <w:p>
-      <w:r>
-        <w:t xml:space="preserve">  </w:t>
-      </w:r>
-      <w:proofErr w:type="spellStart"/>
-      <w:r>
-        <w:t>return</w:t>
-      </w:r>
-      <w:proofErr w:type="spellEnd"/>
-      <w:r>
-        <w:t xml:space="preserve"> &lt;input </w:t>
-      </w:r>
-      <w:proofErr w:type="spellStart"/>
-      <w:r>
-        <w:t>type</w:t>
-      </w:r>
-      <w:proofErr w:type="spellEnd"/>
-      <w:r>
-        <w:t>="</w:t>
-      </w:r>
-      <w:proofErr w:type="spellStart"/>
-      <w:r>
-        <w:t>text</w:t>
-      </w:r>
-      <w:proofErr w:type="spellEnd"/>
-      <w:r>
-        <w:t xml:space="preserve">" </w:t>
-      </w:r>
-      <w:proofErr w:type="spellStart"/>
-      <w:r>
-        <w:t>value</w:t>
-      </w:r>
-      <w:proofErr w:type="spellEnd"/>
-      <w:r>
-        <w:t>={</w:t>
-      </w:r>
-      <w:proofErr w:type="spellStart"/>
-      <w:r>
-        <w:t>value</w:t>
-      </w:r>
-      <w:proofErr w:type="spellEnd"/>
-      <w:r>
-        <w:t xml:space="preserve">} </w:t>
-      </w:r>
-      <w:proofErr w:type="spellStart"/>
-      <w:r>
-        <w:t>onChange</w:t>
-      </w:r>
-      <w:proofErr w:type="spellEnd"/>
-      <w:r>
-        <w:t>={</w:t>
-      </w:r>
-      <w:proofErr w:type="spellStart"/>
-      <w:r>
-        <w:t>onChange</w:t>
-      </w:r>
-      <w:proofErr w:type="spellEnd"/>
-      <w:r>
-        <w:t>} /&gt;;</w:t>
-      </w:r>
-    </w:p>
-    <w:p>
-      <w:r>
-        <w:t>};</w:t>
-      </w:r>
-    </w:p>
-    <w:p>
-      <w:pPr>
-        <w:rPr>
-          <w:lang w:val="es-AR"/>
-        </w:rPr>
-      </w:pPr>
-      <w:r>
-        <w:rPr>
-          <w:lang w:val="es-AR"/>
-        </w:rPr>
-        <w:t>En este ejemplo, </w:t>
-      </w:r>
-    </w:p>
-    <w:p>
-      <w:pPr>
-        <w:rPr>
-          <w:lang w:val="es-AR"/>
-        </w:rPr>
-      </w:pPr>
-      <w:proofErr w:type="spellStart"/>
-      <w:r>
-        <w:rPr>
-          <w:lang w:val="es-AR"/>
-        </w:rPr>
-        <w:t>FormContainer</w:t>
-      </w:r>
-      <w:proofErr w:type="spellEnd"/>
     </w:p>
     <w:p>
       <w:pPr>
@@ -5045,7 +2791,6 @@
           <w:lang w:val="es-AR"/>
         </w:rPr>
       </w:pPr>
-      <w:proofErr w:type="spellStart"/>
       <w:r>
         <w:rPr>
           <w:lang w:val="es-AR"/>
@@ -5053,7 +2798,6 @@
         <w:lastRenderedPageBreak/>
         <w:t>InputComponent</w:t>
       </w:r>
-      <w:proofErr w:type="spellEnd"/>
     </w:p>
     <w:p>
       <w:pPr>
@@ -5168,242 +2912,50 @@
         <w:rPr>
           <w:lang w:val="es-AR"/>
         </w:rPr>
-        <w:t xml:space="preserve">Entender la clasificación de componentes en </w:t>
-      </w:r>
-      <w:proofErr w:type="spellStart"/>
-      <w:r>
-        <w:rPr>
-          <w:lang w:val="es-AR"/>
-        </w:rPr>
-        <w:t>React</w:t>
-      </w:r>
-      <w:proofErr w:type="spellEnd"/>
-      <w:r>
-        <w:rPr>
-          <w:lang w:val="es-AR"/>
-        </w:rPr>
-        <w:t xml:space="preserve"> y aplicar este enfoque en tus proyectos mejorará la calidad de tu código, hará tu aplicación más mantenible y reducirá el esfuerzo necesario para implementar nuevas funcionalidades.</w:t>
-      </w:r>
-    </w:p>
-    <w:p>
-      <w:pPr>
-        <w:rPr>
-          <w:b/>
-          <w:bCs/>
-          <w:lang w:val="es-AR"/>
-        </w:rPr>
-      </w:pPr>
-      <w:r>
-        <w:rPr>
-          <w:b/>
-          <w:bCs/>
-          <w:lang w:val="es-AR"/>
-        </w:rPr>
-        <w:t xml:space="preserve">La Importancia de los estados en la dinámica de las interfaces </w:t>
-      </w:r>
-      <w:proofErr w:type="spellStart"/>
-      <w:r>
-        <w:rPr>
-          <w:b/>
-          <w:bCs/>
-          <w:lang w:val="es-AR"/>
-        </w:rPr>
-        <w:t>React</w:t>
-      </w:r>
-      <w:proofErr w:type="spellEnd"/>
-    </w:p>
-    <w:p>
-      <w:pPr>
-        <w:rPr>
-          <w:lang w:val="es-AR"/>
-        </w:rPr>
-      </w:pPr>
-      <w:r>
-        <w:rPr>
-          <w:lang w:val="es-AR"/>
-        </w:rPr>
-        <w:t xml:space="preserve">En el desarrollo de aplicaciones web, uno de los desafíos más importantes es gestionar y actualizar la información que se muestra al usuario de manera eficiente y reactiva. </w:t>
-      </w:r>
-      <w:proofErr w:type="spellStart"/>
-      <w:r>
-        <w:rPr>
-          <w:lang w:val="es-AR"/>
-        </w:rPr>
-        <w:t>React</w:t>
-      </w:r>
-      <w:proofErr w:type="spellEnd"/>
-      <w:r>
-        <w:rPr>
-          <w:lang w:val="es-AR"/>
-        </w:rPr>
-        <w:t xml:space="preserve">, una de las bibliotecas más populares para construir interfaces de usuario, resuelve este desafío a través del concepto de estados. Los estados permiten que un componente "recuerde" información entre renderizados, lo que es esencial para crear aplicaciones dinámicas donde la información puede cambiar en respuesta a las interacciones del usuario. Imagina una aplicación de carrito de compras. En este contexto, el estado podría almacenar los productos seleccionados por el usuario, el número de artículos en el carrito o el total a pagar. Cada vez que el usuario agrega o elimina un producto, el estado se actualiza, y </w:t>
-      </w:r>
-      <w:proofErr w:type="spellStart"/>
-      <w:r>
-        <w:rPr>
-          <w:lang w:val="es-AR"/>
-        </w:rPr>
-        <w:t>React</w:t>
-      </w:r>
-      <w:proofErr w:type="spellEnd"/>
-      <w:r>
-        <w:rPr>
-          <w:lang w:val="es-AR"/>
-        </w:rPr>
-        <w:t xml:space="preserve"> se encarga de renderizar nuevamente solo las partes de la interfaz que han cambiado, mostrando la información actualizada al instante. Para manejar estos estados en los componentes funcionales de </w:t>
-      </w:r>
-      <w:proofErr w:type="spellStart"/>
-      <w:r>
-        <w:rPr>
-          <w:lang w:val="es-AR"/>
-        </w:rPr>
-        <w:t>React</w:t>
-      </w:r>
-      <w:proofErr w:type="spellEnd"/>
-      <w:r>
-        <w:rPr>
-          <w:lang w:val="es-AR"/>
-        </w:rPr>
-        <w:t>, existe un concepto clave conocido como "</w:t>
-      </w:r>
-      <w:proofErr w:type="spellStart"/>
-      <w:r>
-        <w:rPr>
-          <w:lang w:val="es-AR"/>
-        </w:rPr>
-        <w:t>hooks</w:t>
-      </w:r>
-      <w:proofErr w:type="spellEnd"/>
-      <w:r>
-        <w:rPr>
-          <w:lang w:val="es-AR"/>
-        </w:rPr>
-        <w:t xml:space="preserve">". Los </w:t>
-      </w:r>
-      <w:proofErr w:type="spellStart"/>
-      <w:r>
-        <w:rPr>
-          <w:lang w:val="es-AR"/>
-        </w:rPr>
-        <w:t>hooks</w:t>
-      </w:r>
-      <w:proofErr w:type="spellEnd"/>
-      <w:r>
-        <w:rPr>
-          <w:lang w:val="es-AR"/>
-        </w:rPr>
-        <w:t xml:space="preserve"> son funciones especiales que permiten acceder a características avanzadas de </w:t>
-      </w:r>
-      <w:proofErr w:type="spellStart"/>
-      <w:r>
-        <w:rPr>
-          <w:lang w:val="es-AR"/>
-        </w:rPr>
-        <w:t>React</w:t>
-      </w:r>
-      <w:proofErr w:type="spellEnd"/>
-      <w:r>
-        <w:rPr>
-          <w:lang w:val="es-AR"/>
-        </w:rPr>
-        <w:t xml:space="preserve">, como el estado o el ciclo de vida del componente, sin la necesidad de escribir componentes basados en clases. Uno de los </w:t>
-      </w:r>
-      <w:proofErr w:type="spellStart"/>
-      <w:r>
-        <w:rPr>
-          <w:lang w:val="es-AR"/>
-        </w:rPr>
-        <w:t>hooks</w:t>
-      </w:r>
-      <w:proofErr w:type="spellEnd"/>
-      <w:r>
-        <w:rPr>
-          <w:lang w:val="es-AR"/>
-        </w:rPr>
-        <w:t xml:space="preserve"> más fundamentales y ampliamente utilizados es </w:t>
-      </w:r>
-      <w:proofErr w:type="spellStart"/>
-      <w:r>
-        <w:rPr>
-          <w:lang w:val="es-AR"/>
-        </w:rPr>
-        <w:t>useState</w:t>
-      </w:r>
-      <w:proofErr w:type="spellEnd"/>
-      <w:r>
-        <w:rPr>
-          <w:lang w:val="es-AR"/>
-        </w:rPr>
-        <w:t xml:space="preserve">. </w:t>
-      </w:r>
-      <w:proofErr w:type="spellStart"/>
-      <w:r>
-        <w:rPr>
-          <w:lang w:val="es-AR"/>
-        </w:rPr>
-        <w:t>useState</w:t>
-      </w:r>
-      <w:proofErr w:type="spellEnd"/>
-      <w:r>
-        <w:rPr>
-          <w:lang w:val="es-AR"/>
-        </w:rPr>
-        <w:t xml:space="preserve"> es la herramienta que permite definir y gestionar estados en los componentes funcionales. Con él, puedes inicializar un estado, modificarlo, y hacer que </w:t>
-      </w:r>
-      <w:proofErr w:type="spellStart"/>
-      <w:r>
-        <w:rPr>
-          <w:lang w:val="es-AR"/>
-        </w:rPr>
-        <w:t>React</w:t>
-      </w:r>
-      <w:proofErr w:type="spellEnd"/>
-      <w:r>
-        <w:rPr>
-          <w:lang w:val="es-AR"/>
-        </w:rPr>
-        <w:t xml:space="preserve"> vuelva a renderizar el componente cada vez que el estado cambia, lo que hace que tu aplicación sea interactiva y reactiva a las acciones del usuario.</w:t>
-      </w:r>
-    </w:p>
-    <w:p>
-      <w:pPr>
-        <w:rPr>
-          <w:lang w:val="es-AR"/>
-        </w:rPr>
-      </w:pPr>
-      <w:r>
-        <w:rPr>
-          <w:lang w:val="es-AR"/>
-        </w:rPr>
-        <w:t xml:space="preserve">Comprender cómo funcionan los estados y cómo se gestionan es esencial para aprovechar al máximo las capacidades de </w:t>
-      </w:r>
-      <w:proofErr w:type="spellStart"/>
-      <w:r>
-        <w:rPr>
-          <w:lang w:val="es-AR"/>
-        </w:rPr>
-        <w:t>React</w:t>
-      </w:r>
-      <w:proofErr w:type="spellEnd"/>
-      <w:r>
-        <w:rPr>
-          <w:lang w:val="es-AR"/>
-        </w:rPr>
-        <w:t xml:space="preserve"> y construir interfaces de usuario que respondan de manera fluida y eficiente a las necesidades de los usuarios. Este conocimiento es un paso fundamental para dominar el desarrollo moderno de aplicaciones web con </w:t>
-      </w:r>
-      <w:proofErr w:type="spellStart"/>
-      <w:r>
-        <w:rPr>
-          <w:lang w:val="es-AR"/>
-        </w:rPr>
-        <w:t>React</w:t>
-      </w:r>
-      <w:proofErr w:type="spellEnd"/>
-      <w:r>
-        <w:rPr>
-          <w:lang w:val="es-AR"/>
-        </w:rPr>
-        <w:t>.</w:t>
+        <w:t>Entender la clasificación de componentes en React y aplicar este enfoque en tus proyectos mejorará la calidad de tu código, hará tu aplicación más mantenible y reducirá el esfuerzo necesario para implementar nuevas funcionalidades.</w:t>
+      </w:r>
+    </w:p>
+    <w:p>
+      <w:pPr>
+        <w:rPr>
+          <w:b/>
+          <w:bCs/>
+          <w:lang w:val="es-AR"/>
+        </w:rPr>
+      </w:pPr>
+      <w:r>
+        <w:rPr>
+          <w:b/>
+          <w:bCs/>
+          <w:lang w:val="es-AR"/>
+        </w:rPr>
+        <w:t>La Importancia de los estados en la dinámica de las interfaces React</w:t>
+      </w:r>
+    </w:p>
+    <w:p>
+      <w:pPr>
+        <w:rPr>
+          <w:lang w:val="es-AR"/>
+        </w:rPr>
+      </w:pPr>
+      <w:r>
+        <w:rPr>
+          <w:lang w:val="es-AR"/>
+        </w:rPr>
+        <w:t>En el desarrollo de aplicaciones web, uno de los desafíos más importantes es gestionar y actualizar la información que se muestra al usuario de manera eficiente y reactiva. React, una de las bibliotecas más populares para construir interfaces de usuario, resuelve este desafío a través del concepto de estados. Los estados permiten que un componente "recuerde" información entre renderizados, lo que es esencial para crear aplicaciones dinámicas donde la información puede cambiar en respuesta a las interacciones del usuario. Imagina una aplicación de carrito de compras. En este contexto, el estado podría almacenar los productos seleccionados por el usuario, el número de artículos en el carrito o el total a pagar. Cada vez que el usuario agrega o elimina un producto, el estado se actualiza, y React se encarga de renderizar nuevamente solo las partes de la interfaz que han cambiado, mostrando la información actualizada al instante. Para manejar estos estados en los componentes funcionales de React, existe un concepto clave conocido como "hooks". Los hooks son funciones especiales que permiten acceder a características avanzadas de React, como el estado o el ciclo de vida del componente, sin la necesidad de escribir componentes basados en clases. Uno de los hooks más fundamentales y ampliamente utilizados es useState. useState es la herramienta que permite definir y gestionar estados en los componentes funcionales. Con él, puedes inicializar un estado, modificarlo, y hacer que React vuelva a renderizar el componente cada vez que el estado cambia, lo que hace que tu aplicación sea interactiva y reactiva a las acciones del usuario.</w:t>
+      </w:r>
+    </w:p>
+    <w:p>
+      <w:pPr>
+        <w:rPr>
+          <w:lang w:val="es-AR"/>
+        </w:rPr>
+      </w:pPr>
+      <w:r>
+        <w:rPr>
+          <w:lang w:val="es-AR"/>
+        </w:rPr>
+        <w:t>Comprender cómo funcionan los estados y cómo se gestionan es esencial para aprovechar al máximo las capacidades de React y construir interfaces de usuario que respondan de manera fluida y eficiente a las necesidades de los usuarios. Este conocimiento es un paso fundamental para dominar el desarrollo moderno de aplicaciones web con React.</w:t>
       </w:r>
     </w:p>
     <w:p>
@@ -5433,154 +2985,36 @@
         <w:rPr>
           <w:lang w:val="es-AR"/>
         </w:rPr>
-        <w:t xml:space="preserve">- React.js Essentials (1 ed.). </w:t>
-      </w:r>
-      <w:proofErr w:type="gramStart"/>
-      <w:r>
-        <w:rPr>
-          <w:lang w:val="es-AR"/>
-        </w:rPr>
-        <w:t>EEUU</w:t>
-      </w:r>
-      <w:proofErr w:type="gramEnd"/>
-      <w:r>
-        <w:rPr>
-          <w:lang w:val="es-AR"/>
-        </w:rPr>
-        <w:t xml:space="preserve">, </w:t>
-      </w:r>
-      <w:proofErr w:type="spellStart"/>
-      <w:r>
-        <w:rPr>
-          <w:lang w:val="es-AR"/>
-        </w:rPr>
-        <w:t>Packt</w:t>
-      </w:r>
-      <w:proofErr w:type="spellEnd"/>
-      <w:r>
-        <w:rPr>
-          <w:lang w:val="es-AR"/>
-        </w:rPr>
-        <w:t>. | </w:t>
-      </w:r>
-      <w:proofErr w:type="spellStart"/>
-      <w:r>
-        <w:rPr>
-          <w:b/>
-          <w:bCs/>
-          <w:lang w:val="es-AR"/>
-        </w:rPr>
-        <w:t>Fedosejev</w:t>
-      </w:r>
-      <w:proofErr w:type="spellEnd"/>
-      <w:r>
-        <w:rPr>
-          <w:b/>
-          <w:bCs/>
-          <w:lang w:val="es-AR"/>
-        </w:rPr>
-        <w:t>, A. (2015)</w:t>
-      </w:r>
-    </w:p>
-    <w:p>
-      <w:pPr>
-        <w:rPr>
-          <w:lang w:val="es-AR"/>
-        </w:rPr>
-      </w:pPr>
-      <w:r>
-        <w:rPr>
-          <w:lang w:val="es-AR"/>
-        </w:rPr>
-        <w:t xml:space="preserve">- </w:t>
-      </w:r>
-      <w:proofErr w:type="spellStart"/>
-      <w:r>
-        <w:rPr>
-          <w:lang w:val="es-AR"/>
-        </w:rPr>
-        <w:t>ReactJS</w:t>
-      </w:r>
-      <w:proofErr w:type="spellEnd"/>
-      <w:r>
-        <w:rPr>
-          <w:lang w:val="es-AR"/>
-        </w:rPr>
-        <w:t xml:space="preserve"> </w:t>
-      </w:r>
-      <w:proofErr w:type="spellStart"/>
-      <w:r>
-        <w:rPr>
-          <w:lang w:val="es-AR"/>
-        </w:rPr>
-        <w:t>by</w:t>
-      </w:r>
-      <w:proofErr w:type="spellEnd"/>
-      <w:r>
-        <w:rPr>
-          <w:lang w:val="es-AR"/>
-        </w:rPr>
-        <w:t xml:space="preserve"> </w:t>
-      </w:r>
-      <w:proofErr w:type="spellStart"/>
-      <w:r>
-        <w:rPr>
-          <w:lang w:val="es-AR"/>
-        </w:rPr>
-        <w:t>Example</w:t>
-      </w:r>
-      <w:proofErr w:type="spellEnd"/>
-      <w:r>
-        <w:rPr>
-          <w:lang w:val="es-AR"/>
-        </w:rPr>
-        <w:t xml:space="preserve"> (1 ed.). </w:t>
-      </w:r>
-      <w:proofErr w:type="gramStart"/>
-      <w:r>
-        <w:rPr>
-          <w:lang w:val="es-AR"/>
-        </w:rPr>
-        <w:t>EEUU</w:t>
-      </w:r>
-      <w:proofErr w:type="gramEnd"/>
-      <w:r>
-        <w:rPr>
-          <w:lang w:val="es-AR"/>
-        </w:rPr>
-        <w:t xml:space="preserve">, </w:t>
-      </w:r>
-      <w:proofErr w:type="spellStart"/>
-      <w:r>
-        <w:rPr>
-          <w:lang w:val="es-AR"/>
-        </w:rPr>
-        <w:t>Packt</w:t>
-      </w:r>
-      <w:proofErr w:type="spellEnd"/>
-      <w:r>
-        <w:rPr>
-          <w:lang w:val="es-AR"/>
-        </w:rPr>
-        <w:t>. | </w:t>
-      </w:r>
-      <w:proofErr w:type="spellStart"/>
-      <w:r>
-        <w:rPr>
-          <w:b/>
-          <w:bCs/>
-          <w:lang w:val="es-AR"/>
-        </w:rPr>
-        <w:t>Amler</w:t>
-      </w:r>
-      <w:proofErr w:type="spellEnd"/>
-      <w:r>
-        <w:rPr>
-          <w:b/>
-          <w:bCs/>
-          <w:lang w:val="es-AR"/>
-        </w:rPr>
-        <w:t xml:space="preserve"> (2016)</w:t>
+        <w:t>- React.js Essentials (1 ed.). EEUU, Packt. | </w:t>
+      </w:r>
+      <w:r>
+        <w:rPr>
+          <w:b/>
+          <w:bCs/>
+          <w:lang w:val="es-AR"/>
+        </w:rPr>
+        <w:t>Fedosejev, A. (2015)</w:t>
+      </w:r>
+    </w:p>
+    <w:p>
+      <w:pPr>
+        <w:rPr>
+          <w:lang w:val="es-AR"/>
+        </w:rPr>
+      </w:pPr>
+      <w:r>
+        <w:rPr>
+          <w:lang w:val="es-AR"/>
+        </w:rPr>
+        <w:t>- ReactJS by Example (1 ed.). EEUU, Packt. | </w:t>
+      </w:r>
+      <w:r>
+        <w:rPr>
+          <w:b/>
+          <w:bCs/>
+          <w:lang w:val="es-AR"/>
+        </w:rPr>
+        <w:t>Amler (2016)</w:t>
       </w:r>
     </w:p>
     <w:p>
@@ -5594,71 +3028,7 @@
           <w:lang w:val="es-AR"/>
         </w:rPr>
         <w:lastRenderedPageBreak/>
-        <w:t xml:space="preserve">- </w:t>
-      </w:r>
-      <w:proofErr w:type="spellStart"/>
-      <w:r>
-        <w:rPr>
-          <w:lang w:val="es-AR"/>
-        </w:rPr>
-        <w:t>ReactJS</w:t>
-      </w:r>
-      <w:proofErr w:type="spellEnd"/>
-      <w:r>
-        <w:rPr>
-          <w:lang w:val="es-AR"/>
-        </w:rPr>
-        <w:t xml:space="preserve"> </w:t>
-      </w:r>
-      <w:proofErr w:type="spellStart"/>
-      <w:r>
-        <w:rPr>
-          <w:lang w:val="es-AR"/>
-        </w:rPr>
-        <w:t>Cookbook</w:t>
-      </w:r>
-      <w:proofErr w:type="spellEnd"/>
-      <w:r>
-        <w:rPr>
-          <w:lang w:val="es-AR"/>
-        </w:rPr>
-        <w:t xml:space="preserve"> (1 ed.). </w:t>
-      </w:r>
-      <w:proofErr w:type="gramStart"/>
-      <w:r>
-        <w:rPr>
-          <w:lang w:val="es-AR"/>
-        </w:rPr>
-        <w:t>EEUU</w:t>
-      </w:r>
-      <w:proofErr w:type="gramEnd"/>
-      <w:r>
-        <w:rPr>
-          <w:lang w:val="es-AR"/>
-        </w:rPr>
-        <w:t xml:space="preserve">, </w:t>
-      </w:r>
-      <w:proofErr w:type="spellStart"/>
-      <w:proofErr w:type="gramStart"/>
-      <w:r>
-        <w:rPr>
-          <w:lang w:val="es-AR"/>
-        </w:rPr>
-        <w:t>Packt</w:t>
-      </w:r>
-      <w:proofErr w:type="spellEnd"/>
-      <w:r>
-        <w:rPr>
-          <w:lang w:val="es-AR"/>
-        </w:rPr>
-        <w:t>.|</w:t>
-      </w:r>
-      <w:proofErr w:type="gramEnd"/>
-      <w:r>
-        <w:rPr>
-          <w:lang w:val="es-AR"/>
-        </w:rPr>
-        <w:t> </w:t>
+        <w:t>- ReactJS Cookbook (1 ed.). EEUU, Packt.| </w:t>
       </w:r>
       <w:r>
         <w:rPr>
@@ -5758,17 +3128,28 @@
             <w:rStyle w:val="Hipervnculo"/>
             <w:lang w:val="es-AR"/>
           </w:rPr>
-          <w:t xml:space="preserve">Componentes y </w:t>
+          <w:t>Componentes y props</w:t>
         </w:r>
-        <w:proofErr w:type="spellStart"/>
+      </w:hyperlink>
+    </w:p>
+    <w:p>
+      <w:pPr>
+        <w:numPr>
+          <w:ilvl w:val="0"/>
+          <w:numId w:val="8"/>
+        </w:numPr>
+        <w:rPr>
+          <w:lang w:val="es-AR"/>
+        </w:rPr>
+      </w:pPr>
+      <w:hyperlink r:id="rId13" w:tgtFrame="_blank" w:history="1">
         <w:r>
           <w:rPr>
             <w:rStyle w:val="Hipervnculo"/>
             <w:lang w:val="es-AR"/>
           </w:rPr>
-          <w:t>props</w:t>
+          <w:t>useState</w:t>
         </w:r>
-        <w:proofErr w:type="spellEnd"/>
       </w:hyperlink>
     </w:p>
     <w:p>
@@ -5781,58 +3162,13 @@
           <w:lang w:val="es-AR"/>
         </w:rPr>
       </w:pPr>
-      <w:hyperlink r:id="rId13" w:tgtFrame="_blank" w:history="1">
-        <w:proofErr w:type="spellStart"/>
+      <w:hyperlink r:id="rId14" w:tgtFrame="_blank" w:history="1">
         <w:r>
           <w:rPr>
             <w:rStyle w:val="Hipervnculo"/>
             <w:lang w:val="es-AR"/>
           </w:rPr>
-          <w:t>useS</w:t>
-        </w:r>
-        <w:r>
-          <w:rPr>
-            <w:rStyle w:val="Hipervnculo"/>
-            <w:lang w:val="es-AR"/>
-          </w:rPr>
-          <w:t>t</w:t>
-        </w:r>
-        <w:r>
-          <w:rPr>
-            <w:rStyle w:val="Hipervnculo"/>
-            <w:lang w:val="es-AR"/>
-          </w:rPr>
-          <w:t>ate</w:t>
-        </w:r>
-        <w:proofErr w:type="spellEnd"/>
-      </w:hyperlink>
-    </w:p>
-    <w:p>
-      <w:pPr>
-        <w:numPr>
-          <w:ilvl w:val="0"/>
-          <w:numId w:val="8"/>
-        </w:numPr>
-        <w:rPr>
-          <w:lang w:val="es-AR"/>
-        </w:rPr>
-      </w:pPr>
-      <w:hyperlink r:id="rId14" w:tgtFrame="_blank" w:history="1">
-        <w:proofErr w:type="spellStart"/>
-        <w:r>
-          <w:rPr>
-            <w:rStyle w:val="Hipervnculo"/>
-            <w:lang w:val="es-AR"/>
-          </w:rPr>
-          <w:t>Pratón</w:t>
-        </w:r>
-        <w:proofErr w:type="spellEnd"/>
-        <w:r>
-          <w:rPr>
-            <w:rStyle w:val="Hipervnculo"/>
-            <w:lang w:val="es-AR"/>
-          </w:rPr>
-          <w:t xml:space="preserve"> contenedor/presentación</w:t>
+          <w:t>Pratón contenedor/presentación</w:t>
         </w:r>
       </w:hyperlink>
     </w:p>
@@ -5920,25 +3256,8 @@
           <w:lang w:val="es-AR" w:eastAsia="es-AR"/>
           <w14:ligatures w14:val="none"/>
         </w:rPr>
-        <w:t xml:space="preserve">Actividad 1: Transformando </w:t>
-      </w:r>
-      <w:proofErr w:type="spellStart"/>
-      <w:r>
-        <w:rPr>
-          <w:rFonts w:ascii="Segoe UI" w:eastAsia="Times New Roman" w:hAnsi="Segoe UI" w:cs="Segoe UI"/>
-          <w:b/>
-          <w:bCs/>
-          <w:color w:val="FFFFFF"/>
-          <w:kern w:val="0"/>
-          <w:sz w:val="36"/>
-          <w:szCs w:val="36"/>
-          <w:bdr w:val="single" w:sz="2" w:space="0" w:color="auto" w:frame="1"/>
-          <w:lang w:val="es-AR" w:eastAsia="es-AR"/>
-          <w14:ligatures w14:val="none"/>
-        </w:rPr>
-        <w:t>Arrays</w:t>
-      </w:r>
-      <w:proofErr w:type="spellEnd"/>
+        <w:t>Actividad 1: Transformando Arrays</w:t>
+      </w:r>
     </w:p>
     <w:p>
       <w:pPr>
@@ -5975,85 +3294,7 @@
           <w:lang w:val="es-AR" w:eastAsia="es-AR"/>
           <w14:ligatures w14:val="none"/>
         </w:rPr>
-        <w:t xml:space="preserve">Implementar un </w:t>
-      </w:r>
-      <w:proofErr w:type="spellStart"/>
-      <w:r>
-        <w:rPr>
-          <w:rFonts w:ascii="Inter" w:eastAsia="Times New Roman" w:hAnsi="Inter" w:cs="Times New Roman"/>
-          <w:color w:val="FFFFFF"/>
-          <w:kern w:val="0"/>
-          <w:sz w:val="21"/>
-          <w:szCs w:val="21"/>
-          <w:lang w:val="es-AR" w:eastAsia="es-AR"/>
-          <w14:ligatures w14:val="none"/>
-        </w:rPr>
-        <w:t>polyfills</w:t>
-      </w:r>
-      <w:proofErr w:type="spellEnd"/>
-      <w:r>
-        <w:rPr>
-          <w:rFonts w:ascii="Inter" w:eastAsia="Times New Roman" w:hAnsi="Inter" w:cs="Times New Roman"/>
-          <w:color w:val="FFFFFF"/>
-          <w:kern w:val="0"/>
-          <w:sz w:val="21"/>
-          <w:szCs w:val="21"/>
-          <w:lang w:val="es-AR" w:eastAsia="es-AR"/>
-          <w14:ligatures w14:val="none"/>
-        </w:rPr>
-        <w:t xml:space="preserve"> del método </w:t>
-      </w:r>
-      <w:proofErr w:type="spellStart"/>
-      <w:r>
-        <w:rPr>
-          <w:rFonts w:ascii="Inter" w:eastAsia="Times New Roman" w:hAnsi="Inter" w:cs="Times New Roman"/>
-          <w:color w:val="FFFFFF"/>
-          <w:kern w:val="0"/>
-          <w:sz w:val="21"/>
-          <w:szCs w:val="21"/>
-          <w:lang w:val="es-AR" w:eastAsia="es-AR"/>
-          <w14:ligatures w14:val="none"/>
-        </w:rPr>
-        <w:t>map</w:t>
-      </w:r>
-      <w:proofErr w:type="spellEnd"/>
-      <w:r>
-        <w:rPr>
-          <w:rFonts w:ascii="Inter" w:eastAsia="Times New Roman" w:hAnsi="Inter" w:cs="Times New Roman"/>
-          <w:color w:val="FFFFFF"/>
-          <w:kern w:val="0"/>
-          <w:sz w:val="21"/>
-          <w:szCs w:val="21"/>
-          <w:lang w:val="es-AR" w:eastAsia="es-AR"/>
-          <w14:ligatures w14:val="none"/>
-        </w:rPr>
-        <w:t xml:space="preserve"> de los </w:t>
-      </w:r>
-      <w:proofErr w:type="spellStart"/>
-      <w:r>
-        <w:rPr>
-          <w:rFonts w:ascii="Inter" w:eastAsia="Times New Roman" w:hAnsi="Inter" w:cs="Times New Roman"/>
-          <w:color w:val="FFFFFF"/>
-          <w:kern w:val="0"/>
-          <w:sz w:val="21"/>
-          <w:szCs w:val="21"/>
-          <w:lang w:val="es-AR" w:eastAsia="es-AR"/>
-          <w14:ligatures w14:val="none"/>
-        </w:rPr>
-        <w:t>arrays</w:t>
-      </w:r>
-      <w:proofErr w:type="spellEnd"/>
-      <w:r>
-        <w:rPr>
-          <w:rFonts w:ascii="Inter" w:eastAsia="Times New Roman" w:hAnsi="Inter" w:cs="Times New Roman"/>
-          <w:color w:val="FFFFFF"/>
-          <w:kern w:val="0"/>
-          <w:sz w:val="21"/>
-          <w:szCs w:val="21"/>
-          <w:lang w:val="es-AR" w:eastAsia="es-AR"/>
-          <w14:ligatures w14:val="none"/>
-        </w:rPr>
-        <w:t>. Debemos suponer que los navegadores no son compatibles con este método y debemos implementarlo para que todos puedan usarlo en nuestra aplicación.</w:t>
+        <w:t>Implementar un polyfills del método map de los arrays. Debemos suponer que los navegadores no son compatibles con este método y debemos implementarlo para que todos puedan usarlo en nuestra aplicación.</w:t>
       </w:r>
     </w:p>
     <w:p>
@@ -6093,7 +3334,6 @@
         </w:rPr>
         <w:t>💡</w:t>
       </w:r>
-      <w:proofErr w:type="spellStart"/>
       <w:r>
         <w:rPr>
           <w:rFonts w:ascii="Inter" w:eastAsia="Times New Roman" w:hAnsi="Inter" w:cs="Times New Roman"/>
@@ -6109,7 +3349,6 @@
         </w:rPr>
         <w:t>Tips</w:t>
       </w:r>
-      <w:proofErr w:type="spellEnd"/>
     </w:p>
     <w:p>
       <w:pPr>
@@ -6146,163 +3385,7 @@
           <w:lang w:val="es-AR" w:eastAsia="es-AR"/>
           <w14:ligatures w14:val="none"/>
         </w:rPr>
-        <w:t xml:space="preserve">Es necesario utilizar </w:t>
-      </w:r>
-      <w:proofErr w:type="gramStart"/>
-      <w:r>
-        <w:rPr>
-          <w:rFonts w:ascii="Inter" w:eastAsia="Times New Roman" w:hAnsi="Inter" w:cs="Times New Roman"/>
-          <w:color w:val="FFFFFF"/>
-          <w:kern w:val="0"/>
-          <w:sz w:val="21"/>
-          <w:szCs w:val="21"/>
-          <w:lang w:val="es-AR" w:eastAsia="es-AR"/>
-          <w14:ligatures w14:val="none"/>
-        </w:rPr>
-        <w:t>el objetos</w:t>
-      </w:r>
-      <w:proofErr w:type="gramEnd"/>
-      <w:r>
-        <w:rPr>
-          <w:rFonts w:ascii="Inter" w:eastAsia="Times New Roman" w:hAnsi="Inter" w:cs="Times New Roman"/>
-          <w:color w:val="FFFFFF"/>
-          <w:kern w:val="0"/>
-          <w:sz w:val="21"/>
-          <w:szCs w:val="21"/>
-          <w:lang w:val="es-AR" w:eastAsia="es-AR"/>
-          <w14:ligatures w14:val="none"/>
-        </w:rPr>
-        <w:t xml:space="preserve"> </w:t>
-      </w:r>
-      <w:proofErr w:type="spellStart"/>
-      <w:r>
-        <w:rPr>
-          <w:rFonts w:ascii="Inter" w:eastAsia="Times New Roman" w:hAnsi="Inter" w:cs="Times New Roman"/>
-          <w:color w:val="FFFFFF"/>
-          <w:kern w:val="0"/>
-          <w:sz w:val="21"/>
-          <w:szCs w:val="21"/>
-          <w:lang w:val="es-AR" w:eastAsia="es-AR"/>
-          <w14:ligatures w14:val="none"/>
-        </w:rPr>
-        <w:t>this</w:t>
-      </w:r>
-      <w:proofErr w:type="spellEnd"/>
-      <w:r>
-        <w:rPr>
-          <w:rFonts w:ascii="Inter" w:eastAsia="Times New Roman" w:hAnsi="Inter" w:cs="Times New Roman"/>
-          <w:color w:val="FFFFFF"/>
-          <w:kern w:val="0"/>
-          <w:sz w:val="21"/>
-          <w:szCs w:val="21"/>
-          <w:lang w:val="es-AR" w:eastAsia="es-AR"/>
-          <w14:ligatures w14:val="none"/>
-        </w:rPr>
-        <w:t xml:space="preserve">, que en este caso va a hacer referencia al dueño de la función </w:t>
-      </w:r>
-      <w:proofErr w:type="spellStart"/>
-      <w:r>
-        <w:rPr>
-          <w:rFonts w:ascii="Inter" w:eastAsia="Times New Roman" w:hAnsi="Inter" w:cs="Times New Roman"/>
-          <w:color w:val="FFFFFF"/>
-          <w:kern w:val="0"/>
-          <w:sz w:val="21"/>
-          <w:szCs w:val="21"/>
-          <w:lang w:val="es-AR" w:eastAsia="es-AR"/>
-          <w14:ligatures w14:val="none"/>
-        </w:rPr>
-        <w:t>map</w:t>
-      </w:r>
-      <w:proofErr w:type="spellEnd"/>
-      <w:r>
-        <w:rPr>
-          <w:rFonts w:ascii="Inter" w:eastAsia="Times New Roman" w:hAnsi="Inter" w:cs="Times New Roman"/>
-          <w:color w:val="FFFFFF"/>
-          <w:kern w:val="0"/>
-          <w:sz w:val="21"/>
-          <w:szCs w:val="21"/>
-          <w:lang w:val="es-AR" w:eastAsia="es-AR"/>
-          <w14:ligatures w14:val="none"/>
-        </w:rPr>
-        <w:t xml:space="preserve"> que es ejecutada. Por eso mismo, necesitaremos de una función regular y no una </w:t>
-      </w:r>
-      <w:proofErr w:type="spellStart"/>
-      <w:r>
-        <w:rPr>
-          <w:rFonts w:ascii="Inter" w:eastAsia="Times New Roman" w:hAnsi="Inter" w:cs="Times New Roman"/>
-          <w:color w:val="FFFFFF"/>
-          <w:kern w:val="0"/>
-          <w:sz w:val="21"/>
-          <w:szCs w:val="21"/>
-          <w:lang w:val="es-AR" w:eastAsia="es-AR"/>
-          <w14:ligatures w14:val="none"/>
-        </w:rPr>
-        <w:t>arrow</w:t>
-      </w:r>
-      <w:proofErr w:type="spellEnd"/>
-      <w:r>
-        <w:rPr>
-          <w:rFonts w:ascii="Inter" w:eastAsia="Times New Roman" w:hAnsi="Inter" w:cs="Times New Roman"/>
-          <w:color w:val="FFFFFF"/>
-          <w:kern w:val="0"/>
-          <w:sz w:val="21"/>
-          <w:szCs w:val="21"/>
-          <w:lang w:val="es-AR" w:eastAsia="es-AR"/>
-          <w14:ligatures w14:val="none"/>
-        </w:rPr>
-        <w:t xml:space="preserve"> </w:t>
-      </w:r>
-      <w:proofErr w:type="spellStart"/>
-      <w:r>
-        <w:rPr>
-          <w:rFonts w:ascii="Inter" w:eastAsia="Times New Roman" w:hAnsi="Inter" w:cs="Times New Roman"/>
-          <w:color w:val="FFFFFF"/>
-          <w:kern w:val="0"/>
-          <w:sz w:val="21"/>
-          <w:szCs w:val="21"/>
-          <w:lang w:val="es-AR" w:eastAsia="es-AR"/>
-          <w14:ligatures w14:val="none"/>
-        </w:rPr>
-        <w:t>function</w:t>
-      </w:r>
-      <w:proofErr w:type="spellEnd"/>
-      <w:r>
-        <w:rPr>
-          <w:rFonts w:ascii="Inter" w:eastAsia="Times New Roman" w:hAnsi="Inter" w:cs="Times New Roman"/>
-          <w:color w:val="FFFFFF"/>
-          <w:kern w:val="0"/>
-          <w:sz w:val="21"/>
-          <w:szCs w:val="21"/>
-          <w:lang w:val="es-AR" w:eastAsia="es-AR"/>
-          <w14:ligatures w14:val="none"/>
-        </w:rPr>
-        <w:t xml:space="preserve">. </w:t>
-      </w:r>
-      <w:proofErr w:type="gramStart"/>
-      <w:r>
-        <w:rPr>
-          <w:rFonts w:ascii="Inter" w:eastAsia="Times New Roman" w:hAnsi="Inter" w:cs="Times New Roman"/>
-          <w:color w:val="FFFFFF"/>
-          <w:kern w:val="0"/>
-          <w:sz w:val="21"/>
-          <w:szCs w:val="21"/>
-          <w:lang w:val="es-AR" w:eastAsia="es-AR"/>
-          <w14:ligatures w14:val="none"/>
-        </w:rPr>
-        <w:t>Recordar</w:t>
-      </w:r>
-      <w:proofErr w:type="gramEnd"/>
-      <w:r>
-        <w:rPr>
-          <w:rFonts w:ascii="Inter" w:eastAsia="Times New Roman" w:hAnsi="Inter" w:cs="Times New Roman"/>
-          <w:color w:val="FFFFFF"/>
-          <w:kern w:val="0"/>
-          <w:sz w:val="21"/>
-          <w:szCs w:val="21"/>
-          <w:lang w:val="es-AR" w:eastAsia="es-AR"/>
-          <w14:ligatures w14:val="none"/>
-        </w:rPr>
-        <w:t xml:space="preserve"> que necesitamos RETORNAR el array transformado.</w:t>
+        <w:t>Es necesario utilizar el objetos this, que en este caso va a hacer referencia al dueño de la función map que es ejecutada. Por eso mismo, necesitaremos de una función regular y no una arrow function. Recordar que necesitamos RETORNAR el array transformado.</w:t>
       </w:r>
     </w:p>
     <w:p>
@@ -6346,25 +3429,8 @@
           <w:lang w:val="es-AR" w:eastAsia="es-AR"/>
           <w14:ligatures w14:val="none"/>
         </w:rPr>
-        <w:t xml:space="preserve">Actividad 2: Filtrando </w:t>
-      </w:r>
-      <w:proofErr w:type="spellStart"/>
-      <w:r>
-        <w:rPr>
-          <w:rFonts w:ascii="Segoe UI" w:eastAsia="Times New Roman" w:hAnsi="Segoe UI" w:cs="Segoe UI"/>
-          <w:b/>
-          <w:bCs/>
-          <w:color w:val="FFFFFF"/>
-          <w:kern w:val="0"/>
-          <w:sz w:val="36"/>
-          <w:szCs w:val="36"/>
-          <w:bdr w:val="single" w:sz="2" w:space="0" w:color="auto" w:frame="1"/>
-          <w:lang w:val="es-AR" w:eastAsia="es-AR"/>
-          <w14:ligatures w14:val="none"/>
-        </w:rPr>
-        <w:t>Arrays</w:t>
-      </w:r>
-      <w:proofErr w:type="spellEnd"/>
+        <w:t>Actividad 2: Filtrando Arrays</w:t>
+      </w:r>
     </w:p>
     <w:p>
       <w:pPr>
@@ -6401,85 +3467,7 @@
           <w:lang w:val="es-AR" w:eastAsia="es-AR"/>
           <w14:ligatures w14:val="none"/>
         </w:rPr>
-        <w:t xml:space="preserve">Del mismo modo podemos implementar un </w:t>
-      </w:r>
-      <w:proofErr w:type="spellStart"/>
-      <w:r>
-        <w:rPr>
-          <w:rFonts w:ascii="Inter" w:eastAsia="Times New Roman" w:hAnsi="Inter" w:cs="Times New Roman"/>
-          <w:color w:val="FFFFFF"/>
-          <w:kern w:val="0"/>
-          <w:sz w:val="21"/>
-          <w:szCs w:val="21"/>
-          <w:lang w:val="es-AR" w:eastAsia="es-AR"/>
-          <w14:ligatures w14:val="none"/>
-        </w:rPr>
-        <w:t>polyfill</w:t>
-      </w:r>
-      <w:proofErr w:type="spellEnd"/>
-      <w:r>
-        <w:rPr>
-          <w:rFonts w:ascii="Inter" w:eastAsia="Times New Roman" w:hAnsi="Inter" w:cs="Times New Roman"/>
-          <w:color w:val="FFFFFF"/>
-          <w:kern w:val="0"/>
-          <w:sz w:val="21"/>
-          <w:szCs w:val="21"/>
-          <w:lang w:val="es-AR" w:eastAsia="es-AR"/>
-          <w14:ligatures w14:val="none"/>
-        </w:rPr>
-        <w:t xml:space="preserve"> para el método </w:t>
-      </w:r>
-      <w:proofErr w:type="spellStart"/>
-      <w:r>
-        <w:rPr>
-          <w:rFonts w:ascii="Inter" w:eastAsia="Times New Roman" w:hAnsi="Inter" w:cs="Times New Roman"/>
-          <w:color w:val="FFFFFF"/>
-          <w:kern w:val="0"/>
-          <w:sz w:val="21"/>
-          <w:szCs w:val="21"/>
-          <w:lang w:val="es-AR" w:eastAsia="es-AR"/>
-          <w14:ligatures w14:val="none"/>
-        </w:rPr>
-        <w:t>filter</w:t>
-      </w:r>
-      <w:proofErr w:type="spellEnd"/>
-      <w:r>
-        <w:rPr>
-          <w:rFonts w:ascii="Inter" w:eastAsia="Times New Roman" w:hAnsi="Inter" w:cs="Times New Roman"/>
-          <w:color w:val="FFFFFF"/>
-          <w:kern w:val="0"/>
-          <w:sz w:val="21"/>
-          <w:szCs w:val="21"/>
-          <w:lang w:val="es-AR" w:eastAsia="es-AR"/>
-          <w14:ligatures w14:val="none"/>
-        </w:rPr>
-        <w:t xml:space="preserve"> de los </w:t>
-      </w:r>
-      <w:proofErr w:type="spellStart"/>
-      <w:r>
-        <w:rPr>
-          <w:rFonts w:ascii="Inter" w:eastAsia="Times New Roman" w:hAnsi="Inter" w:cs="Times New Roman"/>
-          <w:color w:val="FFFFFF"/>
-          <w:kern w:val="0"/>
-          <w:sz w:val="21"/>
-          <w:szCs w:val="21"/>
-          <w:lang w:val="es-AR" w:eastAsia="es-AR"/>
-          <w14:ligatures w14:val="none"/>
-        </w:rPr>
-        <w:t>Arrays</w:t>
-      </w:r>
-      <w:proofErr w:type="spellEnd"/>
-      <w:r>
-        <w:rPr>
-          <w:rFonts w:ascii="Inter" w:eastAsia="Times New Roman" w:hAnsi="Inter" w:cs="Times New Roman"/>
-          <w:color w:val="FFFFFF"/>
-          <w:kern w:val="0"/>
-          <w:sz w:val="21"/>
-          <w:szCs w:val="21"/>
-          <w:lang w:val="es-AR" w:eastAsia="es-AR"/>
-          <w14:ligatures w14:val="none"/>
-        </w:rPr>
-        <w:t>.</w:t>
+        <w:t>Del mismo modo podemos implementar un polyfill para el método filter de los Arrays.</w:t>
       </w:r>
     </w:p>
     <w:p>
@@ -6519,7 +3507,6 @@
         </w:rPr>
         <w:t>💡</w:t>
       </w:r>
-      <w:proofErr w:type="spellStart"/>
       <w:r>
         <w:rPr>
           <w:rFonts w:ascii="Inter" w:eastAsia="Times New Roman" w:hAnsi="Inter" w:cs="Times New Roman"/>
@@ -6535,7 +3522,6 @@
         </w:rPr>
         <w:t>Tips</w:t>
       </w:r>
-      <w:proofErr w:type="spellEnd"/>
     </w:p>
     <w:p>
       <w:pPr>
@@ -6572,59 +3558,7 @@
           <w:lang w:val="es-AR" w:eastAsia="es-AR"/>
           <w14:ligatures w14:val="none"/>
         </w:rPr>
-        <w:t xml:space="preserve">Entender el funcionamiento de estos métodos nos ayudará a comprender los principios de inmutabilidad de la programación funcional. Esto utiliza </w:t>
-      </w:r>
-      <w:proofErr w:type="spellStart"/>
-      <w:r>
-        <w:rPr>
-          <w:rFonts w:ascii="Inter" w:eastAsia="Times New Roman" w:hAnsi="Inter" w:cs="Times New Roman"/>
-          <w:color w:val="FFFFFF"/>
-          <w:kern w:val="0"/>
-          <w:sz w:val="21"/>
-          <w:szCs w:val="21"/>
-          <w:lang w:val="es-AR" w:eastAsia="es-AR"/>
-          <w14:ligatures w14:val="none"/>
-        </w:rPr>
-        <w:t>React</w:t>
-      </w:r>
-      <w:proofErr w:type="spellEnd"/>
-      <w:r>
-        <w:rPr>
-          <w:rFonts w:ascii="Inter" w:eastAsia="Times New Roman" w:hAnsi="Inter" w:cs="Times New Roman"/>
-          <w:color w:val="FFFFFF"/>
-          <w:kern w:val="0"/>
-          <w:sz w:val="21"/>
-          <w:szCs w:val="21"/>
-          <w:lang w:val="es-AR" w:eastAsia="es-AR"/>
-          <w14:ligatures w14:val="none"/>
-        </w:rPr>
-        <w:t xml:space="preserve"> para poder hacer la manipulación del DOM de forma </w:t>
-      </w:r>
-      <w:proofErr w:type="spellStart"/>
-      <w:r>
-        <w:rPr>
-          <w:rFonts w:ascii="Inter" w:eastAsia="Times New Roman" w:hAnsi="Inter" w:cs="Times New Roman"/>
-          <w:color w:val="FFFFFF"/>
-          <w:kern w:val="0"/>
-          <w:sz w:val="21"/>
-          <w:szCs w:val="21"/>
-          <w:lang w:val="es-AR" w:eastAsia="es-AR"/>
-          <w14:ligatures w14:val="none"/>
-        </w:rPr>
-        <w:t>performante</w:t>
-      </w:r>
-      <w:proofErr w:type="spellEnd"/>
-      <w:r>
-        <w:rPr>
-          <w:rFonts w:ascii="Inter" w:eastAsia="Times New Roman" w:hAnsi="Inter" w:cs="Times New Roman"/>
-          <w:color w:val="FFFFFF"/>
-          <w:kern w:val="0"/>
-          <w:sz w:val="21"/>
-          <w:szCs w:val="21"/>
-          <w:lang w:val="es-AR" w:eastAsia="es-AR"/>
-          <w14:ligatures w14:val="none"/>
-        </w:rPr>
-        <w:t>. No olvidar que necesitamos RETORNAR un array con los elementos que cumplen con la condición del filtro, por lo que dentro necesitaremos de un IF.</w:t>
+        <w:t>Entender el funcionamiento de estos métodos nos ayudará a comprender los principios de inmutabilidad de la programación funcional. Esto utiliza React para poder hacer la manipulación del DOM de forma performante. No olvidar que necesitamos RETORNAR un array con los elementos que cumplen con la condición del filtro, por lo que dentro necesitaremos de un IF.</w:t>
       </w:r>
     </w:p>
     <w:p>
@@ -6720,85 +3654,7 @@
           <w:lang w:val="es-AR" w:eastAsia="es-AR"/>
           <w14:ligatures w14:val="none"/>
         </w:rPr>
-        <w:t xml:space="preserve">En un componente botón no es tan cómodo establecer su </w:t>
-      </w:r>
-      <w:proofErr w:type="spellStart"/>
-      <w:r>
-        <w:rPr>
-          <w:rFonts w:ascii="Inter" w:eastAsia="Times New Roman" w:hAnsi="Inter" w:cs="Times New Roman"/>
-          <w:color w:val="FFFFFF"/>
-          <w:kern w:val="0"/>
-          <w:sz w:val="21"/>
-          <w:szCs w:val="21"/>
-          <w:lang w:val="es-AR" w:eastAsia="es-AR"/>
-          <w14:ligatures w14:val="none"/>
-        </w:rPr>
-        <w:t>label</w:t>
-      </w:r>
-      <w:proofErr w:type="spellEnd"/>
-      <w:r>
-        <w:rPr>
-          <w:rFonts w:ascii="Inter" w:eastAsia="Times New Roman" w:hAnsi="Inter" w:cs="Times New Roman"/>
-          <w:color w:val="FFFFFF"/>
-          <w:kern w:val="0"/>
-          <w:sz w:val="21"/>
-          <w:szCs w:val="21"/>
-          <w:lang w:val="es-AR" w:eastAsia="es-AR"/>
-          <w14:ligatures w14:val="none"/>
-        </w:rPr>
-        <w:t xml:space="preserve"> como si fuese un atributo, sino que sería más fácil de entender si el texto lo escribo como hijo del componente. Aplicar la </w:t>
-      </w:r>
-      <w:proofErr w:type="spellStart"/>
-      <w:r>
-        <w:rPr>
-          <w:rFonts w:ascii="Inter" w:eastAsia="Times New Roman" w:hAnsi="Inter" w:cs="Times New Roman"/>
-          <w:color w:val="FFFFFF"/>
-          <w:kern w:val="0"/>
-          <w:sz w:val="21"/>
-          <w:szCs w:val="21"/>
-          <w:lang w:val="es-AR" w:eastAsia="es-AR"/>
-          <w14:ligatures w14:val="none"/>
-        </w:rPr>
-        <w:t>prop</w:t>
-      </w:r>
-      <w:proofErr w:type="spellEnd"/>
-      <w:r>
-        <w:rPr>
-          <w:rFonts w:ascii="Inter" w:eastAsia="Times New Roman" w:hAnsi="Inter" w:cs="Times New Roman"/>
-          <w:color w:val="FFFFFF"/>
-          <w:kern w:val="0"/>
-          <w:sz w:val="21"/>
-          <w:szCs w:val="21"/>
-          <w:lang w:val="es-AR" w:eastAsia="es-AR"/>
-          <w14:ligatures w14:val="none"/>
-        </w:rPr>
-        <w:t xml:space="preserve"> </w:t>
-      </w:r>
-      <w:proofErr w:type="spellStart"/>
-      <w:r>
-        <w:rPr>
-          <w:rFonts w:ascii="Inter" w:eastAsia="Times New Roman" w:hAnsi="Inter" w:cs="Times New Roman"/>
-          <w:color w:val="FFFFFF"/>
-          <w:kern w:val="0"/>
-          <w:sz w:val="21"/>
-          <w:szCs w:val="21"/>
-          <w:lang w:val="es-AR" w:eastAsia="es-AR"/>
-          <w14:ligatures w14:val="none"/>
-        </w:rPr>
-        <w:t>children</w:t>
-      </w:r>
-      <w:proofErr w:type="spellEnd"/>
-      <w:r>
-        <w:rPr>
-          <w:rFonts w:ascii="Inter" w:eastAsia="Times New Roman" w:hAnsi="Inter" w:cs="Times New Roman"/>
-          <w:color w:val="FFFFFF"/>
-          <w:kern w:val="0"/>
-          <w:sz w:val="21"/>
-          <w:szCs w:val="21"/>
-          <w:lang w:val="es-AR" w:eastAsia="es-AR"/>
-          <w14:ligatures w14:val="none"/>
-        </w:rPr>
-        <w:t xml:space="preserve"> para esto.</w:t>
+        <w:t>En un componente botón no es tan cómodo establecer su label como si fuese un atributo, sino que sería más fácil de entender si el texto lo escribo como hijo del componente. Aplicar la prop children para esto.</w:t>
       </w:r>
     </w:p>
     <w:p>
@@ -6850,7 +3706,6 @@
         </w:rPr>
         <w:t> </w:t>
       </w:r>
-      <w:proofErr w:type="spellStart"/>
       <w:r>
         <w:rPr>
           <w:rFonts w:ascii="Inter" w:eastAsia="Times New Roman" w:hAnsi="Inter" w:cs="Times New Roman"/>
@@ -6866,7 +3721,6 @@
         </w:rPr>
         <w:t>Tips</w:t>
       </w:r>
-      <w:proofErr w:type="spellEnd"/>
     </w:p>
     <w:p>
       <w:pPr>
@@ -6903,85 +3757,7 @@
           <w:lang w:val="es-AR" w:eastAsia="es-AR"/>
           <w14:ligatures w14:val="none"/>
         </w:rPr>
-        <w:t xml:space="preserve">En un componente botón no es tan cómodo establecer su </w:t>
-      </w:r>
-      <w:proofErr w:type="spellStart"/>
-      <w:r>
-        <w:rPr>
-          <w:rFonts w:ascii="Inter" w:eastAsia="Times New Roman" w:hAnsi="Inter" w:cs="Times New Roman"/>
-          <w:color w:val="FFFFFF"/>
-          <w:kern w:val="0"/>
-          <w:sz w:val="21"/>
-          <w:szCs w:val="21"/>
-          <w:lang w:val="es-AR" w:eastAsia="es-AR"/>
-          <w14:ligatures w14:val="none"/>
-        </w:rPr>
-        <w:t>label</w:t>
-      </w:r>
-      <w:proofErr w:type="spellEnd"/>
-      <w:r>
-        <w:rPr>
-          <w:rFonts w:ascii="Inter" w:eastAsia="Times New Roman" w:hAnsi="Inter" w:cs="Times New Roman"/>
-          <w:color w:val="FFFFFF"/>
-          <w:kern w:val="0"/>
-          <w:sz w:val="21"/>
-          <w:szCs w:val="21"/>
-          <w:lang w:val="es-AR" w:eastAsia="es-AR"/>
-          <w14:ligatures w14:val="none"/>
-        </w:rPr>
-        <w:t xml:space="preserve"> como si fuese un atributo, sino que sería más fácil de entender si el texto lo escribo como hijo del componente. Aplicar la </w:t>
-      </w:r>
-      <w:proofErr w:type="spellStart"/>
-      <w:r>
-        <w:rPr>
-          <w:rFonts w:ascii="Inter" w:eastAsia="Times New Roman" w:hAnsi="Inter" w:cs="Times New Roman"/>
-          <w:color w:val="FFFFFF"/>
-          <w:kern w:val="0"/>
-          <w:sz w:val="21"/>
-          <w:szCs w:val="21"/>
-          <w:lang w:val="es-AR" w:eastAsia="es-AR"/>
-          <w14:ligatures w14:val="none"/>
-        </w:rPr>
-        <w:t>prop</w:t>
-      </w:r>
-      <w:proofErr w:type="spellEnd"/>
-      <w:r>
-        <w:rPr>
-          <w:rFonts w:ascii="Inter" w:eastAsia="Times New Roman" w:hAnsi="Inter" w:cs="Times New Roman"/>
-          <w:color w:val="FFFFFF"/>
-          <w:kern w:val="0"/>
-          <w:sz w:val="21"/>
-          <w:szCs w:val="21"/>
-          <w:lang w:val="es-AR" w:eastAsia="es-AR"/>
-          <w14:ligatures w14:val="none"/>
-        </w:rPr>
-        <w:t xml:space="preserve"> </w:t>
-      </w:r>
-      <w:proofErr w:type="spellStart"/>
-      <w:r>
-        <w:rPr>
-          <w:rFonts w:ascii="Inter" w:eastAsia="Times New Roman" w:hAnsi="Inter" w:cs="Times New Roman"/>
-          <w:color w:val="FFFFFF"/>
-          <w:kern w:val="0"/>
-          <w:sz w:val="21"/>
-          <w:szCs w:val="21"/>
-          <w:lang w:val="es-AR" w:eastAsia="es-AR"/>
-          <w14:ligatures w14:val="none"/>
-        </w:rPr>
-        <w:t>children</w:t>
-      </w:r>
-      <w:proofErr w:type="spellEnd"/>
-      <w:r>
-        <w:rPr>
-          <w:rFonts w:ascii="Inter" w:eastAsia="Times New Roman" w:hAnsi="Inter" w:cs="Times New Roman"/>
-          <w:color w:val="FFFFFF"/>
-          <w:kern w:val="0"/>
-          <w:sz w:val="21"/>
-          <w:szCs w:val="21"/>
-          <w:lang w:val="es-AR" w:eastAsia="es-AR"/>
-          <w14:ligatures w14:val="none"/>
-        </w:rPr>
-        <w:t xml:space="preserve"> para esto.</w:t>
+        <w:t>En un componente botón no es tan cómodo establecer su label como si fuese un atributo, sino que sería más fácil de entender si el texto lo escribo como hijo del componente. Aplicar la prop children para esto.</w:t>
       </w:r>
     </w:p>
     <w:p>
@@ -7069,7 +3845,1079 @@
         </w:drawing>
       </w:r>
     </w:p>
+    <w:p>
+      <w:r>
+        <w:br w:type="page"/>
+      </w:r>
+    </w:p>
+    <w:p>
+      <w:pPr>
+        <w:rPr>
+          <w:b/>
+          <w:bCs/>
+          <w:lang w:val="es-AR"/>
+        </w:rPr>
+      </w:pPr>
+      <w:r>
+        <w:rPr>
+          <w:b/>
+          <w:bCs/>
+          <w:lang w:val="es-AR"/>
+        </w:rPr>
+        <w:lastRenderedPageBreak/>
+        <w:t>ntroducción a la Unidad</w:t>
+      </w:r>
+    </w:p>
+    <w:p>
+      <w:pPr>
+        <w:rPr>
+          <w:lang w:val="es-AR"/>
+        </w:rPr>
+      </w:pPr>
+      <w:r>
+        <w:rPr>
+          <w:lang w:val="es-AR"/>
+        </w:rPr>
+        <w:t>En esta unidad, profundizaremos en temas avanzados de React, centrados en la gestión y manipulación de componentes. Exploraremos conceptos clave como el manejo de estados y efectos secundarios, el uso de hooks como </w:t>
+      </w:r>
+    </w:p>
+    <w:p>
+      <w:pPr>
+        <w:rPr>
+          <w:lang w:val="es-AR"/>
+        </w:rPr>
+      </w:pPr>
+      <w:r>
+        <w:rPr>
+          <w:lang w:val="es-AR"/>
+        </w:rPr>
+        <w:t>useRef</w:t>
+      </w:r>
+    </w:p>
+    <w:p>
+      <w:pPr>
+        <w:rPr>
+          <w:lang w:val="es-AR"/>
+        </w:rPr>
+      </w:pPr>
+      <w:r>
+        <w:rPr>
+          <w:lang w:val="es-AR"/>
+        </w:rPr>
+        <w:t> y </w:t>
+      </w:r>
+    </w:p>
+    <w:p>
+      <w:pPr>
+        <w:rPr>
+          <w:lang w:val="es-AR"/>
+        </w:rPr>
+      </w:pPr>
+      <w:r>
+        <w:rPr>
+          <w:lang w:val="es-AR"/>
+        </w:rPr>
+        <w:t>useEffect</w:t>
+      </w:r>
+    </w:p>
+    <w:p>
+      <w:pPr>
+        <w:rPr>
+          <w:lang w:val="es-AR"/>
+        </w:rPr>
+      </w:pPr>
+      <w:r>
+        <w:rPr>
+          <w:lang w:val="es-AR"/>
+        </w:rPr>
+        <w:t>, y cómo se generan listas dinámicas utilizando el método </w:t>
+      </w:r>
+    </w:p>
+    <w:p>
+      <w:pPr>
+        <w:rPr>
+          <w:lang w:val="es-AR"/>
+        </w:rPr>
+      </w:pPr>
+      <w:r>
+        <w:rPr>
+          <w:lang w:val="es-AR"/>
+        </w:rPr>
+        <w:t>map</w:t>
+      </w:r>
+    </w:p>
+    <w:p>
+      <w:pPr>
+        <w:rPr>
+          <w:lang w:val="es-AR"/>
+        </w:rPr>
+      </w:pPr>
+      <w:r>
+        <w:rPr>
+          <w:lang w:val="es-AR"/>
+        </w:rPr>
+        <w:t>. Estos conocimientos te permitirán mejorar la eficiencia y el rendimiento de tus aplicaciones React, optimizando la interacción entre los componentes y su impacto en la interfaz de usuario.</w:t>
+      </w:r>
+    </w:p>
+    <w:p>
+      <w:pPr>
+        <w:rPr>
+          <w:lang w:val="es-AR"/>
+        </w:rPr>
+      </w:pPr>
+      <w:r>
+        <w:rPr>
+          <w:lang w:val="es-AR"/>
+        </w:rPr>
+        <w:t>Empezaremos revisando el ciclo de vida de los componentes, aprendiendo a gestionar y optimizar el flujo de datos a través de estados y props. Luego, abordaremos cómo manejar efectos secundarios con el uso de useEffect, asegurando un control más preciso sobre cuándo y cómo se actualizan los componentes. Finalmente, exploraremos cómo utilizar map para crear y gestionar listas de elementos, una técnica fundamental para renderizar contenido dinámico en aplicaciones React.</w:t>
+      </w:r>
+    </w:p>
+    <w:p>
+      <w:pPr>
+        <w:rPr>
+          <w:lang w:val="es-AR"/>
+        </w:rPr>
+      </w:pPr>
+      <w:r>
+        <w:rPr>
+          <w:lang w:val="es-AR"/>
+        </w:rPr>
+        <w:t>Esta unidad está diseñada para proporcionarte las herramientas necesarias para dominar la creación de aplicaciones React robustas y bien estructuradas, permitiéndote implementar patrones avanzados de desarrollo y mantener el control sobre la lógica interna de tus componentes. ¡Adelante!</w:t>
+      </w:r>
+    </w:p>
+    <w:p>
+      <w:pPr>
+        <w:rPr>
+          <w:b/>
+          <w:bCs/>
+          <w:lang w:val="es-AR"/>
+        </w:rPr>
+      </w:pPr>
+      <w:r>
+        <w:rPr>
+          <w:b/>
+          <w:bCs/>
+          <w:lang w:val="es-AR"/>
+        </w:rPr>
+        <w:t>Ciclo de Vida de Componentes</w:t>
+      </w:r>
+    </w:p>
+    <w:p>
+      <w:pPr>
+        <w:rPr>
+          <w:b/>
+          <w:bCs/>
+          <w:lang w:val="es-AR"/>
+        </w:rPr>
+      </w:pPr>
+      <w:r>
+        <w:rPr>
+          <w:b/>
+          <w:bCs/>
+          <w:lang w:val="es-AR"/>
+        </w:rPr>
+        <w:t>El Ciclo de Vida de un Componente en React</w:t>
+      </w:r>
+    </w:p>
+    <w:p>
+      <w:pPr>
+        <w:rPr>
+          <w:lang w:val="es-AR"/>
+        </w:rPr>
+      </w:pPr>
+      <w:r>
+        <w:rPr>
+          <w:lang w:val="es-AR"/>
+        </w:rPr>
+        <w:t>El ciclo de vida de un componente en React es un concepto esencial para el desarrollo de aplicaciones dinámicas y eficientes. A lo largo de su existencia, un componente pasa por tres fases clave:</w:t>
+      </w:r>
+    </w:p>
+    <w:p>
+      <w:pPr>
+        <w:numPr>
+          <w:ilvl w:val="0"/>
+          <w:numId w:val="9"/>
+        </w:numPr>
+        <w:rPr>
+          <w:lang w:val="es-AR"/>
+        </w:rPr>
+      </w:pPr>
+      <w:r>
+        <w:rPr>
+          <w:b/>
+          <w:bCs/>
+          <w:lang w:val="es-AR"/>
+        </w:rPr>
+        <w:t>Montaje</w:t>
+      </w:r>
+      <w:r>
+        <w:rPr>
+          <w:lang w:val="es-AR"/>
+        </w:rPr>
+        <w:t>: Esta es la fase inicial, donde el componente se crea y se inserta en el DOM por primera vez. En este punto, se pueden ejecutar configuraciones iniciales, como la obtención de datos desde APIs o la configuración de estados y props. Es el momento en que el componente está naciendo y estableciendo su estructura base.</w:t>
+      </w:r>
+    </w:p>
+    <w:p>
+      <w:pPr>
+        <w:numPr>
+          <w:ilvl w:val="0"/>
+          <w:numId w:val="9"/>
+        </w:numPr>
+        <w:rPr>
+          <w:lang w:val="es-AR"/>
+        </w:rPr>
+      </w:pPr>
+      <w:r>
+        <w:rPr>
+          <w:b/>
+          <w:bCs/>
+          <w:lang w:val="es-AR"/>
+        </w:rPr>
+        <w:t>Actualización</w:t>
+      </w:r>
+      <w:r>
+        <w:rPr>
+          <w:lang w:val="es-AR"/>
+        </w:rPr>
+        <w:t>: Esta fase ocurre cada vez que el componente sufre cambios, ya sea por una actualización de sus props o estados. En esta fase, el componente se vuelve a renderizar para reflejar los cambios. Es crucial manejar correctamente esta etapa para evitar renderizados innecesarios que puedan afectar el rendimiento de la aplicación.</w:t>
+      </w:r>
+    </w:p>
+    <w:p>
+      <w:pPr>
+        <w:numPr>
+          <w:ilvl w:val="0"/>
+          <w:numId w:val="9"/>
+        </w:numPr>
+        <w:rPr>
+          <w:lang w:val="es-AR"/>
+        </w:rPr>
+      </w:pPr>
+      <w:r>
+        <w:rPr>
+          <w:b/>
+          <w:bCs/>
+          <w:lang w:val="es-AR"/>
+        </w:rPr>
+        <w:t>Desmontaje</w:t>
+      </w:r>
+      <w:r>
+        <w:rPr>
+          <w:lang w:val="es-AR"/>
+        </w:rPr>
+        <w:t>: Es la fase final del ciclo de vida de un componente, cuando se elimina del DOM. Aquí, es importante limpiar cualquier recurso que el componente haya utilizado, como suscripciones a eventos o temporizadores, para evitar fugas de memoria.</w:t>
+      </w:r>
+    </w:p>
+    <w:p>
+      <w:pPr>
+        <w:rPr>
+          <w:lang w:val="es-AR"/>
+        </w:rPr>
+      </w:pPr>
+      <w:r>
+        <w:rPr>
+          <w:lang w:val="es-AR"/>
+        </w:rPr>
+        <w:lastRenderedPageBreak/>
+        <w:t>Entender y gestionar correctamente estas fases te permitirá construir componentes más robustos, asegurando un comportamiento predecible y optimizado dentro de tus aplicaciones React.</w:t>
+      </w:r>
+    </w:p>
+    <w:p>
+      <w:pPr>
+        <w:rPr>
+          <w:b/>
+          <w:bCs/>
+          <w:lang w:val="es-AR"/>
+        </w:rPr>
+      </w:pPr>
+      <w:r>
+        <w:rPr>
+          <w:b/>
+          <w:bCs/>
+          <w:lang w:val="es-AR"/>
+        </w:rPr>
+        <w:t>Children y Props</w:t>
+      </w:r>
+    </w:p>
+    <w:p>
+      <w:pPr>
+        <w:rPr>
+          <w:b/>
+          <w:bCs/>
+          <w:lang w:val="es-AR"/>
+        </w:rPr>
+      </w:pPr>
+      <w:r>
+        <w:rPr>
+          <w:b/>
+          <w:bCs/>
+          <w:lang w:val="es-AR"/>
+        </w:rPr>
+        <w:t>Manejo de la Propiedad Children en React</w:t>
+      </w:r>
+    </w:p>
+    <w:p>
+      <w:pPr>
+        <w:rPr>
+          <w:lang w:val="es-AR"/>
+        </w:rPr>
+      </w:pPr>
+      <w:r>
+        <w:rPr>
+          <w:lang w:val="es-AR"/>
+        </w:rPr>
+        <w:t>En React, la propiedad children permite proyectar o transcluir uno o más componentes dentro de otro, facilitando la creación de estructuras de componentes más complejas y reutilizables. Esta propiedad se usa cuando necesitamos insertar contenido dentro de un componente sin que el componente padre tenga conocimiento directo del contenido específico que se va a renderizar.La propiedad children se inyecta automáticamente dentro de las props de un componente si existe algún contenido entre las etiquetas de apertura y cierre del componente. Esto hace que children sea una forma flexible y poderosa de pasar contenido de un componente a otro.</w:t>
+      </w:r>
+    </w:p>
+    <w:p>
+      <w:pPr>
+        <w:rPr>
+          <w:b/>
+          <w:bCs/>
+          <w:lang w:val="es-AR"/>
+        </w:rPr>
+      </w:pPr>
+      <w:r>
+        <w:rPr>
+          <w:b/>
+          <w:bCs/>
+          <w:lang w:val="es-AR"/>
+        </w:rPr>
+        <w:t>Ejemplo de Código</w:t>
+      </w:r>
+    </w:p>
+    <w:p>
+      <w:pPr>
+        <w:rPr>
+          <w:lang w:val="es-AR"/>
+        </w:rPr>
+      </w:pPr>
+      <w:r>
+        <w:rPr>
+          <w:lang w:val="es-AR"/>
+        </w:rPr>
+        <w:t>A continuación, un ejemplo que muestra cómo React maneja children:</w:t>
+      </w:r>
+    </w:p>
+    <w:p>
+      <w:r>
+        <w:t>const App = () =&gt; {</w:t>
+      </w:r>
+    </w:p>
+    <w:p>
+      <w:r>
+        <w:t xml:space="preserve">  return (</w:t>
+      </w:r>
+    </w:p>
+    <w:p>
+      <w:r>
+        <w:t xml:space="preserve">    &lt;Layout title="Mi Componente"&gt;</w:t>
+      </w:r>
+    </w:p>
+    <w:p>
+      <w:r>
+        <w:t xml:space="preserve">      &lt;h4&gt;Subtítulo&lt;/h4&gt;</w:t>
+      </w:r>
+    </w:p>
+    <w:p>
+      <w:r>
+        <w:t xml:space="preserve">      &lt;p&gt;Este es el contenido proyectado con children.&lt;/p&gt;</w:t>
+      </w:r>
+    </w:p>
+    <w:p>
+      <w:r>
+        <w:t xml:space="preserve">    &lt;/Layout&gt;</w:t>
+      </w:r>
+    </w:p>
+    <w:p>
+      <w:r>
+        <w:t xml:space="preserve">  );</w:t>
+      </w:r>
+    </w:p>
+    <w:p>
+      <w:r>
+        <w:t>};</w:t>
+      </w:r>
+    </w:p>
     <w:p/>
+    <w:p>
+      <w:r>
+        <w:t>const Layout = (props) =&gt; {</w:t>
+      </w:r>
+    </w:p>
+    <w:p>
+      <w:r>
+        <w:t xml:space="preserve">  console.log(props);</w:t>
+      </w:r>
+    </w:p>
+    <w:p>
+      <w:r>
+        <w:t xml:space="preserve">  return (</w:t>
+      </w:r>
+    </w:p>
+    <w:p>
+      <w:r>
+        <w:t xml:space="preserve">    &lt;div&gt;</w:t>
+      </w:r>
+    </w:p>
+    <w:p>
+      <w:r>
+        <w:t xml:space="preserve">      &lt;h1&gt;{props.title}&lt;/h1&gt;</w:t>
+      </w:r>
+    </w:p>
+    <w:p>
+      <w:r>
+        <w:t xml:space="preserve">      {props.children}</w:t>
+      </w:r>
+    </w:p>
+    <w:p>
+      <w:r>
+        <w:t xml:space="preserve">    &lt;/div&gt;</w:t>
+      </w:r>
+    </w:p>
+    <w:p>
+      <w:r>
+        <w:t xml:space="preserve">  );</w:t>
+      </w:r>
+    </w:p>
+    <w:p>
+      <w:r>
+        <w:t>};</w:t>
+      </w:r>
+    </w:p>
+    <w:p/>
+    <w:p>
+      <w:pPr>
+        <w:rPr>
+          <w:b/>
+          <w:bCs/>
+          <w:lang w:val="es-AR"/>
+        </w:rPr>
+      </w:pPr>
+      <w:r>
+        <w:rPr>
+          <w:b/>
+          <w:bCs/>
+          <w:lang w:val="es-AR"/>
+        </w:rPr>
+        <w:lastRenderedPageBreak/>
+        <w:t>Explicación del Código</w:t>
+      </w:r>
+    </w:p>
+    <w:p>
+      <w:pPr>
+        <w:numPr>
+          <w:ilvl w:val="0"/>
+          <w:numId w:val="10"/>
+        </w:numPr>
+        <w:rPr>
+          <w:lang w:val="es-AR"/>
+        </w:rPr>
+      </w:pPr>
+      <w:r>
+        <w:rPr>
+          <w:b/>
+          <w:bCs/>
+          <w:lang w:val="es-AR"/>
+        </w:rPr>
+        <w:t>Uso de Children</w:t>
+      </w:r>
+      <w:r>
+        <w:rPr>
+          <w:lang w:val="es-AR"/>
+        </w:rPr>
+        <w:t>: En el componente App, Layout recibe contenido entre sus etiquetas, lo cual se proyecta al componente hijo a través de la propiedad children.</w:t>
+      </w:r>
+    </w:p>
+    <w:p>
+      <w:pPr>
+        <w:numPr>
+          <w:ilvl w:val="0"/>
+          <w:numId w:val="10"/>
+        </w:numPr>
+        <w:rPr>
+          <w:lang w:val="es-AR"/>
+        </w:rPr>
+      </w:pPr>
+      <w:r>
+        <w:rPr>
+          <w:b/>
+          <w:bCs/>
+          <w:lang w:val="es-AR"/>
+        </w:rPr>
+        <w:t>Inyección Automática</w:t>
+      </w:r>
+      <w:r>
+        <w:rPr>
+          <w:lang w:val="es-AR"/>
+        </w:rPr>
+        <w:t>: React inyecta este contenido en las props del componente Layout, donde props.children se utiliza para renderizar los elementos pasados desde el componente padre.</w:t>
+      </w:r>
+    </w:p>
+    <w:p>
+      <w:pPr>
+        <w:numPr>
+          <w:ilvl w:val="0"/>
+          <w:numId w:val="10"/>
+        </w:numPr>
+        <w:rPr>
+          <w:lang w:val="es-AR"/>
+        </w:rPr>
+      </w:pPr>
+      <w:r>
+        <w:rPr>
+          <w:b/>
+          <w:bCs/>
+          <w:lang w:val="es-AR"/>
+        </w:rPr>
+        <w:t>Versatilidad de Children</w:t>
+      </w:r>
+      <w:r>
+        <w:rPr>
+          <w:lang w:val="es-AR"/>
+        </w:rPr>
+        <w:t>: La propiedad children puede ser un solo elemento o un array de elementos, lo cual depende de la cantidad de contenido que se pase al componente.</w:t>
+      </w:r>
+    </w:p>
+    <w:p>
+      <w:pPr>
+        <w:rPr>
+          <w:lang w:val="es-AR"/>
+        </w:rPr>
+      </w:pPr>
+      <w:r>
+        <w:rPr>
+          <w:lang w:val="es-AR"/>
+        </w:rPr>
+        <w:t>Esta técnica es esencial para implementar patrones de diseño avanzados, permitiendo que los componentes sean altamente reutilizables y dinámicos, sin tener que modificar su lógica interna o estructura para cada caso de uso.</w:t>
+      </w:r>
+    </w:p>
+    <w:p>
+      <w:pPr>
+        <w:rPr>
+          <w:b/>
+          <w:bCs/>
+          <w:lang w:val="es-AR"/>
+        </w:rPr>
+      </w:pPr>
+      <w:r>
+        <w:rPr>
+          <w:b/>
+          <w:bCs/>
+          <w:lang w:val="es-AR"/>
+        </w:rPr>
+        <w:t>Children</w:t>
+      </w:r>
+    </w:p>
+    <w:p>
+      <w:pPr>
+        <w:rPr>
+          <w:lang w:val="es-AR"/>
+        </w:rPr>
+      </w:pPr>
+      <w:r>
+        <w:rPr>
+          <w:lang w:val="es-AR"/>
+        </w:rPr>
+        <w:t>El concepto de children es la forma en que React nos permite incluir un componente dentro de otro sin que al padre le importe exactamente qué componente o componentes hijos están siendo incluidos. Los elementos hijos son aquellos que se colocan dentro de la etiqueta de apertura y cierre del componente y la prop “children” se utiliza para acceder y manipular estos elementos hijos desde dentro del componente padre.</w:t>
+      </w:r>
+    </w:p>
+    <w:p>
+      <w:r>
+        <w:rPr>
+          <w:noProof/>
+        </w:rPr>
+        <w:drawing>
+          <wp:inline distT="0" distB="0" distL="0" distR="0" wp14:anchorId="4EDEE902" wp14:editId="0EA1400E">
+            <wp:extent cx="5400040" cy="2329180"/>
+            <wp:effectExtent l="0" t="0" r="0" b="0"/>
+            <wp:docPr id="740445428" name="Imagen 1"/>
+            <wp:cNvGraphicFramePr>
+              <a:graphicFrameLocks xmlns:a="http://schemas.openxmlformats.org/drawingml/2006/main" noChangeAspect="1"/>
+            </wp:cNvGraphicFramePr>
+            <a:graphic xmlns:a="http://schemas.openxmlformats.org/drawingml/2006/main">
+              <a:graphicData uri="http://schemas.openxmlformats.org/drawingml/2006/picture">
+                <pic:pic xmlns:pic="http://schemas.openxmlformats.org/drawingml/2006/picture">
+                  <pic:nvPicPr>
+                    <pic:cNvPr id="740445428" name=""/>
+                    <pic:cNvPicPr/>
+                  </pic:nvPicPr>
+                  <pic:blipFill>
+                    <a:blip r:embed="rId17"/>
+                    <a:stretch>
+                      <a:fillRect/>
+                    </a:stretch>
+                  </pic:blipFill>
+                  <pic:spPr>
+                    <a:xfrm>
+                      <a:off x="0" y="0"/>
+                      <a:ext cx="5400040" cy="2329180"/>
+                    </a:xfrm>
+                    <a:prstGeom prst="rect">
+                      <a:avLst/>
+                    </a:prstGeom>
+                  </pic:spPr>
+                </pic:pic>
+              </a:graphicData>
+            </a:graphic>
+          </wp:inline>
+        </w:drawing>
+      </w:r>
+    </w:p>
+    <w:p/>
+    <w:p>
+      <w:r>
+        <w:t>De esta manera, podemos crear componentes más flexibles y reutilizables que acepten contenido personalizado y que puedan renderizarlo de manera dinámica.</w:t>
+      </w:r>
+    </w:p>
+    <w:p>
+      <w:pPr>
+        <w:rPr>
+          <w:noProof/>
+        </w:rPr>
+      </w:pPr>
+      <w:r>
+        <w:rPr>
+          <w:noProof/>
+        </w:rPr>
+        <w:drawing>
+          <wp:inline distT="0" distB="0" distL="0" distR="0" wp14:anchorId="31322F07" wp14:editId="615E5253">
+            <wp:extent cx="1492651" cy="1546635"/>
+            <wp:effectExtent l="0" t="0" r="0" b="0"/>
+            <wp:docPr id="1467061970" name="Imagen 1"/>
+            <wp:cNvGraphicFramePr>
+              <a:graphicFrameLocks xmlns:a="http://schemas.openxmlformats.org/drawingml/2006/main" noChangeAspect="1"/>
+            </wp:cNvGraphicFramePr>
+            <a:graphic xmlns:a="http://schemas.openxmlformats.org/drawingml/2006/main">
+              <a:graphicData uri="http://schemas.openxmlformats.org/drawingml/2006/picture">
+                <pic:pic xmlns:pic="http://schemas.openxmlformats.org/drawingml/2006/picture">
+                  <pic:nvPicPr>
+                    <pic:cNvPr id="1467061970" name=""/>
+                    <pic:cNvPicPr/>
+                  </pic:nvPicPr>
+                  <pic:blipFill>
+                    <a:blip r:embed="rId18"/>
+                    <a:stretch>
+                      <a:fillRect/>
+                    </a:stretch>
+                  </pic:blipFill>
+                  <pic:spPr>
+                    <a:xfrm>
+                      <a:off x="0" y="0"/>
+                      <a:ext cx="1513282" cy="1568012"/>
+                    </a:xfrm>
+                    <a:prstGeom prst="rect">
+                      <a:avLst/>
+                    </a:prstGeom>
+                  </pic:spPr>
+                </pic:pic>
+              </a:graphicData>
+            </a:graphic>
+          </wp:inline>
+        </w:drawing>
+      </w:r>
+      <w:r>
+        <w:rPr>
+          <w:noProof/>
+        </w:rPr>
+        <w:t xml:space="preserve"> </w:t>
+      </w:r>
+      <w:r>
+        <w:rPr>
+          <w:noProof/>
+        </w:rPr>
+        <w:drawing>
+          <wp:inline distT="0" distB="0" distL="0" distR="0" wp14:anchorId="4AAFEDC9" wp14:editId="2D56BD1D">
+            <wp:extent cx="1963435" cy="1378233"/>
+            <wp:effectExtent l="0" t="0" r="0" b="0"/>
+            <wp:docPr id="549971908" name="Imagen 1" descr="Interfaz de usuario gráfica, Texto, Aplicación&#10;&#10;El contenido generado por IA puede ser incorrecto."/>
+            <wp:cNvGraphicFramePr>
+              <a:graphicFrameLocks xmlns:a="http://schemas.openxmlformats.org/drawingml/2006/main" noChangeAspect="1"/>
+            </wp:cNvGraphicFramePr>
+            <a:graphic xmlns:a="http://schemas.openxmlformats.org/drawingml/2006/main">
+              <a:graphicData uri="http://schemas.openxmlformats.org/drawingml/2006/picture">
+                <pic:pic xmlns:pic="http://schemas.openxmlformats.org/drawingml/2006/picture">
+                  <pic:nvPicPr>
+                    <pic:cNvPr id="549971908" name="Imagen 1" descr="Interfaz de usuario gráfica, Texto, Aplicación&#10;&#10;El contenido generado por IA puede ser incorrecto."/>
+                    <pic:cNvPicPr/>
+                  </pic:nvPicPr>
+                  <pic:blipFill>
+                    <a:blip r:embed="rId19"/>
+                    <a:stretch>
+                      <a:fillRect/>
+                    </a:stretch>
+                  </pic:blipFill>
+                  <pic:spPr>
+                    <a:xfrm>
+                      <a:off x="0" y="0"/>
+                      <a:ext cx="2043132" cy="1434176"/>
+                    </a:xfrm>
+                    <a:prstGeom prst="rect">
+                      <a:avLst/>
+                    </a:prstGeom>
+                  </pic:spPr>
+                </pic:pic>
+              </a:graphicData>
+            </a:graphic>
+          </wp:inline>
+        </w:drawing>
+      </w:r>
+    </w:p>
+    <w:p>
+      <w:pPr>
+        <w:rPr>
+          <w:b/>
+          <w:bCs/>
+          <w:lang w:val="es-AR"/>
+        </w:rPr>
+      </w:pPr>
+      <w:r>
+        <w:rPr>
+          <w:b/>
+          <w:bCs/>
+          <w:lang w:val="es-AR"/>
+        </w:rPr>
+        <w:lastRenderedPageBreak/>
+        <w:t>Manipulando el DOM y Manteniendo Referencias con useRef</w:t>
+      </w:r>
+    </w:p>
+    <w:p>
+      <w:pPr>
+        <w:rPr>
+          <w:b/>
+          <w:bCs/>
+          <w:lang w:val="es-AR"/>
+        </w:rPr>
+      </w:pPr>
+      <w:r>
+        <w:rPr>
+          <w:b/>
+          <w:bCs/>
+          <w:lang w:val="es-AR"/>
+        </w:rPr>
+        <w:t>Uso del Hook useRef en React</w:t>
+      </w:r>
+    </w:p>
+    <w:p>
+      <w:pPr>
+        <w:rPr>
+          <w:lang w:val="es-AR"/>
+        </w:rPr>
+      </w:pPr>
+      <w:r>
+        <w:rPr>
+          <w:lang w:val="es-AR"/>
+        </w:rPr>
+        <w:t xml:space="preserve">El hook useRef es una herramienta poderosa en React que permite crear referencias mutables, es decir, objetos que conservan su valor a lo largo de los renderizados de un componente sin provocar re-renderizaciones. A diferencia de otros hooks como useState, useRef no </w:t>
+      </w:r>
+      <w:r>
+        <w:rPr>
+          <w:lang w:val="es-AR"/>
+        </w:rPr>
+        <w:t>d</w:t>
+      </w:r>
+      <w:r>
+        <w:rPr>
+          <w:lang w:val="es-AR"/>
+        </w:rPr>
+        <w:t>esencadena una actualización del componente cuando su valor cambia. Esto lo convierte en la opción ideal para interactuar directamente con elementos del DOM o para almacenar valores que deben persistir entre renders, pero que no necesitan actualizar la interfaz de usuario.</w:t>
+      </w:r>
+    </w:p>
+    <w:p>
+      <w:pPr>
+        <w:rPr>
+          <w:b/>
+          <w:bCs/>
+          <w:lang w:val="es-AR"/>
+        </w:rPr>
+      </w:pPr>
+      <w:r>
+        <w:rPr>
+          <w:b/>
+          <w:bCs/>
+          <w:lang w:val="es-AR"/>
+        </w:rPr>
+        <w:t>Ejemplo de Código</w:t>
+      </w:r>
+    </w:p>
+    <w:p>
+      <w:pPr>
+        <w:rPr>
+          <w:lang w:val="es-AR"/>
+        </w:rPr>
+      </w:pPr>
+      <w:r>
+        <w:rPr>
+          <w:lang w:val="es-AR"/>
+        </w:rPr>
+        <w:t>A continuación, un ejemplo que muestra cómo se utiliza useRef para manipular un elemento del DOM:</w:t>
+      </w:r>
+    </w:p>
+    <w:p>
+      <w:r>
+        <w:t>import { useRef } from 'react';</w:t>
+      </w:r>
+    </w:p>
+    <w:p>
+      <w:r>
+        <w:t>const App = () =&gt; {</w:t>
+      </w:r>
+    </w:p>
+    <w:p>
+      <w:r>
+        <w:t xml:space="preserve">  const divRef = useRef(null);</w:t>
+      </w:r>
+    </w:p>
+    <w:p>
+      <w:r>
+        <w:t xml:space="preserve">  const handleClick = () =&gt; {</w:t>
+      </w:r>
+    </w:p>
+    <w:p>
+      <w:r>
+        <w:t xml:space="preserve">    divRef.current.innerHTML = "Nuevo contenido";</w:t>
+      </w:r>
+    </w:p>
+    <w:p>
+      <w:r>
+        <w:t xml:space="preserve">  };</w:t>
+      </w:r>
+    </w:p>
+    <w:p>
+      <w:r>
+        <w:t xml:space="preserve">  return (</w:t>
+      </w:r>
+    </w:p>
+    <w:p>
+      <w:r>
+        <w:t xml:space="preserve">    &lt;div&gt;</w:t>
+      </w:r>
+    </w:p>
+    <w:p>
+      <w:r>
+        <w:t xml:space="preserve">      &lt;div ref={divRef}&gt;Contenido original&lt;/div&gt;</w:t>
+      </w:r>
+    </w:p>
+    <w:p>
+      <w:r>
+        <w:t xml:space="preserve">      &lt;button onClick={handleClick}&gt;Cambiar contenido&lt;/button&gt;</w:t>
+      </w:r>
+    </w:p>
+    <w:p>
+      <w:r>
+        <w:t xml:space="preserve">    &lt;/div&gt;</w:t>
+      </w:r>
+    </w:p>
+    <w:p>
+      <w:r>
+        <w:t xml:space="preserve">  );</w:t>
+      </w:r>
+    </w:p>
+    <w:p>
+      <w:r>
+        <w:t>};</w:t>
+      </w:r>
+    </w:p>
+    <w:p>
+      <w:pPr>
+        <w:rPr>
+          <w:b/>
+          <w:bCs/>
+          <w:lang w:val="es-AR"/>
+        </w:rPr>
+      </w:pPr>
+      <w:r>
+        <w:rPr>
+          <w:b/>
+          <w:bCs/>
+          <w:lang w:val="es-AR"/>
+        </w:rPr>
+        <w:t>Explicación del Código</w:t>
+      </w:r>
+    </w:p>
+    <w:p>
+      <w:pPr>
+        <w:numPr>
+          <w:ilvl w:val="0"/>
+          <w:numId w:val="11"/>
+        </w:numPr>
+        <w:rPr>
+          <w:lang w:val="es-AR"/>
+        </w:rPr>
+      </w:pPr>
+      <w:r>
+        <w:rPr>
+          <w:b/>
+          <w:bCs/>
+          <w:lang w:val="es-AR"/>
+        </w:rPr>
+        <w:t>Creación de la Referencia</w:t>
+      </w:r>
+      <w:r>
+        <w:rPr>
+          <w:lang w:val="es-AR"/>
+        </w:rPr>
+        <w:t>: Se utiliza useRef para crear una referencia divRef, que inicialmente es null. Esta referencia se asocia luego a un elemento del DOM mediante el atributo ref.</w:t>
+      </w:r>
+    </w:p>
+    <w:p>
+      <w:pPr>
+        <w:numPr>
+          <w:ilvl w:val="0"/>
+          <w:numId w:val="11"/>
+        </w:numPr>
+        <w:rPr>
+          <w:lang w:val="es-AR"/>
+        </w:rPr>
+      </w:pPr>
+      <w:r>
+        <w:rPr>
+          <w:b/>
+          <w:bCs/>
+          <w:lang w:val="es-AR"/>
+        </w:rPr>
+        <w:t>Manipulación Directa del DOM</w:t>
+      </w:r>
+      <w:r>
+        <w:rPr>
+          <w:lang w:val="es-AR"/>
+        </w:rPr>
+        <w:t>: Al hacer clic en el botón, la función handleClick</w:t>
+      </w:r>
+    </w:p>
+    <w:p>
+      <w:pPr>
+        <w:rPr>
+          <w:lang w:val="es-AR"/>
+        </w:rPr>
+      </w:pPr>
+      <w:r>
+        <w:rPr>
+          <w:lang w:val="es-AR"/>
+        </w:rPr>
+        <w:t> accede al elemento referenciado y modifica su contenido utilizando divRef.current.</w:t>
+      </w:r>
+    </w:p>
+    <w:p>
+      <w:pPr>
+        <w:numPr>
+          <w:ilvl w:val="0"/>
+          <w:numId w:val="11"/>
+        </w:numPr>
+        <w:rPr>
+          <w:lang w:val="es-AR"/>
+        </w:rPr>
+      </w:pPr>
+      <w:r>
+        <w:rPr>
+          <w:b/>
+          <w:bCs/>
+          <w:lang w:val="es-AR"/>
+        </w:rPr>
+        <w:t>Persistencia sin Re-renderización</w:t>
+      </w:r>
+      <w:r>
+        <w:rPr>
+          <w:lang w:val="es-AR"/>
+        </w:rPr>
+        <w:t>: El valor de current en divRef se mantiene entre renderizados del componente, permitiendo cambios directos en el DOM sin afectar el ciclo de renderizado de React.</w:t>
+      </w:r>
+      <w:r>
+        <w:rPr>
+          <w:lang w:val="es-AR"/>
+        </w:rPr>
+        <w:t xml:space="preserve"> </w:t>
+      </w:r>
+    </w:p>
+    <w:p>
+      <w:pPr>
+        <w:rPr>
+          <w:lang w:val="es-AR"/>
+        </w:rPr>
+      </w:pPr>
+      <w:r>
+        <w:rPr>
+          <w:lang w:val="es-AR"/>
+        </w:rPr>
+        <w:t xml:space="preserve">Este uso de useRef es especialmente útil cuando se trabaja con bibliotecas de terceros que requieren manipulación directa del DOM o cuando se necesita mantener un valor persistente, </w:t>
+      </w:r>
+      <w:r>
+        <w:rPr>
+          <w:lang w:val="es-AR"/>
+        </w:rPr>
+        <w:lastRenderedPageBreak/>
+        <w:t>como un contador de renderizados o una referencia a un temporizador, sin causar efectos secundarios no deseados en la interfaz de usuario.</w:t>
+      </w:r>
+    </w:p>
+    <w:p>
+      <w:pPr>
+        <w:rPr>
+          <w:lang w:val="es-AR"/>
+        </w:rPr>
+      </w:pPr>
+    </w:p>
+    <w:p>
+      <w:pPr>
+        <w:rPr>
+          <w:b/>
+          <w:bCs/>
+          <w:lang w:val="es-AR"/>
+        </w:rPr>
+      </w:pPr>
+      <w:r>
+        <w:rPr>
+          <w:b/>
+          <w:bCs/>
+          <w:lang w:val="es-AR"/>
+        </w:rPr>
+        <w:t>Hooks: useState</w:t>
+      </w:r>
+    </w:p>
+    <w:p>
+      <w:pPr>
+        <w:rPr>
+          <w:lang w:val="es-AR"/>
+        </w:rPr>
+      </w:pPr>
+      <w:r>
+        <w:rPr>
+          <w:lang w:val="es-AR"/>
+        </w:rPr>
+        <w:t>El hook useState es uno de los hooks más fundamentales y utilizados en React. Permite agregar y gestionar el estado en componentes funcionales, algo que anteriormente solo era posible en componentes de clase. useState toma como argumento el valor inicial del estado y devuelve un arreglo con dos elementos: el estado actual y una función para actualizarlo. Esta función, conocida como "setter", permite modificar el valor del estado y desencadenar una re-renderización del componente, asegurando que la interfaz se mantenga sincronizada con los datos. Es especialmente útil para gestionar datos cambiantes como inputs de formularios, contadores, y cualquier otra información que requiera actualización y visualización dinámica.</w:t>
+      </w:r>
+    </w:p>
+    <w:p>
+      <w:pPr>
+        <w:rPr>
+          <w:lang w:val="es-AR"/>
+        </w:rPr>
+      </w:pPr>
+      <w:r>
+        <w:rPr>
+          <w:lang w:val="es-AR"/>
+        </w:rPr>
+        <w:t>Al utilizar useState, es importante entender que las actualizaciones del estado son asíncronas y React agrupa múltiples cambios de estado en una sola actualización para optimizar el rendimiento. Esto significa que al llamar al setter varias veces en rápida sucesión, es posible que el componente no se re-renderice de inmediato. Además, useState puede aceptar funciones como argumento inicial, lo cual es beneficioso cuando el valor inicial es costoso de calcular, ya que React solo lo ejecutará una vez al montar el componente. En resumen,</w:t>
+      </w:r>
+    </w:p>
+    <w:p>
+      <w:pPr>
+        <w:rPr>
+          <w:lang w:val="es-AR"/>
+        </w:rPr>
+      </w:pPr>
+      <w:r>
+        <w:rPr>
+          <w:lang w:val="es-AR"/>
+        </w:rPr>
+        <w:t>useState no solo mejora la simplicidad y claridad del código, sino que también permite crear aplicaciones interactivas y responsivas con facilidad, aprovechando las características modernas de los componentes funcionales en React.</w:t>
+      </w:r>
+    </w:p>
+    <w:p>
+      <w:pPr>
+        <w:rPr>
+          <w:lang w:val="es-AR"/>
+        </w:rPr>
+      </w:pPr>
+    </w:p>
     <w:p/>
     <w:sectPr>
       <w:pgSz w:w="11906" w:h="16838"/>
@@ -7310,6 +5158,232 @@
     </w:lvl>
   </w:abstractNum>
   <w:abstractNum w:abstractNumId="2" w15:restartNumberingAfterBreak="0">
+    <w:nsid w:val="06A87BDC"/>
+    <w:multiLevelType w:val="multilevel"/>
+    <w:tmpl w:val="DCB47158"/>
+    <w:lvl w:ilvl="0">
+      <w:start w:val="1"/>
+      <w:numFmt w:val="decimal"/>
+      <w:lvlText w:val="%1."/>
+      <w:lvlJc w:val="left"/>
+      <w:pPr>
+        <w:tabs>
+          <w:tab w:val="num" w:pos="720"/>
+        </w:tabs>
+        <w:ind w:left="720" w:hanging="360"/>
+      </w:pPr>
+    </w:lvl>
+    <w:lvl w:ilvl="1" w:tentative="1">
+      <w:start w:val="1"/>
+      <w:numFmt w:val="decimal"/>
+      <w:lvlText w:val="%2."/>
+      <w:lvlJc w:val="left"/>
+      <w:pPr>
+        <w:tabs>
+          <w:tab w:val="num" w:pos="1440"/>
+        </w:tabs>
+        <w:ind w:left="1440" w:hanging="360"/>
+      </w:pPr>
+    </w:lvl>
+    <w:lvl w:ilvl="2" w:tentative="1">
+      <w:start w:val="1"/>
+      <w:numFmt w:val="decimal"/>
+      <w:lvlText w:val="%3."/>
+      <w:lvlJc w:val="left"/>
+      <w:pPr>
+        <w:tabs>
+          <w:tab w:val="num" w:pos="2160"/>
+        </w:tabs>
+        <w:ind w:left="2160" w:hanging="360"/>
+      </w:pPr>
+    </w:lvl>
+    <w:lvl w:ilvl="3" w:tentative="1">
+      <w:start w:val="1"/>
+      <w:numFmt w:val="decimal"/>
+      <w:lvlText w:val="%4."/>
+      <w:lvlJc w:val="left"/>
+      <w:pPr>
+        <w:tabs>
+          <w:tab w:val="num" w:pos="2880"/>
+        </w:tabs>
+        <w:ind w:left="2880" w:hanging="360"/>
+      </w:pPr>
+    </w:lvl>
+    <w:lvl w:ilvl="4" w:tentative="1">
+      <w:start w:val="1"/>
+      <w:numFmt w:val="decimal"/>
+      <w:lvlText w:val="%5."/>
+      <w:lvlJc w:val="left"/>
+      <w:pPr>
+        <w:tabs>
+          <w:tab w:val="num" w:pos="3600"/>
+        </w:tabs>
+        <w:ind w:left="3600" w:hanging="360"/>
+      </w:pPr>
+    </w:lvl>
+    <w:lvl w:ilvl="5" w:tentative="1">
+      <w:start w:val="1"/>
+      <w:numFmt w:val="decimal"/>
+      <w:lvlText w:val="%6."/>
+      <w:lvlJc w:val="left"/>
+      <w:pPr>
+        <w:tabs>
+          <w:tab w:val="num" w:pos="4320"/>
+        </w:tabs>
+        <w:ind w:left="4320" w:hanging="360"/>
+      </w:pPr>
+    </w:lvl>
+    <w:lvl w:ilvl="6" w:tentative="1">
+      <w:start w:val="1"/>
+      <w:numFmt w:val="decimal"/>
+      <w:lvlText w:val="%7."/>
+      <w:lvlJc w:val="left"/>
+      <w:pPr>
+        <w:tabs>
+          <w:tab w:val="num" w:pos="5040"/>
+        </w:tabs>
+        <w:ind w:left="5040" w:hanging="360"/>
+      </w:pPr>
+    </w:lvl>
+    <w:lvl w:ilvl="7" w:tentative="1">
+      <w:start w:val="1"/>
+      <w:numFmt w:val="decimal"/>
+      <w:lvlText w:val="%8."/>
+      <w:lvlJc w:val="left"/>
+      <w:pPr>
+        <w:tabs>
+          <w:tab w:val="num" w:pos="5760"/>
+        </w:tabs>
+        <w:ind w:left="5760" w:hanging="360"/>
+      </w:pPr>
+    </w:lvl>
+    <w:lvl w:ilvl="8" w:tentative="1">
+      <w:start w:val="1"/>
+      <w:numFmt w:val="decimal"/>
+      <w:lvlText w:val="%9."/>
+      <w:lvlJc w:val="left"/>
+      <w:pPr>
+        <w:tabs>
+          <w:tab w:val="num" w:pos="6480"/>
+        </w:tabs>
+        <w:ind w:left="6480" w:hanging="360"/>
+      </w:pPr>
+    </w:lvl>
+  </w:abstractNum>
+  <w:abstractNum w:abstractNumId="3" w15:restartNumberingAfterBreak="0">
+    <w:nsid w:val="174B54D3"/>
+    <w:multiLevelType w:val="multilevel"/>
+    <w:tmpl w:val="BD9448D0"/>
+    <w:lvl w:ilvl="0">
+      <w:start w:val="1"/>
+      <w:numFmt w:val="decimal"/>
+      <w:lvlText w:val="%1."/>
+      <w:lvlJc w:val="left"/>
+      <w:pPr>
+        <w:tabs>
+          <w:tab w:val="num" w:pos="720"/>
+        </w:tabs>
+        <w:ind w:left="720" w:hanging="360"/>
+      </w:pPr>
+    </w:lvl>
+    <w:lvl w:ilvl="1" w:tentative="1">
+      <w:start w:val="1"/>
+      <w:numFmt w:val="decimal"/>
+      <w:lvlText w:val="%2."/>
+      <w:lvlJc w:val="left"/>
+      <w:pPr>
+        <w:tabs>
+          <w:tab w:val="num" w:pos="1440"/>
+        </w:tabs>
+        <w:ind w:left="1440" w:hanging="360"/>
+      </w:pPr>
+    </w:lvl>
+    <w:lvl w:ilvl="2" w:tentative="1">
+      <w:start w:val="1"/>
+      <w:numFmt w:val="decimal"/>
+      <w:lvlText w:val="%3."/>
+      <w:lvlJc w:val="left"/>
+      <w:pPr>
+        <w:tabs>
+          <w:tab w:val="num" w:pos="2160"/>
+        </w:tabs>
+        <w:ind w:left="2160" w:hanging="360"/>
+      </w:pPr>
+    </w:lvl>
+    <w:lvl w:ilvl="3" w:tentative="1">
+      <w:start w:val="1"/>
+      <w:numFmt w:val="decimal"/>
+      <w:lvlText w:val="%4."/>
+      <w:lvlJc w:val="left"/>
+      <w:pPr>
+        <w:tabs>
+          <w:tab w:val="num" w:pos="2880"/>
+        </w:tabs>
+        <w:ind w:left="2880" w:hanging="360"/>
+      </w:pPr>
+    </w:lvl>
+    <w:lvl w:ilvl="4" w:tentative="1">
+      <w:start w:val="1"/>
+      <w:numFmt w:val="decimal"/>
+      <w:lvlText w:val="%5."/>
+      <w:lvlJc w:val="left"/>
+      <w:pPr>
+        <w:tabs>
+          <w:tab w:val="num" w:pos="3600"/>
+        </w:tabs>
+        <w:ind w:left="3600" w:hanging="360"/>
+      </w:pPr>
+    </w:lvl>
+    <w:lvl w:ilvl="5" w:tentative="1">
+      <w:start w:val="1"/>
+      <w:numFmt w:val="decimal"/>
+      <w:lvlText w:val="%6."/>
+      <w:lvlJc w:val="left"/>
+      <w:pPr>
+        <w:tabs>
+          <w:tab w:val="num" w:pos="4320"/>
+        </w:tabs>
+        <w:ind w:left="4320" w:hanging="360"/>
+      </w:pPr>
+    </w:lvl>
+    <w:lvl w:ilvl="6" w:tentative="1">
+      <w:start w:val="1"/>
+      <w:numFmt w:val="decimal"/>
+      <w:lvlText w:val="%7."/>
+      <w:lvlJc w:val="left"/>
+      <w:pPr>
+        <w:tabs>
+          <w:tab w:val="num" w:pos="5040"/>
+        </w:tabs>
+        <w:ind w:left="5040" w:hanging="360"/>
+      </w:pPr>
+    </w:lvl>
+    <w:lvl w:ilvl="7" w:tentative="1">
+      <w:start w:val="1"/>
+      <w:numFmt w:val="decimal"/>
+      <w:lvlText w:val="%8."/>
+      <w:lvlJc w:val="left"/>
+      <w:pPr>
+        <w:tabs>
+          <w:tab w:val="num" w:pos="5760"/>
+        </w:tabs>
+        <w:ind w:left="5760" w:hanging="360"/>
+      </w:pPr>
+    </w:lvl>
+    <w:lvl w:ilvl="8" w:tentative="1">
+      <w:start w:val="1"/>
+      <w:numFmt w:val="decimal"/>
+      <w:lvlText w:val="%9."/>
+      <w:lvlJc w:val="left"/>
+      <w:pPr>
+        <w:tabs>
+          <w:tab w:val="num" w:pos="6480"/>
+        </w:tabs>
+        <w:ind w:left="6480" w:hanging="360"/>
+      </w:pPr>
+    </w:lvl>
+  </w:abstractNum>
+  <w:abstractNum w:abstractNumId="4" w15:restartNumberingAfterBreak="0">
     <w:nsid w:val="1C302498"/>
     <w:multiLevelType w:val="multilevel"/>
     <w:tmpl w:val="2FC625EA"/>
@@ -7422,7 +5496,7 @@
       </w:pPr>
     </w:lvl>
   </w:abstractNum>
-  <w:abstractNum w:abstractNumId="3" w15:restartNumberingAfterBreak="0">
+  <w:abstractNum w:abstractNumId="5" w15:restartNumberingAfterBreak="0">
     <w:nsid w:val="1FB04D96"/>
     <w:multiLevelType w:val="multilevel"/>
     <w:tmpl w:val="5290BB94"/>
@@ -7535,7 +5609,7 @@
       </w:pPr>
     </w:lvl>
   </w:abstractNum>
-  <w:abstractNum w:abstractNumId="4" w15:restartNumberingAfterBreak="0">
+  <w:abstractNum w:abstractNumId="6" w15:restartNumberingAfterBreak="0">
     <w:nsid w:val="2AE66F5B"/>
     <w:multiLevelType w:val="multilevel"/>
     <w:tmpl w:val="71FE7FAA"/>
@@ -7684,7 +5758,7 @@
       </w:rPr>
     </w:lvl>
   </w:abstractNum>
-  <w:abstractNum w:abstractNumId="5" w15:restartNumberingAfterBreak="0">
+  <w:abstractNum w:abstractNumId="7" w15:restartNumberingAfterBreak="0">
     <w:nsid w:val="399C5892"/>
     <w:multiLevelType w:val="multilevel"/>
     <w:tmpl w:val="4A24CC42"/>
@@ -7797,7 +5871,7 @@
       </w:pPr>
     </w:lvl>
   </w:abstractNum>
-  <w:abstractNum w:abstractNumId="6" w15:restartNumberingAfterBreak="0">
+  <w:abstractNum w:abstractNumId="8" w15:restartNumberingAfterBreak="0">
     <w:nsid w:val="699E3376"/>
     <w:multiLevelType w:val="multilevel"/>
     <w:tmpl w:val="C3EE1DBC"/>
@@ -7910,7 +5984,120 @@
       </w:pPr>
     </w:lvl>
   </w:abstractNum>
-  <w:abstractNum w:abstractNumId="7" w15:restartNumberingAfterBreak="0">
+  <w:abstractNum w:abstractNumId="9" w15:restartNumberingAfterBreak="0">
+    <w:nsid w:val="6C375039"/>
+    <w:multiLevelType w:val="multilevel"/>
+    <w:tmpl w:val="C67E6A54"/>
+    <w:lvl w:ilvl="0">
+      <w:start w:val="1"/>
+      <w:numFmt w:val="decimal"/>
+      <w:lvlText w:val="%1."/>
+      <w:lvlJc w:val="left"/>
+      <w:pPr>
+        <w:tabs>
+          <w:tab w:val="num" w:pos="720"/>
+        </w:tabs>
+        <w:ind w:left="720" w:hanging="360"/>
+      </w:pPr>
+    </w:lvl>
+    <w:lvl w:ilvl="1" w:tentative="1">
+      <w:start w:val="1"/>
+      <w:numFmt w:val="decimal"/>
+      <w:lvlText w:val="%2."/>
+      <w:lvlJc w:val="left"/>
+      <w:pPr>
+        <w:tabs>
+          <w:tab w:val="num" w:pos="1440"/>
+        </w:tabs>
+        <w:ind w:left="1440" w:hanging="360"/>
+      </w:pPr>
+    </w:lvl>
+    <w:lvl w:ilvl="2" w:tentative="1">
+      <w:start w:val="1"/>
+      <w:numFmt w:val="decimal"/>
+      <w:lvlText w:val="%3."/>
+      <w:lvlJc w:val="left"/>
+      <w:pPr>
+        <w:tabs>
+          <w:tab w:val="num" w:pos="2160"/>
+        </w:tabs>
+        <w:ind w:left="2160" w:hanging="360"/>
+      </w:pPr>
+    </w:lvl>
+    <w:lvl w:ilvl="3" w:tentative="1">
+      <w:start w:val="1"/>
+      <w:numFmt w:val="decimal"/>
+      <w:lvlText w:val="%4."/>
+      <w:lvlJc w:val="left"/>
+      <w:pPr>
+        <w:tabs>
+          <w:tab w:val="num" w:pos="2880"/>
+        </w:tabs>
+        <w:ind w:left="2880" w:hanging="360"/>
+      </w:pPr>
+    </w:lvl>
+    <w:lvl w:ilvl="4" w:tentative="1">
+      <w:start w:val="1"/>
+      <w:numFmt w:val="decimal"/>
+      <w:lvlText w:val="%5."/>
+      <w:lvlJc w:val="left"/>
+      <w:pPr>
+        <w:tabs>
+          <w:tab w:val="num" w:pos="3600"/>
+        </w:tabs>
+        <w:ind w:left="3600" w:hanging="360"/>
+      </w:pPr>
+    </w:lvl>
+    <w:lvl w:ilvl="5" w:tentative="1">
+      <w:start w:val="1"/>
+      <w:numFmt w:val="decimal"/>
+      <w:lvlText w:val="%6."/>
+      <w:lvlJc w:val="left"/>
+      <w:pPr>
+        <w:tabs>
+          <w:tab w:val="num" w:pos="4320"/>
+        </w:tabs>
+        <w:ind w:left="4320" w:hanging="360"/>
+      </w:pPr>
+    </w:lvl>
+    <w:lvl w:ilvl="6" w:tentative="1">
+      <w:start w:val="1"/>
+      <w:numFmt w:val="decimal"/>
+      <w:lvlText w:val="%7."/>
+      <w:lvlJc w:val="left"/>
+      <w:pPr>
+        <w:tabs>
+          <w:tab w:val="num" w:pos="5040"/>
+        </w:tabs>
+        <w:ind w:left="5040" w:hanging="360"/>
+      </w:pPr>
+    </w:lvl>
+    <w:lvl w:ilvl="7" w:tentative="1">
+      <w:start w:val="1"/>
+      <w:numFmt w:val="decimal"/>
+      <w:lvlText w:val="%8."/>
+      <w:lvlJc w:val="left"/>
+      <w:pPr>
+        <w:tabs>
+          <w:tab w:val="num" w:pos="5760"/>
+        </w:tabs>
+        <w:ind w:left="5760" w:hanging="360"/>
+      </w:pPr>
+    </w:lvl>
+    <w:lvl w:ilvl="8" w:tentative="1">
+      <w:start w:val="1"/>
+      <w:numFmt w:val="decimal"/>
+      <w:lvlText w:val="%9."/>
+      <w:lvlJc w:val="left"/>
+      <w:pPr>
+        <w:tabs>
+          <w:tab w:val="num" w:pos="6480"/>
+        </w:tabs>
+        <w:ind w:left="6480" w:hanging="360"/>
+      </w:pPr>
+    </w:lvl>
+  </w:abstractNum>
+  <w:abstractNum w:abstractNumId="10" w15:restartNumberingAfterBreak="0">
     <w:nsid w:val="7F2E5544"/>
     <w:multiLevelType w:val="multilevel"/>
     <w:tmpl w:val="9BA6E0A4"/>
@@ -8063,25 +6250,34 @@
     <w:abstractNumId w:val="0"/>
   </w:num>
   <w:num w:numId="2" w16cid:durableId="22756592">
-    <w:abstractNumId w:val="2"/>
+    <w:abstractNumId w:val="4"/>
   </w:num>
   <w:num w:numId="3" w16cid:durableId="1549954121">
-    <w:abstractNumId w:val="5"/>
+    <w:abstractNumId w:val="7"/>
   </w:num>
   <w:num w:numId="4" w16cid:durableId="603342863">
     <w:abstractNumId w:val="1"/>
   </w:num>
   <w:num w:numId="5" w16cid:durableId="1286428715">
+    <w:abstractNumId w:val="5"/>
+  </w:num>
+  <w:num w:numId="6" w16cid:durableId="1356299661">
+    <w:abstractNumId w:val="10"/>
+  </w:num>
+  <w:num w:numId="7" w16cid:durableId="2100641899">
+    <w:abstractNumId w:val="8"/>
+  </w:num>
+  <w:num w:numId="8" w16cid:durableId="251159803">
+    <w:abstractNumId w:val="6"/>
+  </w:num>
+  <w:num w:numId="9" w16cid:durableId="1552422971">
+    <w:abstractNumId w:val="9"/>
+  </w:num>
+  <w:num w:numId="10" w16cid:durableId="1852337171">
     <w:abstractNumId w:val="3"/>
   </w:num>
-  <w:num w:numId="6" w16cid:durableId="1356299661">
-    <w:abstractNumId w:val="7"/>
-  </w:num>
-  <w:num w:numId="7" w16cid:durableId="2100641899">
-    <w:abstractNumId w:val="6"/>
-  </w:num>
-  <w:num w:numId="8" w16cid:durableId="251159803">
-    <w:abstractNumId w:val="4"/>
+  <w:num w:numId="11" w16cid:durableId="1302342353">
+    <w:abstractNumId w:val="2"/>
   </w:num>
 </w:numbering>
 </file>
